--- a/DOCS/BaoCao_Nhom13_HeThongDatHangNhapKhau.docx
+++ b/DOCS/BaoCao_Nhom13_HeThongDatHangNhapKhau.docx
@@ -42005,7 +42005,7 @@
     </w:p>
     <w:bookmarkEnd w:id="156"/>
     <w:bookmarkEnd w:id="157"/>
-    <w:bookmarkStart w:id="200" w:name="chương-7-nguyên-lý-thiết-kế"/>
+    <w:bookmarkStart w:id="203" w:name="chương-7-nguyên-lý-thiết-kế"/>
     <w:p>
       <w:pPr>
         <w:pStyle w:val="Heading1"/>
@@ -47486,7 +47486,7 @@
     </w:p>
     <w:bookmarkEnd w:id="178"/>
     <w:bookmarkEnd w:id="179"/>
-    <w:bookmarkStart w:id="198" w:name="các-design-pattern-đã-áp-dụng"/>
+    <w:bookmarkStart w:id="201" w:name="các-design-pattern-đã-áp-dụng"/>
     <w:p>
       <w:pPr>
         <w:pStyle w:val="Heading2"/>
@@ -50057,7 +50057,7 @@
       </w:r>
     </w:p>
     <w:bookmarkEnd w:id="193"/>
-    <w:bookmarkStart w:id="194" w:name="X443c2264b611e1fc72fca5bb38e2fee33de26c6"/>
+    <w:bookmarkStart w:id="197" w:name="X443c2264b611e1fc72fca5bb38e2fee33de26c6"/>
     <w:p>
       <w:pPr>
         <w:pStyle w:val="Heading3"/>
@@ -50212,99 +50212,121 @@
     </w:p>
     <w:p>
       <w:pPr>
-        <w:pStyle w:val="SourceCode"/>
-      </w:pPr>
+        <w:pStyle w:val="CaptionedFigure"/>
+      </w:pPr>
+      <w:r>
+        <w:drawing>
+          <wp:inline>
+            <wp:extent cx="5334000" cy="3755495"/>
+            <wp:effectExtent b="0" l="0" r="0" t="0"/>
+            <wp:docPr descr="Cấu trúc Observer Pattern — Service publish event, 3 Listener subscribe AFTER_COMMIT" title="" id="195" name="Picture"/>
+            <a:graphic>
+              <a:graphicData uri="http://schemas.openxmlformats.org/drawingml/2006/picture">
+                <pic:pic>
+                  <pic:nvPicPr>
+                    <pic:cNvPr descr="images/diagram_16.png" id="196" name="Picture"/>
+                    <pic:cNvPicPr>
+                      <a:picLocks noChangeArrowheads="1" noChangeAspect="1"/>
+                    </pic:cNvPicPr>
+                  </pic:nvPicPr>
+                  <pic:blipFill>
+                    <a:blip r:embed="rId194"/>
+                    <a:stretch>
+                      <a:fillRect/>
+                    </a:stretch>
+                  </pic:blipFill>
+                  <pic:spPr bwMode="auto">
+                    <a:xfrm>
+                      <a:off x="0" y="0"/>
+                      <a:ext cx="5334000" cy="3755495"/>
+                    </a:xfrm>
+                    <a:prstGeom prst="rect">
+                      <a:avLst/>
+                    </a:prstGeom>
+                    <a:noFill/>
+                    <a:ln w="9525">
+                      <a:noFill/>
+                      <a:headEnd/>
+                      <a:tailEnd/>
+                    </a:ln>
+                  </pic:spPr>
+                </pic:pic>
+              </a:graphicData>
+            </a:graphic>
+          </wp:inline>
+        </w:drawing>
+      </w:r>
+    </w:p>
+    <w:p>
+      <w:pPr>
+        <w:pStyle w:val="ImageCaption"/>
+      </w:pPr>
+      <w:r>
+        <w:t xml:space="preserve">Cấu trúc Observer Pattern — Service publish event, 3 Listener subscribe AFTER_COMMIT</w:t>
+      </w:r>
+    </w:p>
+    <w:p>
+      <w:pPr>
+        <w:pStyle w:val="BodyText"/>
+      </w:pPr>
+      <w:r>
+        <w:t xml:space="preserve">Sơ đồ trên thể hiện rõ sự tách bạch:</w:t>
+      </w:r>
+      <w:r>
+        <w:t xml:space="preserve"> </w:t>
+      </w:r>
       <w:r>
         <w:rPr>
           <w:rStyle w:val="VerbatimChar"/>
         </w:rPr>
-        <w:t xml:space="preserve">PurchaseOrderService.confirmPO()</w:t>
-      </w:r>
-      <w:r>
-        <w:br/>
+        <w:t xml:space="preserve">PurchaseOrderService</w:t>
+      </w:r>
+      <w:r>
+        <w:t xml:space="preserve"> </w:t>
+      </w:r>
+      <w:r>
+        <w:t xml:space="preserve">chỉ làm một việc duy nhất là</w:t>
+      </w:r>
+      <w:r>
+        <w:t xml:space="preserve"> </w:t>
       </w:r>
       <w:r>
         <w:rPr>
           <w:rStyle w:val="VerbatimChar"/>
         </w:rPr>
-        <w:t xml:space="preserve">   └─→ eventPublisher.publishEvent(new POConfirmedEvent(po))</w:t>
-      </w:r>
-      <w:r>
-        <w:br/>
+        <w:t xml:space="preserve">publishEvent(...)</w:t>
+      </w:r>
+      <w:r>
+        <w:t xml:space="preserve">, không hề biết có ai đang lắng nghe. Spring</w:t>
+      </w:r>
+      <w:r>
+        <w:t xml:space="preserve"> </w:t>
       </w:r>
       <w:r>
         <w:rPr>
           <w:rStyle w:val="VerbatimChar"/>
         </w:rPr>
-        <w:t xml:space="preserve">            ↓</w:t>
-      </w:r>
-      <w:r>
-        <w:br/>
+        <w:t xml:space="preserve">ApplicationContext</w:t>
+      </w:r>
+      <w:r>
+        <w:t xml:space="preserve"> </w:t>
+      </w:r>
+      <w:r>
+        <w:t xml:space="preserve">đóng vai trò Event Bus — tự định tuyến event tới đúng các listener đã subscribe. Mũi tên đứt nét (</w:t>
       </w:r>
       <w:r>
         <w:rPr>
           <w:rStyle w:val="VerbatimChar"/>
         </w:rPr>
-        <w:t xml:space="preserve">         [Spring ApplicationContext]</w:t>
-      </w:r>
-      <w:r>
-        <w:br/>
-      </w:r>
-      <w:r>
-        <w:rPr>
-          <w:rStyle w:val="VerbatimChar"/>
-        </w:rPr>
-        <w:t xml:space="preserve">            ↓</w:t>
-      </w:r>
-      <w:r>
-        <w:br/>
-      </w:r>
-      <w:r>
-        <w:rPr>
-          <w:rStyle w:val="VerbatimChar"/>
-        </w:rPr>
-        <w:t xml:space="preserve">   ┌────────┼────────┐</w:t>
-      </w:r>
-      <w:r>
-        <w:br/>
-      </w:r>
-      <w:r>
-        <w:rPr>
-          <w:rStyle w:val="VerbatimChar"/>
-        </w:rPr>
-        <w:t xml:space="preserve">   ↓        ↓        ↓</w:t>
-      </w:r>
-      <w:r>
-        <w:br/>
-      </w:r>
-      <w:r>
-        <w:rPr>
-          <w:rStyle w:val="VerbatimChar"/>
-        </w:rPr>
-        <w:t xml:space="preserve">POAudit   PONotify  POEmail</w:t>
-      </w:r>
-      <w:r>
-        <w:br/>
-      </w:r>
-      <w:r>
-        <w:rPr>
-          <w:rStyle w:val="VerbatimChar"/>
-        </w:rPr>
-        <w:t xml:space="preserve">Listener  Listener  Listener</w:t>
-      </w:r>
-      <w:r>
-        <w:br/>
-      </w:r>
-      <w:r>
-        <w:rPr>
-          <w:rStyle w:val="VerbatimChar"/>
-        </w:rPr>
-        <w:t xml:space="preserve">(@TransactionalEventListener AFTER_COMMIT)</w:t>
-      </w:r>
-    </w:p>
-    <w:p>
-      <w:pPr>
-        <w:pStyle w:val="FirstParagraph"/>
+        <w:t xml:space="preserve">--&gt;</w:t>
+      </w:r>
+      <w:r>
+        <w:t xml:space="preserve">) thể hiện đây là loose coupling — listener có thể tăng giảm tuỳ ý mà service không cần thay đổi.</w:t>
+      </w:r>
+    </w:p>
+    <w:p>
+      <w:pPr>
+        <w:pStyle w:val="BodyText"/>
       </w:pPr>
       <w:r>
         <w:rPr>
@@ -50646,8 +50668,8 @@
         <w:t xml:space="preserve">}</w:t>
       </w:r>
     </w:p>
-    <w:bookmarkEnd w:id="194"/>
-    <w:bookmarkStart w:id="195" w:name="X4c3c9bf22f9182402c99c2b57e6e087f9ae08d6"/>
+    <w:bookmarkEnd w:id="197"/>
+    <w:bookmarkStart w:id="198" w:name="X4c3c9bf22f9182402c99c2b57e6e087f9ae08d6"/>
     <w:p>
       <w:pPr>
         <w:pStyle w:val="Heading3"/>
@@ -50841,8 +50863,8 @@
         <w:t xml:space="preserve">Code dễ đọc, mỗi class &lt; 20 dòng.</w:t>
       </w:r>
     </w:p>
-    <w:bookmarkEnd w:id="195"/>
-    <w:bookmarkStart w:id="196" w:name="X56ca5363aaff56259c6102fa1f0c6554620d9f0"/>
+    <w:bookmarkEnd w:id="198"/>
+    <w:bookmarkStart w:id="199" w:name="X56ca5363aaff56259c6102fa1f0c6554620d9f0"/>
     <w:p>
       <w:pPr>
         <w:pStyle w:val="Heading3"/>
@@ -52363,8 +52385,8 @@
         </w:tc>
       </w:tr>
     </w:tbl>
-    <w:bookmarkEnd w:id="196"/>
-    <w:bookmarkStart w:id="197" w:name="pattern-6-mapper-pattern-entity-dto"/>
+    <w:bookmarkEnd w:id="199"/>
+    <w:bookmarkStart w:id="200" w:name="pattern-6-mapper-pattern-entity-dto"/>
     <w:p>
       <w:pPr>
         <w:pStyle w:val="Heading3"/>
@@ -52875,9 +52897,9 @@
         </w:tc>
       </w:tr>
     </w:tbl>
-    <w:bookmarkEnd w:id="197"/>
-    <w:bookmarkEnd w:id="198"/>
-    <w:bookmarkStart w:id="199" w:name="tổng-kết-chương-7"/>
+    <w:bookmarkEnd w:id="200"/>
+    <w:bookmarkEnd w:id="201"/>
+    <w:bookmarkStart w:id="202" w:name="tổng-kết-chương-7"/>
     <w:p>
       <w:pPr>
         <w:pStyle w:val="Heading2"/>
@@ -53275,9 +53297,9 @@
         <w:t xml:space="preserve">.</w:t>
       </w:r>
     </w:p>
-    <w:bookmarkEnd w:id="199"/>
-    <w:bookmarkEnd w:id="200"/>
-    <w:bookmarkStart w:id="216" w:name="chương-8-hướng-dẫn-cài-đặt"/>
+    <w:bookmarkEnd w:id="202"/>
+    <w:bookmarkEnd w:id="203"/>
+    <w:bookmarkStart w:id="219" w:name="chương-8-hướng-dẫn-cài-đặt"/>
     <w:p>
       <w:pPr>
         <w:pStyle w:val="Heading1"/>
@@ -53286,7 +53308,7 @@
         <w:t xml:space="preserve">Chương 8: Hướng dẫn cài đặt</w:t>
       </w:r>
     </w:p>
-    <w:bookmarkStart w:id="201" w:name="đối-tượng-và-phạm-vi-sử-dụng"/>
+    <w:bookmarkStart w:id="204" w:name="đối-tượng-và-phạm-vi-sử-dụng"/>
     <w:p>
       <w:pPr>
         <w:pStyle w:val="Heading2"/>
@@ -53421,8 +53443,8 @@
         <w:t xml:space="preserve">kiểm nhận hàng.</w:t>
       </w:r>
     </w:p>
-    <w:bookmarkEnd w:id="201"/>
-    <w:bookmarkStart w:id="205" w:name="yêu-cầu-hệ-thống"/>
+    <w:bookmarkEnd w:id="204"/>
+    <w:bookmarkStart w:id="208" w:name="yêu-cầu-hệ-thống"/>
     <w:p>
       <w:pPr>
         <w:pStyle w:val="Heading2"/>
@@ -53431,7 +53453,7 @@
         <w:t xml:space="preserve">8.2 Yêu cầu hệ thống</w:t>
       </w:r>
     </w:p>
-    <w:bookmarkStart w:id="202" w:name="phần-cứng-tối-thiểu"/>
+    <w:bookmarkStart w:id="205" w:name="phần-cứng-tối-thiểu"/>
     <w:p>
       <w:pPr>
         <w:pStyle w:val="Heading3"/>
@@ -53476,8 +53498,8 @@
         <w:t xml:space="preserve">Ổ cứng: 5 GB trống</w:t>
       </w:r>
     </w:p>
-    <w:bookmarkEnd w:id="202"/>
-    <w:bookmarkStart w:id="203" w:name="phần-mềm"/>
+    <w:bookmarkEnd w:id="205"/>
+    <w:bookmarkStart w:id="206" w:name="phần-mềm"/>
     <w:p>
       <w:pPr>
         <w:pStyle w:val="Heading3"/>
@@ -53546,8 +53568,8 @@
         <w:t xml:space="preserve">(Tuỳ chọn) Docker + Docker Compose nếu muốn dùng container</w:t>
       </w:r>
     </w:p>
-    <w:bookmarkEnd w:id="203"/>
-    <w:bookmarkStart w:id="204" w:name="trình-duyệt-được-hỗ-trợ"/>
+    <w:bookmarkEnd w:id="206"/>
+    <w:bookmarkStart w:id="207" w:name="trình-duyệt-được-hỗ-trợ"/>
     <w:p>
       <w:pPr>
         <w:pStyle w:val="Heading3"/>
@@ -53604,9 +53626,9 @@
         <w:t xml:space="preserve">Safari 15+</w:t>
       </w:r>
     </w:p>
-    <w:bookmarkEnd w:id="204"/>
-    <w:bookmarkEnd w:id="205"/>
-    <w:bookmarkStart w:id="211" w:name="hướng-dẫn-cài-đặt"/>
+    <w:bookmarkEnd w:id="207"/>
+    <w:bookmarkEnd w:id="208"/>
+    <w:bookmarkStart w:id="214" w:name="hướng-dẫn-cài-đặt"/>
     <w:p>
       <w:pPr>
         <w:pStyle w:val="Heading2"/>
@@ -53615,7 +53637,7 @@
         <w:t xml:space="preserve">8.3 Hướng dẫn cài đặt</w:t>
       </w:r>
     </w:p>
-    <w:bookmarkStart w:id="209" w:name="cách-1-chạy-local-với-xampp-dành-cho-dev"/>
+    <w:bookmarkStart w:id="212" w:name="cách-1-chạy-local-với-xampp-dành-cho-dev"/>
     <w:p>
       <w:pPr>
         <w:pStyle w:val="Heading3"/>
@@ -53718,7 +53740,7 @@
       <w:r>
         <w:t xml:space="preserve"> </w:t>
       </w:r>
-      <w:hyperlink r:id="rId206">
+      <w:hyperlink r:id="rId209">
         <w:r>
           <w:rPr>
             <w:rStyle w:val="Hyperlink"/>
@@ -53865,7 +53887,7 @@
       <w:r>
         <w:t xml:space="preserve"> </w:t>
       </w:r>
-      <w:hyperlink r:id="rId207">
+      <w:hyperlink r:id="rId210">
         <w:r>
           <w:rPr>
             <w:rStyle w:val="Hyperlink"/>
@@ -53966,7 +53988,7 @@
       <w:r>
         <w:t xml:space="preserve"> </w:t>
       </w:r>
-      <w:hyperlink r:id="rId208">
+      <w:hyperlink r:id="rId211">
         <w:r>
           <w:rPr>
             <w:rStyle w:val="Hyperlink"/>
@@ -53978,8 +54000,8 @@
         <w:t xml:space="preserve">. Mở trình duyệt vào địa chỉ này.</w:t>
       </w:r>
     </w:p>
-    <w:bookmarkEnd w:id="209"/>
-    <w:bookmarkStart w:id="210" w:name="Xe1533ca7fa2cea3d6f9fe1cdb6f084d6a0141d0"/>
+    <w:bookmarkEnd w:id="212"/>
+    <w:bookmarkStart w:id="213" w:name="Xe1533ca7fa2cea3d6f9fe1cdb6f084d6a0141d0"/>
     <w:p>
       <w:pPr>
         <w:pStyle w:val="Heading3"/>
@@ -54095,9 +54117,9 @@
         <w:t xml:space="preserve">--build</w:t>
       </w:r>
     </w:p>
-    <w:bookmarkEnd w:id="210"/>
-    <w:bookmarkEnd w:id="211"/>
-    <w:bookmarkStart w:id="215" w:name="hướng-dẫn-sử-dụng"/>
+    <w:bookmarkEnd w:id="213"/>
+    <w:bookmarkEnd w:id="214"/>
+    <w:bookmarkStart w:id="218" w:name="hướng-dẫn-sử-dụng"/>
     <w:p>
       <w:pPr>
         <w:pStyle w:val="Heading2"/>
@@ -54106,7 +54128,7 @@
         <w:t xml:space="preserve">8.4 Hướng dẫn sử dụng</w:t>
       </w:r>
     </w:p>
-    <w:bookmarkStart w:id="212" w:name="đăng-nhập"/>
+    <w:bookmarkStart w:id="215" w:name="đăng-nhập"/>
     <w:p>
       <w:pPr>
         <w:pStyle w:val="Heading3"/>
@@ -54125,7 +54147,7 @@
       <w:r>
         <w:t xml:space="preserve"> </w:t>
       </w:r>
-      <w:hyperlink r:id="rId208">
+      <w:hyperlink r:id="rId211">
         <w:r>
           <w:rPr>
             <w:rStyle w:val="Hyperlink"/>
@@ -54522,8 +54544,8 @@
         </w:tc>
       </w:tr>
     </w:tbl>
-    <w:bookmarkEnd w:id="212"/>
-    <w:bookmarkStart w:id="213" w:name="luồng-demo-gợi-ý"/>
+    <w:bookmarkEnd w:id="215"/>
+    <w:bookmarkStart w:id="216" w:name="luồng-demo-gợi-ý"/>
     <w:p>
       <w:pPr>
         <w:pStyle w:val="Heading3"/>
@@ -54783,8 +54805,8 @@
         <w:t xml:space="preserve">Warehouse gửi message cho Site. Site đăng nhập, mở discrepancy, phản hồi. Warehouse mark resolved.</w:t>
       </w:r>
     </w:p>
-    <w:bookmarkEnd w:id="213"/>
-    <w:bookmarkStart w:id="214" w:name="lưu-ý-khi-sử-dụng"/>
+    <w:bookmarkEnd w:id="216"/>
+    <w:bookmarkStart w:id="217" w:name="lưu-ý-khi-sử-dụng"/>
     <w:p>
       <w:pPr>
         <w:pStyle w:val="Heading3"/>
@@ -54883,10 +54905,10 @@
         <w:t xml:space="preserve">, hoặc dùng nút VI/EN ở góc phải trên AppBar.</w:t>
       </w:r>
     </w:p>
-    <w:bookmarkEnd w:id="214"/>
-    <w:bookmarkEnd w:id="215"/>
-    <w:bookmarkEnd w:id="216"/>
-    <w:bookmarkStart w:id="218" w:name="nhật-ký-làm-việc-nhóm"/>
+    <w:bookmarkEnd w:id="217"/>
+    <w:bookmarkEnd w:id="218"/>
+    <w:bookmarkEnd w:id="219"/>
+    <w:bookmarkStart w:id="221" w:name="nhật-ký-làm-việc-nhóm"/>
     <w:p>
       <w:pPr>
         <w:pStyle w:val="Heading1"/>
@@ -55479,7 +55501,7 @@
         </w:tc>
       </w:tr>
     </w:tbl>
-    <w:bookmarkStart w:id="217" w:name="đóng-góp-của-các-thành-viên"/>
+    <w:bookmarkStart w:id="220" w:name="đóng-góp-của-các-thành-viên"/>
     <w:p>
       <w:pPr>
         <w:pStyle w:val="Heading2"/>
@@ -55853,8 +55875,8 @@
         <w:t xml:space="preserve">Hết —</w:t>
       </w:r>
     </w:p>
-    <w:bookmarkEnd w:id="217"/>
-    <w:bookmarkEnd w:id="218"/>
+    <w:bookmarkEnd w:id="220"/>
+    <w:bookmarkEnd w:id="221"/>
     <w:sectPr>
       <w:footnotePr>
         <w:numRestart w:val="eachSect"/>

--- a/DOCS/BaoCao_Nhom13_HeThongDatHangNhapKhau.docx
+++ b/DOCS/BaoCao_Nhom13_HeThongDatHangNhapKhau.docx
@@ -27755,76 +27755,6 @@
           </w:p>
         </w:tc>
       </w:tr>
-      <w:tr>
-        <w:tc>
-          <w:tcPr/>
-          <w:p>
-            <w:pPr>
-              <w:pStyle w:val="Compact"/>
-            </w:pPr>
-            <w:r>
-              <w:t xml:space="preserve">Test framework</w:t>
-            </w:r>
-          </w:p>
-        </w:tc>
-        <w:tc>
-          <w:tcPr/>
-          <w:p>
-            <w:pPr>
-              <w:pStyle w:val="Compact"/>
-            </w:pPr>
-            <w:r>
-              <w:t xml:space="preserve">Spring Boot Test + JUnit 5</w:t>
-            </w:r>
-          </w:p>
-        </w:tc>
-        <w:tc>
-          <w:tcPr/>
-          <w:p>
-            <w:pPr>
-              <w:pStyle w:val="Compact"/>
-            </w:pPr>
-            <w:r>
-              <w:t xml:space="preserve">5.10</w:t>
-            </w:r>
-          </w:p>
-        </w:tc>
-      </w:tr>
-      <w:tr>
-        <w:tc>
-          <w:tcPr/>
-          <w:p>
-            <w:pPr>
-              <w:pStyle w:val="Compact"/>
-            </w:pPr>
-            <w:r>
-              <w:t xml:space="preserve">Mocking</w:t>
-            </w:r>
-          </w:p>
-        </w:tc>
-        <w:tc>
-          <w:tcPr/>
-          <w:p>
-            <w:pPr>
-              <w:pStyle w:val="Compact"/>
-            </w:pPr>
-            <w:r>
-              <w:t xml:space="preserve">Mockito</w:t>
-            </w:r>
-          </w:p>
-        </w:tc>
-        <w:tc>
-          <w:tcPr/>
-          <w:p>
-            <w:pPr>
-              <w:pStyle w:val="Compact"/>
-            </w:pPr>
-            <w:r>
-              <w:t xml:space="preserve">5.x</w:t>
-            </w:r>
-          </w:p>
-        </w:tc>
-      </w:tr>
     </w:tbl>
     <w:p>
       <w:pPr>
@@ -28121,41 +28051,6 @@
               <w:pStyle w:val="Compact"/>
             </w:pPr>
             <w:r>
-              <w:t xml:space="preserve">Test framework</w:t>
-            </w:r>
-          </w:p>
-        </w:tc>
-        <w:tc>
-          <w:tcPr/>
-          <w:p>
-            <w:pPr>
-              <w:pStyle w:val="Compact"/>
-            </w:pPr>
-            <w:r>
-              <w:t xml:space="preserve">Vitest</w:t>
-            </w:r>
-          </w:p>
-        </w:tc>
-        <w:tc>
-          <w:tcPr/>
-          <w:p>
-            <w:pPr>
-              <w:pStyle w:val="Compact"/>
-            </w:pPr>
-            <w:r>
-              <w:t xml:space="preserve">4.1</w:t>
-            </w:r>
-          </w:p>
-        </w:tc>
-      </w:tr>
-      <w:tr>
-        <w:tc>
-          <w:tcPr/>
-          <w:p>
-            <w:pPr>
-              <w:pStyle w:val="Compact"/>
-            </w:pPr>
-            <w:r>
               <w:t xml:space="preserve">Routing</w:t>
             </w:r>
           </w:p>
@@ -28502,15 +28397,6 @@
         <w:rPr>
           <w:rStyle w:val="VerbatimChar"/>
         </w:rPr>
-        <w:t xml:space="preserve">│   ├── src/test/java/...  # Test code</w:t>
-      </w:r>
-      <w:r>
-        <w:br/>
-      </w:r>
-      <w:r>
-        <w:rPr>
-          <w:rStyle w:val="VerbatimChar"/>
-        </w:rPr>
         <w:t xml:space="preserve">│   ├── pom.xml            # Maven config</w:t>
       </w:r>
       <w:r>
@@ -28838,7 +28724,7 @@
         <w:rPr>
           <w:rStyle w:val="VerbatimChar"/>
         </w:rPr>
-        <w:t xml:space="preserve">│   │   └── state/                ← 6 file State Pattern</w:t>
+        <w:t xml:space="preserve">│   │   └── state/                ← 7 file State Pattern</w:t>
       </w:r>
       <w:r>
         <w:br/>
@@ -35181,7 +35067,7 @@
     <w:bookmarkEnd w:id="134"/>
     <w:bookmarkEnd w:id="135"/>
     <w:bookmarkEnd w:id="136"/>
-    <w:bookmarkStart w:id="157" w:name="chương-6-kiểm-thử"/>
+    <w:bookmarkStart w:id="151" w:name="chương-6-kiểm-thử"/>
     <w:p>
       <w:pPr>
         <w:pStyle w:val="Heading1"/>
@@ -35204,7 +35090,15 @@
         <w:pStyle w:val="FirstParagraph"/>
       </w:pPr>
       <w:r>
-        <w:t xml:space="preserve">Trong project này, nhóm em thực hiện kiểm thử ở hai cấp độ:</w:t>
+        <w:t xml:space="preserve">Trong project này, nhóm em chọn cách tiếp cận kiểm thử theo use case — tức là test trực tiếp từ giao diện người dùng cuối, đi qua từng luồng nghiệp vụ chính của hệ thống. Cách làm này phù hợp với một dự án quy mô bài tập lớn, có giao diện đầy đủ và đặc biệt là có nhiều vai trò (Admin, Sales, Overseas, Site, Warehouse) — mỗi vai trò cần được thử nghiệm trong môi trường thực tế của họ.</w:t>
+      </w:r>
+    </w:p>
+    <w:p>
+      <w:pPr>
+        <w:pStyle w:val="BodyText"/>
+      </w:pPr>
+      <w:r>
+        <w:t xml:space="preserve">Với mỗi chức năng, nhóm em tiến hành như sau:</w:t>
       </w:r>
     </w:p>
     <w:p>
@@ -35216,17 +35110,7 @@
         </w:numPr>
       </w:pPr>
       <w:r>
-        <w:rPr>
-          <w:b/>
-          <w:bCs/>
-        </w:rPr>
-        <w:t xml:space="preserve">Unit Test:</w:t>
-      </w:r>
-      <w:r>
-        <w:t xml:space="preserve"> </w:t>
-      </w:r>
-      <w:r>
-        <w:t xml:space="preserve">kiểm thử từng đơn vị (method, class) một cách độc lập, sử dụng JUnit 5 và Mockito.</w:t>
+        <w:t xml:space="preserve">Liệt kê các kịch bản test (happy path + một số kịch bản lỗi tiêu biểu).</w:t>
       </w:r>
     </w:p>
     <w:p>
@@ -35238,2035 +35122,7 @@
         </w:numPr>
       </w:pPr>
       <w:r>
-        <w:rPr>
-          <w:b/>
-          <w:bCs/>
-        </w:rPr>
-        <w:t xml:space="preserve">Test giao diện (Manual UI Test):</w:t>
-      </w:r>
-      <w:r>
-        <w:t xml:space="preserve"> </w:t>
-      </w:r>
-      <w:r>
-        <w:t xml:space="preserve">kiểm thử các use case từ góc nhìn người dùng cuối, ghi lại các bước thực hiện và kết quả.</w:t>
-      </w:r>
-    </w:p>
-    <w:p>
-      <w:pPr>
-        <w:pStyle w:val="FirstParagraph"/>
-      </w:pPr>
-      <w:r>
-        <w:t xml:space="preserve">Với phần unit test, nhóm em đặc biệt tập trung vào các thành phần có business logic phức tạp — đặc biệt là State Pattern, Chain of Responsibility, và Strategy Pattern. Đây là những chỗ có nhiều nhánh xử lý nên dễ phát sinh bug nếu không test cẩn thận.</w:t>
-      </w:r>
-    </w:p>
-    <w:p>
-      <w:pPr>
-        <w:pStyle w:val="BodyText"/>
-      </w:pPr>
-      <w:r>
-        <w:t xml:space="preserve">Tổng số test case đã viết:</w:t>
-      </w:r>
-      <w:r>
-        <w:t xml:space="preserve"> </w:t>
-      </w:r>
-      <w:r>
-        <w:rPr>
-          <w:b/>
-          <w:bCs/>
-        </w:rPr>
-        <w:t xml:space="preserve">46 unit test</w:t>
-      </w:r>
-      <w:r>
-        <w:t xml:space="preserve">, tất cả đang ở trạng thái pass.</w:t>
-      </w:r>
-    </w:p>
-    <w:bookmarkEnd w:id="137"/>
-    <w:bookmarkStart w:id="143" w:name="kiểm-thử-đơn-vị-junit"/>
-    <w:p>
-      <w:pPr>
-        <w:pStyle w:val="Heading2"/>
-      </w:pPr>
-      <w:r>
-        <w:t xml:space="preserve">2. Kiểm thử đơn vị (JUnit)</w:t>
-      </w:r>
-    </w:p>
-    <w:bookmarkStart w:id="138" w:name="test-cho-state-pattern-postatetest"/>
-    <w:p>
-      <w:pPr>
-        <w:pStyle w:val="Heading3"/>
-      </w:pPr>
-      <w:r>
-        <w:t xml:space="preserve">2.1 Test cho State Pattern — POStateTest</w:t>
-      </w:r>
-    </w:p>
-    <w:p>
-      <w:pPr>
-        <w:pStyle w:val="FirstParagraph"/>
-      </w:pPr>
-      <w:r>
-        <w:t xml:space="preserve">Lớp test này kiểm tra tất cả các transition hợp lệ và không hợp lệ của Purchase Order. Đây là phần nhóm em đầu tư nhiều nhất vì State Pattern liên quan trực tiếp đến vòng đời PO.</w:t>
-      </w:r>
-    </w:p>
-    <w:p>
-      <w:pPr>
-        <w:pStyle w:val="BodyText"/>
-      </w:pPr>
-      <w:r>
-        <w:t xml:space="preserve">Phương pháp áp dụng:</w:t>
-      </w:r>
-      <w:r>
-        <w:t xml:space="preserve"> </w:t>
-      </w:r>
-      <w:r>
-        <w:rPr>
-          <w:b/>
-          <w:bCs/>
-        </w:rPr>
-        <w:t xml:space="preserve">Black-box testing</w:t>
-      </w:r>
-      <w:r>
-        <w:t xml:space="preserve"> </w:t>
-      </w:r>
-      <w:r>
-        <w:t xml:space="preserve">kết hợp với</w:t>
-      </w:r>
-      <w:r>
-        <w:t xml:space="preserve"> </w:t>
-      </w:r>
-      <w:r>
-        <w:rPr>
-          <w:b/>
-          <w:bCs/>
-        </w:rPr>
-        <w:t xml:space="preserve">White-box testing (độ phủ C1 — coverage statement)</w:t>
-      </w:r>
-      <w:r>
-        <w:t xml:space="preserve">.</w:t>
-      </w:r>
-    </w:p>
-    <w:p>
-      <w:pPr>
-        <w:pStyle w:val="BodyText"/>
-      </w:pPr>
-      <w:r>
-        <w:rPr>
-          <w:b/>
-          <w:bCs/>
-        </w:rPr>
-        <w:t xml:space="preserve">Black-box test cases:</w:t>
-      </w:r>
-    </w:p>
-    <w:tbl>
-      <w:tblPr>
-        <w:tblStyle w:val="Table"/>
-        <w:tblW w:type="pct" w:w="5000"/>
-        <w:tblLayout w:type="fixed"/>
-        <w:tblLook w:firstRow="1" w:lastRow="0" w:firstColumn="0" w:lastColumn="0" w:noHBand="0" w:noVBand="0" w:val="0020"/>
-      </w:tblPr>
-      <w:tblGrid>
-        <w:gridCol w:w="965"/>
-        <w:gridCol w:w="2124"/>
-        <w:gridCol w:w="1352"/>
-        <w:gridCol w:w="3477"/>
-      </w:tblGrid>
-      <w:tr>
-        <w:trPr>
-          <w:tblHeader w:val="on"/>
-        </w:trPr>
-        <w:tc>
-          <w:tcPr/>
-          <w:p>
-            <w:pPr>
-              <w:pStyle w:val="Compact"/>
-            </w:pPr>
-            <w:r>
-              <w:t xml:space="preserve">STT</w:t>
-            </w:r>
-          </w:p>
-        </w:tc>
-        <w:tc>
-          <w:tcPr/>
-          <w:p>
-            <w:pPr>
-              <w:pStyle w:val="Compact"/>
-            </w:pPr>
-            <w:r>
-              <w:t xml:space="preserve">Test name</w:t>
-            </w:r>
-          </w:p>
-        </w:tc>
-        <w:tc>
-          <w:tcPr/>
-          <w:p>
-            <w:pPr>
-              <w:pStyle w:val="Compact"/>
-            </w:pPr>
-            <w:r>
-              <w:t xml:space="preserve">Input</w:t>
-            </w:r>
-          </w:p>
-        </w:tc>
-        <w:tc>
-          <w:tcPr/>
-          <w:p>
-            <w:pPr>
-              <w:pStyle w:val="Compact"/>
-            </w:pPr>
-            <w:r>
-              <w:t xml:space="preserve">Expected output</w:t>
-            </w:r>
-          </w:p>
-        </w:tc>
-      </w:tr>
-      <w:tr>
-        <w:tc>
-          <w:tcPr/>
-          <w:p>
-            <w:pPr>
-              <w:pStyle w:val="Compact"/>
-            </w:pPr>
-            <w:r>
-              <w:t xml:space="preserve">1</w:t>
-            </w:r>
-          </w:p>
-        </w:tc>
-        <w:tc>
-          <w:tcPr/>
-          <w:p>
-            <w:pPr>
-              <w:pStyle w:val="Compact"/>
-            </w:pPr>
-            <w:r>
-              <w:t xml:space="preserve">draft_canSend</w:t>
-            </w:r>
-          </w:p>
-        </w:tc>
-        <w:tc>
-          <w:tcPr/>
-          <w:p>
-            <w:pPr>
-              <w:pStyle w:val="Compact"/>
-            </w:pPr>
-            <w:r>
-              <w:t xml:space="preserve">PO ở DRAFT, gọi send()</w:t>
-            </w:r>
-          </w:p>
-        </w:tc>
-        <w:tc>
-          <w:tcPr/>
-          <w:p>
-            <w:pPr>
-              <w:pStyle w:val="Compact"/>
-            </w:pPr>
-            <w:r>
-              <w:t xml:space="preserve">Status chuyển SENT</w:t>
-            </w:r>
-          </w:p>
-        </w:tc>
-      </w:tr>
-      <w:tr>
-        <w:tc>
-          <w:tcPr/>
-          <w:p>
-            <w:pPr>
-              <w:pStyle w:val="Compact"/>
-            </w:pPr>
-            <w:r>
-              <w:t xml:space="preserve">2</w:t>
-            </w:r>
-          </w:p>
-        </w:tc>
-        <w:tc>
-          <w:tcPr/>
-          <w:p>
-            <w:pPr>
-              <w:pStyle w:val="Compact"/>
-            </w:pPr>
-            <w:r>
-              <w:t xml:space="preserve">draft_cannotConfirm</w:t>
-            </w:r>
-          </w:p>
-        </w:tc>
-        <w:tc>
-          <w:tcPr/>
-          <w:p>
-            <w:pPr>
-              <w:pStyle w:val="Compact"/>
-            </w:pPr>
-            <w:r>
-              <w:t xml:space="preserve">PO ở DRAFT, gọi confirm()</w:t>
-            </w:r>
-          </w:p>
-        </w:tc>
-        <w:tc>
-          <w:tcPr/>
-          <w:p>
-            <w:pPr>
-              <w:pStyle w:val="Compact"/>
-            </w:pPr>
-            <w:r>
-              <w:t xml:space="preserve">Throw IllegalStateException</w:t>
-            </w:r>
-          </w:p>
-        </w:tc>
-      </w:tr>
-      <w:tr>
-        <w:tc>
-          <w:tcPr/>
-          <w:p>
-            <w:pPr>
-              <w:pStyle w:val="Compact"/>
-            </w:pPr>
-            <w:r>
-              <w:t xml:space="preserve">3</w:t>
-            </w:r>
-          </w:p>
-        </w:tc>
-        <w:tc>
-          <w:tcPr/>
-          <w:p>
-            <w:pPr>
-              <w:pStyle w:val="Compact"/>
-            </w:pPr>
-            <w:r>
-              <w:t xml:space="preserve">sent_canConfirm</w:t>
-            </w:r>
-          </w:p>
-        </w:tc>
-        <w:tc>
-          <w:tcPr/>
-          <w:p>
-            <w:pPr>
-              <w:pStyle w:val="Compact"/>
-            </w:pPr>
-            <w:r>
-              <w:t xml:space="preserve">PO ở SENT, gọi confirm()</w:t>
-            </w:r>
-          </w:p>
-        </w:tc>
-        <w:tc>
-          <w:tcPr/>
-          <w:p>
-            <w:pPr>
-              <w:pStyle w:val="Compact"/>
-            </w:pPr>
-            <w:r>
-              <w:t xml:space="preserve">Status chuyển CONFIRMED</w:t>
-            </w:r>
-          </w:p>
-        </w:tc>
-      </w:tr>
-      <w:tr>
-        <w:tc>
-          <w:tcPr/>
-          <w:p>
-            <w:pPr>
-              <w:pStyle w:val="Compact"/>
-            </w:pPr>
-            <w:r>
-              <w:t xml:space="preserve">4</w:t>
-            </w:r>
-          </w:p>
-        </w:tc>
-        <w:tc>
-          <w:tcPr/>
-          <w:p>
-            <w:pPr>
-              <w:pStyle w:val="Compact"/>
-            </w:pPr>
-            <w:r>
-              <w:t xml:space="preserve">sent_canReject</w:t>
-            </w:r>
-          </w:p>
-        </w:tc>
-        <w:tc>
-          <w:tcPr/>
-          <w:p>
-            <w:pPr>
-              <w:pStyle w:val="Compact"/>
-            </w:pPr>
-            <w:r>
-              <w:t xml:space="preserve">PO ở SENT, gọi reject(reason)</w:t>
-            </w:r>
-          </w:p>
-        </w:tc>
-        <w:tc>
-          <w:tcPr/>
-          <w:p>
-            <w:pPr>
-              <w:pStyle w:val="Compact"/>
-            </w:pPr>
-            <w:r>
-              <w:t xml:space="preserve">Status chuyển REJECTED, lưu reason</w:t>
-            </w:r>
-          </w:p>
-        </w:tc>
-      </w:tr>
-      <w:tr>
-        <w:tc>
-          <w:tcPr/>
-          <w:p>
-            <w:pPr>
-              <w:pStyle w:val="Compact"/>
-            </w:pPr>
-            <w:r>
-              <w:t xml:space="preserve">5</w:t>
-            </w:r>
-          </w:p>
-        </w:tc>
-        <w:tc>
-          <w:tcPr/>
-          <w:p>
-            <w:pPr>
-              <w:pStyle w:val="Compact"/>
-            </w:pPr>
-            <w:r>
-              <w:t xml:space="preserve">rejected_canReset</w:t>
-            </w:r>
-          </w:p>
-        </w:tc>
-        <w:tc>
-          <w:tcPr/>
-          <w:p>
-            <w:pPr>
-              <w:pStyle w:val="Compact"/>
-            </w:pPr>
-            <w:r>
-              <w:t xml:space="preserve">PO ở REJECTED, gọi resetFromRejected()</w:t>
-            </w:r>
-          </w:p>
-        </w:tc>
-        <w:tc>
-          <w:tcPr/>
-          <w:p>
-            <w:pPr>
-              <w:pStyle w:val="Compact"/>
-            </w:pPr>
-            <w:r>
-              <w:t xml:space="preserve">Status chuyển DRAFT,</w:t>
-            </w:r>
-            <w:r>
-              <w:t xml:space="preserve"> </w:t>
-            </w:r>
-            <w:r>
-              <w:rPr>
-                <w:b/>
-                <w:bCs/>
-              </w:rPr>
-              <w:t xml:space="preserve">vẫn giữ rejection reason</w:t>
-            </w:r>
-          </w:p>
-        </w:tc>
-      </w:tr>
-      <w:tr>
-        <w:tc>
-          <w:tcPr/>
-          <w:p>
-            <w:pPr>
-              <w:pStyle w:val="Compact"/>
-            </w:pPr>
-            <w:r>
-              <w:t xml:space="preserve">6</w:t>
-            </w:r>
-          </w:p>
-        </w:tc>
-        <w:tc>
-          <w:tcPr/>
-          <w:p>
-            <w:pPr>
-              <w:pStyle w:val="Compact"/>
-            </w:pPr>
-            <w:r>
-              <w:t xml:space="preserve">confirmed_canMarkDone</w:t>
-            </w:r>
-          </w:p>
-        </w:tc>
-        <w:tc>
-          <w:tcPr/>
-          <w:p>
-            <w:pPr>
-              <w:pStyle w:val="Compact"/>
-            </w:pPr>
-            <w:r>
-              <w:t xml:space="preserve">PO ở CONFIRMED, gọi markDone()</w:t>
-            </w:r>
-          </w:p>
-        </w:tc>
-        <w:tc>
-          <w:tcPr/>
-          <w:p>
-            <w:pPr>
-              <w:pStyle w:val="Compact"/>
-            </w:pPr>
-            <w:r>
-              <w:t xml:space="preserve">Status chuyển DONE</w:t>
-            </w:r>
-          </w:p>
-        </w:tc>
-      </w:tr>
-      <w:tr>
-        <w:tc>
-          <w:tcPr/>
-          <w:p>
-            <w:pPr>
-              <w:pStyle w:val="Compact"/>
-            </w:pPr>
-            <w:r>
-              <w:t xml:space="preserve">7</w:t>
-            </w:r>
-          </w:p>
-        </w:tc>
-        <w:tc>
-          <w:tcPr/>
-          <w:p>
-            <w:pPr>
-              <w:pStyle w:val="Compact"/>
-            </w:pPr>
-            <w:r>
-              <w:t xml:space="preserve">confirmed_cannotReject</w:t>
-            </w:r>
-          </w:p>
-        </w:tc>
-        <w:tc>
-          <w:tcPr/>
-          <w:p>
-            <w:pPr>
-              <w:pStyle w:val="Compact"/>
-            </w:pPr>
-            <w:r>
-              <w:t xml:space="preserve">PO ở CONFIRMED, gọi reject()</w:t>
-            </w:r>
-          </w:p>
-        </w:tc>
-        <w:tc>
-          <w:tcPr/>
-          <w:p>
-            <w:pPr>
-              <w:pStyle w:val="Compact"/>
-            </w:pPr>
-            <w:r>
-              <w:t xml:space="preserve">Throw IllegalStateException</w:t>
-            </w:r>
-          </w:p>
-        </w:tc>
-      </w:tr>
-      <w:tr>
-        <w:tc>
-          <w:tcPr/>
-          <w:p>
-            <w:pPr>
-              <w:pStyle w:val="Compact"/>
-            </w:pPr>
-            <w:r>
-              <w:t xml:space="preserve">8</w:t>
-            </w:r>
-          </w:p>
-        </w:tc>
-        <w:tc>
-          <w:tcPr/>
-          <w:p>
-            <w:pPr>
-              <w:pStyle w:val="Compact"/>
-            </w:pPr>
-            <w:r>
-              <w:t xml:space="preserve">done_cannotChange</w:t>
-            </w:r>
-          </w:p>
-        </w:tc>
-        <w:tc>
-          <w:tcPr/>
-          <w:p>
-            <w:pPr>
-              <w:pStyle w:val="Compact"/>
-            </w:pPr>
-            <w:r>
-              <w:t xml:space="preserve">PO ở DONE, gọi bất kỳ transition</w:t>
-            </w:r>
-          </w:p>
-        </w:tc>
-        <w:tc>
-          <w:tcPr/>
-          <w:p>
-            <w:pPr>
-              <w:pStyle w:val="Compact"/>
-            </w:pPr>
-            <w:r>
-              <w:t xml:space="preserve">Throw IllegalStateException</w:t>
-            </w:r>
-          </w:p>
-        </w:tc>
-      </w:tr>
-      <w:tr>
-        <w:tc>
-          <w:tcPr/>
-          <w:p>
-            <w:pPr>
-              <w:pStyle w:val="Compact"/>
-            </w:pPr>
-            <w:r>
-              <w:t xml:space="preserve">9</w:t>
-            </w:r>
-          </w:p>
-        </w:tc>
-        <w:tc>
-          <w:tcPr/>
-          <w:p>
-            <w:pPr>
-              <w:pStyle w:val="Compact"/>
-            </w:pPr>
-            <w:r>
-              <w:t xml:space="preserve">postLoad_initializesState</w:t>
-            </w:r>
-          </w:p>
-        </w:tc>
-        <w:tc>
-          <w:tcPr/>
-          <w:p>
-            <w:pPr>
-              <w:pStyle w:val="Compact"/>
-            </w:pPr>
-            <w:r>
-              <w:t xml:space="preserve">Load PO từ DB</w:t>
-            </w:r>
-          </w:p>
-        </w:tc>
-        <w:tc>
-          <w:tcPr/>
-          <w:p>
-            <w:pPr>
-              <w:pStyle w:val="Compact"/>
-            </w:pPr>
-            <w:r>
-              <w:t xml:space="preserve">Field</w:t>
-            </w:r>
-            <w:r>
-              <w:t xml:space="preserve"> </w:t>
-            </w:r>
-            <w:r>
-              <w:rPr>
-                <w:rStyle w:val="VerbatimChar"/>
-              </w:rPr>
-              <w:t xml:space="preserve">state</w:t>
-            </w:r>
-            <w:r>
-              <w:t xml:space="preserve"> </w:t>
-            </w:r>
-            <w:r>
-              <w:t xml:space="preserve">được khởi tạo đúng theo</w:t>
-            </w:r>
-            <w:r>
-              <w:t xml:space="preserve"> </w:t>
-            </w:r>
-            <w:r>
-              <w:rPr>
-                <w:rStyle w:val="VerbatimChar"/>
-              </w:rPr>
-              <w:t xml:space="preserve">status</w:t>
-            </w:r>
-          </w:p>
-        </w:tc>
-      </w:tr>
-    </w:tbl>
-    <w:p>
-      <w:pPr>
-        <w:pStyle w:val="BodyText"/>
-      </w:pPr>
-      <w:r>
-        <w:rPr>
-          <w:b/>
-          <w:bCs/>
-        </w:rPr>
-        <w:t xml:space="preserve">White-box (C1 coverage) cho</w:t>
-      </w:r>
-      <w:r>
-        <w:rPr>
-          <w:b/>
-          <w:bCs/>
-        </w:rPr>
-        <w:t xml:space="preserve"> </w:t>
-      </w:r>
-      <w:r>
-        <w:rPr>
-          <w:rStyle w:val="VerbatimChar"/>
-          <w:b/>
-          <w:bCs/>
-        </w:rPr>
-        <w:t xml:space="preserve">ConfirmedState</w:t>
-      </w:r>
-      <w:r>
-        <w:rPr>
-          <w:b/>
-          <w:bCs/>
-        </w:rPr>
-        <w:t xml:space="preserve">:</w:t>
-      </w:r>
-    </w:p>
-    <w:p>
-      <w:pPr>
-        <w:pStyle w:val="BodyText"/>
-      </w:pPr>
-      <w:r>
-        <w:t xml:space="preserve">Class</w:t>
-      </w:r>
-      <w:r>
-        <w:t xml:space="preserve"> </w:t>
-      </w:r>
-      <w:r>
-        <w:rPr>
-          <w:rStyle w:val="VerbatimChar"/>
-        </w:rPr>
-        <w:t xml:space="preserve">ConfirmedState</w:t>
-      </w:r>
-      <w:r>
-        <w:t xml:space="preserve"> </w:t>
-      </w:r>
-      <w:r>
-        <w:t xml:space="preserve">có 5 method, mỗi method là 1 nhánh thực thi (statement). Để đạt C1 coverage 100%, cần ít nhất 5 test:</w:t>
-      </w:r>
-    </w:p>
-    <w:p>
-      <w:pPr>
-        <w:pStyle w:val="SourceCode"/>
-      </w:pPr>
-      <w:r>
-        <w:rPr>
-          <w:rStyle w:val="AttributeTok"/>
-        </w:rPr>
-        <w:t xml:space="preserve">@Test</w:t>
-      </w:r>
-      <w:r>
-        <w:rPr>
-          <w:rStyle w:val="NormalTok"/>
-        </w:rPr>
-        <w:t xml:space="preserve"> </w:t>
-      </w:r>
-      <w:r>
-        <w:rPr>
-          <w:rStyle w:val="DataTypeTok"/>
-        </w:rPr>
-        <w:t xml:space="preserve">void</w:t>
-      </w:r>
-      <w:r>
-        <w:rPr>
-          <w:rStyle w:val="NormalTok"/>
-        </w:rPr>
-        <w:t xml:space="preserve"> </w:t>
-      </w:r>
-      <w:r>
-        <w:rPr>
-          <w:rStyle w:val="FunctionTok"/>
-        </w:rPr>
-        <w:t xml:space="preserve">confirmedState_send_throws</w:t>
-      </w:r>
-      <w:r>
-        <w:rPr>
-          <w:rStyle w:val="OperatorTok"/>
-        </w:rPr>
-        <w:t xml:space="preserve">()</w:t>
-      </w:r>
-      <w:r>
-        <w:rPr>
-          <w:rStyle w:val="NormalTok"/>
-        </w:rPr>
-        <w:t xml:space="preserve">         </w:t>
-      </w:r>
-      <w:r>
-        <w:rPr>
-          <w:rStyle w:val="OperatorTok"/>
-        </w:rPr>
-        <w:t xml:space="preserve">{</w:t>
-      </w:r>
-      <w:r>
-        <w:rPr>
-          <w:rStyle w:val="NormalTok"/>
-        </w:rPr>
-        <w:t xml:space="preserve"> </w:t>
-      </w:r>
-      <w:r>
-        <w:rPr>
-          <w:rStyle w:val="CommentTok"/>
-        </w:rPr>
-        <w:t xml:space="preserve">/* nhánh 1 */</w:t>
-      </w:r>
-      <w:r>
-        <w:rPr>
-          <w:rStyle w:val="NormalTok"/>
-        </w:rPr>
-        <w:t xml:space="preserve"> </w:t>
-      </w:r>
-      <w:r>
-        <w:rPr>
-          <w:rStyle w:val="OperatorTok"/>
-        </w:rPr>
-        <w:t xml:space="preserve">}</w:t>
-      </w:r>
-      <w:r>
-        <w:br/>
-      </w:r>
-      <w:r>
-        <w:rPr>
-          <w:rStyle w:val="AttributeTok"/>
-        </w:rPr>
-        <w:t xml:space="preserve">@Test</w:t>
-      </w:r>
-      <w:r>
-        <w:rPr>
-          <w:rStyle w:val="NormalTok"/>
-        </w:rPr>
-        <w:t xml:space="preserve"> </w:t>
-      </w:r>
-      <w:r>
-        <w:rPr>
-          <w:rStyle w:val="DataTypeTok"/>
-        </w:rPr>
-        <w:t xml:space="preserve">void</w:t>
-      </w:r>
-      <w:r>
-        <w:rPr>
-          <w:rStyle w:val="NormalTok"/>
-        </w:rPr>
-        <w:t xml:space="preserve"> </w:t>
-      </w:r>
-      <w:r>
-        <w:rPr>
-          <w:rStyle w:val="FunctionTok"/>
-        </w:rPr>
-        <w:t xml:space="preserve">confirmedState_confirm_throws</w:t>
-      </w:r>
-      <w:r>
-        <w:rPr>
-          <w:rStyle w:val="OperatorTok"/>
-        </w:rPr>
-        <w:t xml:space="preserve">()</w:t>
-      </w:r>
-      <w:r>
-        <w:rPr>
-          <w:rStyle w:val="NormalTok"/>
-        </w:rPr>
-        <w:t xml:space="preserve">      </w:t>
-      </w:r>
-      <w:r>
-        <w:rPr>
-          <w:rStyle w:val="OperatorTok"/>
-        </w:rPr>
-        <w:t xml:space="preserve">{</w:t>
-      </w:r>
-      <w:r>
-        <w:rPr>
-          <w:rStyle w:val="NormalTok"/>
-        </w:rPr>
-        <w:t xml:space="preserve"> </w:t>
-      </w:r>
-      <w:r>
-        <w:rPr>
-          <w:rStyle w:val="CommentTok"/>
-        </w:rPr>
-        <w:t xml:space="preserve">/* nhánh 2 */</w:t>
-      </w:r>
-      <w:r>
-        <w:rPr>
-          <w:rStyle w:val="NormalTok"/>
-        </w:rPr>
-        <w:t xml:space="preserve"> </w:t>
-      </w:r>
-      <w:r>
-        <w:rPr>
-          <w:rStyle w:val="OperatorTok"/>
-        </w:rPr>
-        <w:t xml:space="preserve">}</w:t>
-      </w:r>
-      <w:r>
-        <w:br/>
-      </w:r>
-      <w:r>
-        <w:rPr>
-          <w:rStyle w:val="AttributeTok"/>
-        </w:rPr>
-        <w:t xml:space="preserve">@Test</w:t>
-      </w:r>
-      <w:r>
-        <w:rPr>
-          <w:rStyle w:val="NormalTok"/>
-        </w:rPr>
-        <w:t xml:space="preserve"> </w:t>
-      </w:r>
-      <w:r>
-        <w:rPr>
-          <w:rStyle w:val="DataTypeTok"/>
-        </w:rPr>
-        <w:t xml:space="preserve">void</w:t>
-      </w:r>
-      <w:r>
-        <w:rPr>
-          <w:rStyle w:val="NormalTok"/>
-        </w:rPr>
-        <w:t xml:space="preserve"> </w:t>
-      </w:r>
-      <w:r>
-        <w:rPr>
-          <w:rStyle w:val="FunctionTok"/>
-        </w:rPr>
-        <w:t xml:space="preserve">confirmedState_reject_throws</w:t>
-      </w:r>
-      <w:r>
-        <w:rPr>
-          <w:rStyle w:val="OperatorTok"/>
-        </w:rPr>
-        <w:t xml:space="preserve">()</w:t>
-      </w:r>
-      <w:r>
-        <w:rPr>
-          <w:rStyle w:val="NormalTok"/>
-        </w:rPr>
-        <w:t xml:space="preserve">       </w:t>
-      </w:r>
-      <w:r>
-        <w:rPr>
-          <w:rStyle w:val="OperatorTok"/>
-        </w:rPr>
-        <w:t xml:space="preserve">{</w:t>
-      </w:r>
-      <w:r>
-        <w:rPr>
-          <w:rStyle w:val="NormalTok"/>
-        </w:rPr>
-        <w:t xml:space="preserve"> </w:t>
-      </w:r>
-      <w:r>
-        <w:rPr>
-          <w:rStyle w:val="CommentTok"/>
-        </w:rPr>
-        <w:t xml:space="preserve">/* nhánh 3 */</w:t>
-      </w:r>
-      <w:r>
-        <w:rPr>
-          <w:rStyle w:val="NormalTok"/>
-        </w:rPr>
-        <w:t xml:space="preserve"> </w:t>
-      </w:r>
-      <w:r>
-        <w:rPr>
-          <w:rStyle w:val="OperatorTok"/>
-        </w:rPr>
-        <w:t xml:space="preserve">}</w:t>
-      </w:r>
-      <w:r>
-        <w:br/>
-      </w:r>
-      <w:r>
-        <w:rPr>
-          <w:rStyle w:val="AttributeTok"/>
-        </w:rPr>
-        <w:t xml:space="preserve">@Test</w:t>
-      </w:r>
-      <w:r>
-        <w:rPr>
-          <w:rStyle w:val="NormalTok"/>
-        </w:rPr>
-        <w:t xml:space="preserve"> </w:t>
-      </w:r>
-      <w:r>
-        <w:rPr>
-          <w:rStyle w:val="DataTypeTok"/>
-        </w:rPr>
-        <w:t xml:space="preserve">void</w:t>
-      </w:r>
-      <w:r>
-        <w:rPr>
-          <w:rStyle w:val="NormalTok"/>
-        </w:rPr>
-        <w:t xml:space="preserve"> </w:t>
-      </w:r>
-      <w:r>
-        <w:rPr>
-          <w:rStyle w:val="FunctionTok"/>
-        </w:rPr>
-        <w:t xml:space="preserve">confirmedState_reset_throws</w:t>
-      </w:r>
-      <w:r>
-        <w:rPr>
-          <w:rStyle w:val="OperatorTok"/>
-        </w:rPr>
-        <w:t xml:space="preserve">()</w:t>
-      </w:r>
-      <w:r>
-        <w:rPr>
-          <w:rStyle w:val="NormalTok"/>
-        </w:rPr>
-        <w:t xml:space="preserve">        </w:t>
-      </w:r>
-      <w:r>
-        <w:rPr>
-          <w:rStyle w:val="OperatorTok"/>
-        </w:rPr>
-        <w:t xml:space="preserve">{</w:t>
-      </w:r>
-      <w:r>
-        <w:rPr>
-          <w:rStyle w:val="NormalTok"/>
-        </w:rPr>
-        <w:t xml:space="preserve"> </w:t>
-      </w:r>
-      <w:r>
-        <w:rPr>
-          <w:rStyle w:val="CommentTok"/>
-        </w:rPr>
-        <w:t xml:space="preserve">/* nhánh 4 */</w:t>
-      </w:r>
-      <w:r>
-        <w:rPr>
-          <w:rStyle w:val="NormalTok"/>
-        </w:rPr>
-        <w:t xml:space="preserve"> </w:t>
-      </w:r>
-      <w:r>
-        <w:rPr>
-          <w:rStyle w:val="OperatorTok"/>
-        </w:rPr>
-        <w:t xml:space="preserve">}</w:t>
-      </w:r>
-      <w:r>
-        <w:br/>
-      </w:r>
-      <w:r>
-        <w:rPr>
-          <w:rStyle w:val="AttributeTok"/>
-        </w:rPr>
-        <w:t xml:space="preserve">@Test</w:t>
-      </w:r>
-      <w:r>
-        <w:rPr>
-          <w:rStyle w:val="NormalTok"/>
-        </w:rPr>
-        <w:t xml:space="preserve"> </w:t>
-      </w:r>
-      <w:r>
-        <w:rPr>
-          <w:rStyle w:val="DataTypeTok"/>
-        </w:rPr>
-        <w:t xml:space="preserve">void</w:t>
-      </w:r>
-      <w:r>
-        <w:rPr>
-          <w:rStyle w:val="NormalTok"/>
-        </w:rPr>
-        <w:t xml:space="preserve"> </w:t>
-      </w:r>
-      <w:r>
-        <w:rPr>
-          <w:rStyle w:val="FunctionTok"/>
-        </w:rPr>
-        <w:t xml:space="preserve">confirmedState_markDone_transitions</w:t>
-      </w:r>
-      <w:r>
-        <w:rPr>
-          <w:rStyle w:val="OperatorTok"/>
-        </w:rPr>
-        <w:t xml:space="preserve">(){</w:t>
-      </w:r>
-      <w:r>
-        <w:rPr>
-          <w:rStyle w:val="NormalTok"/>
-        </w:rPr>
-        <w:t xml:space="preserve"> </w:t>
-      </w:r>
-      <w:r>
-        <w:rPr>
-          <w:rStyle w:val="CommentTok"/>
-        </w:rPr>
-        <w:t xml:space="preserve">/* nhánh 5 */</w:t>
-      </w:r>
-      <w:r>
-        <w:rPr>
-          <w:rStyle w:val="NormalTok"/>
-        </w:rPr>
-        <w:t xml:space="preserve"> </w:t>
-      </w:r>
-      <w:r>
-        <w:rPr>
-          <w:rStyle w:val="OperatorTok"/>
-        </w:rPr>
-        <w:t xml:space="preserve">}</w:t>
-      </w:r>
-    </w:p>
-    <w:p>
-      <w:pPr>
-        <w:pStyle w:val="FirstParagraph"/>
-      </w:pPr>
-      <w:r>
-        <w:t xml:space="preserve">Sau khi áp dụng cả hai kỹ thuật, nhóm em phát hiện được một bug: ban đầu nhóm quên implement</w:t>
-      </w:r>
-      <w:r>
-        <w:t xml:space="preserve"> </w:t>
-      </w:r>
-      <w:r>
-        <w:rPr>
-          <w:rStyle w:val="VerbatimChar"/>
-        </w:rPr>
-        <w:t xml:space="preserve">@PostLoad</w:t>
-      </w:r>
-      <w:r>
-        <w:t xml:space="preserve"> </w:t>
-      </w:r>
-      <w:r>
-        <w:t xml:space="preserve">cho</w:t>
-      </w:r>
-      <w:r>
-        <w:t xml:space="preserve"> </w:t>
-      </w:r>
-      <w:r>
-        <w:rPr>
-          <w:rStyle w:val="VerbatimChar"/>
-        </w:rPr>
-        <w:t xml:space="preserve">initState()</w:t>
-      </w:r>
-      <w:r>
-        <w:t xml:space="preserve">, dẫn đến PO load từ DB không có state object. Test #9 ở trên đã phát hiện ra điều này.</w:t>
-      </w:r>
-    </w:p>
-    <w:p>
-      <w:pPr>
-        <w:pStyle w:val="BodyText"/>
-      </w:pPr>
-      <w:r>
-        <w:rPr>
-          <w:b/>
-          <w:bCs/>
-        </w:rPr>
-        <w:t xml:space="preserve">Tên class kiểm thử tự động đầy đủ:</w:t>
-      </w:r>
-      <w:r>
-        <w:t xml:space="preserve"> </w:t>
-      </w:r>
-      <w:r>
-        <w:rPr>
-          <w:rStyle w:val="VerbatimChar"/>
-        </w:rPr>
-        <w:t xml:space="preserve">com.example.importorder.domain.po.state.POStateTest</w:t>
-      </w:r>
-    </w:p>
-    <w:bookmarkEnd w:id="138"/>
-    <w:bookmarkStart w:id="139" w:name="X20b76ac7fb5a9db50ac391bd36d9757c38b6bb0"/>
-    <w:p>
-      <w:pPr>
-        <w:pStyle w:val="Heading3"/>
-      </w:pPr>
-      <w:r>
-        <w:t xml:space="preserve">2.2 Test cho Chain of Responsibility — AssignmentValidationTest</w:t>
-      </w:r>
-    </w:p>
-    <w:tbl>
-      <w:tblPr>
-        <w:tblStyle w:val="Table"/>
-        <w:tblW w:type="pct" w:w="5000"/>
-        <w:tblLayout w:type="fixed"/>
-        <w:tblLook w:firstRow="1" w:lastRow="0" w:firstColumn="0" w:lastColumn="0" w:noHBand="0" w:noVBand="0" w:val="0020"/>
-      </w:tblPr>
-      <w:tblGrid>
-        <w:gridCol w:w="1200"/>
-        <w:gridCol w:w="2640"/>
-        <w:gridCol w:w="1680"/>
-        <w:gridCol w:w="2400"/>
-      </w:tblGrid>
-      <w:tr>
-        <w:trPr>
-          <w:tblHeader w:val="on"/>
-        </w:trPr>
-        <w:tc>
-          <w:tcPr/>
-          <w:p>
-            <w:pPr>
-              <w:pStyle w:val="Compact"/>
-            </w:pPr>
-            <w:r>
-              <w:t xml:space="preserve">STT</w:t>
-            </w:r>
-          </w:p>
-        </w:tc>
-        <w:tc>
-          <w:tcPr/>
-          <w:p>
-            <w:pPr>
-              <w:pStyle w:val="Compact"/>
-            </w:pPr>
-            <w:r>
-              <w:t xml:space="preserve">Test name</w:t>
-            </w:r>
-          </w:p>
-        </w:tc>
-        <w:tc>
-          <w:tcPr/>
-          <w:p>
-            <w:pPr>
-              <w:pStyle w:val="Compact"/>
-            </w:pPr>
-            <w:r>
-              <w:t xml:space="preserve">Input</w:t>
-            </w:r>
-          </w:p>
-        </w:tc>
-        <w:tc>
-          <w:tcPr/>
-          <w:p>
-            <w:pPr>
-              <w:pStyle w:val="Compact"/>
-            </w:pPr>
-            <w:r>
-              <w:t xml:space="preserve">Expected</w:t>
-            </w:r>
-          </w:p>
-        </w:tc>
-      </w:tr>
-      <w:tr>
-        <w:tc>
-          <w:tcPr/>
-          <w:p>
-            <w:pPr>
-              <w:pStyle w:val="Compact"/>
-            </w:pPr>
-            <w:r>
-              <w:t xml:space="preserve">1</w:t>
-            </w:r>
-          </w:p>
-        </w:tc>
-        <w:tc>
-          <w:tcPr/>
-          <w:p>
-            <w:pPr>
-              <w:pStyle w:val="Compact"/>
-            </w:pPr>
-            <w:r>
-              <w:t xml:space="preserve">empty_throws</w:t>
-            </w:r>
-          </w:p>
-        </w:tc>
-        <w:tc>
-          <w:tcPr/>
-          <w:p>
-            <w:pPr>
-              <w:pStyle w:val="Compact"/>
-            </w:pPr>
-            <w:r>
-              <w:t xml:space="preserve">assignments rỗng</w:t>
-            </w:r>
-          </w:p>
-        </w:tc>
-        <w:tc>
-          <w:tcPr/>
-          <w:p>
-            <w:pPr>
-              <w:pStyle w:val="Compact"/>
-            </w:pPr>
-            <w:r>
-              <w:t xml:space="preserve">NonEmptyValidator throws</w:t>
-            </w:r>
-          </w:p>
-        </w:tc>
-      </w:tr>
-      <w:tr>
-        <w:tc>
-          <w:tcPr/>
-          <w:p>
-            <w:pPr>
-              <w:pStyle w:val="Compact"/>
-            </w:pPr>
-            <w:r>
-              <w:t xml:space="preserve">2</w:t>
-            </w:r>
-          </w:p>
-        </w:tc>
-        <w:tc>
-          <w:tcPr/>
-          <w:p>
-            <w:pPr>
-              <w:pStyle w:val="Compact"/>
-            </w:pPr>
-            <w:r>
-              <w:t xml:space="preserve">duplicate_throws</w:t>
-            </w:r>
-          </w:p>
-        </w:tc>
-        <w:tc>
-          <w:tcPr/>
-          <w:p>
-            <w:pPr>
-              <w:pStyle w:val="Compact"/>
-            </w:pPr>
-            <w:r>
-              <w:t xml:space="preserve">2 assignment cùng MH</w:t>
-            </w:r>
-          </w:p>
-        </w:tc>
-        <w:tc>
-          <w:tcPr/>
-          <w:p>
-            <w:pPr>
-              <w:pStyle w:val="Compact"/>
-            </w:pPr>
-            <w:r>
-              <w:t xml:space="preserve">NoDuplicatesValidator throws</w:t>
-            </w:r>
-          </w:p>
-        </w:tc>
-      </w:tr>
-      <w:tr>
-        <w:tc>
-          <w:tcPr/>
-          <w:p>
-            <w:pPr>
-              <w:pStyle w:val="Compact"/>
-            </w:pPr>
-            <w:r>
-              <w:t xml:space="preserve">3</w:t>
-            </w:r>
-          </w:p>
-        </w:tc>
-        <w:tc>
-          <w:tcPr/>
-          <w:p>
-            <w:pPr>
-              <w:pStyle w:val="Compact"/>
-            </w:pPr>
-            <w:r>
-              <w:t xml:space="preserve">incomplete_throws</w:t>
-            </w:r>
-          </w:p>
-        </w:tc>
-        <w:tc>
-          <w:tcPr/>
-          <w:p>
-            <w:pPr>
-              <w:pStyle w:val="Compact"/>
-            </w:pPr>
-            <w:r>
-              <w:t xml:space="preserve">YC có MH X, không có assignment cho X</w:t>
-            </w:r>
-          </w:p>
-        </w:tc>
-        <w:tc>
-          <w:tcPr/>
-          <w:p>
-            <w:pPr>
-              <w:pStyle w:val="Compact"/>
-            </w:pPr>
-            <w:r>
-              <w:t xml:space="preserve">CompletenessValidator throws</w:t>
-            </w:r>
-          </w:p>
-        </w:tc>
-      </w:tr>
-      <w:tr>
-        <w:tc>
-          <w:tcPr/>
-          <w:p>
-            <w:pPr>
-              <w:pStyle w:val="Compact"/>
-            </w:pPr>
-            <w:r>
-              <w:t xml:space="preserve">4</w:t>
-            </w:r>
-          </w:p>
-        </w:tc>
-        <w:tc>
-          <w:tcPr/>
-          <w:p>
-            <w:pPr>
-              <w:pStyle w:val="Compact"/>
-            </w:pPr>
-            <w:r>
-              <w:t xml:space="preserve">nonMember_throws</w:t>
-            </w:r>
-          </w:p>
-        </w:tc>
-        <w:tc>
-          <w:tcPr/>
-          <w:p>
-            <w:pPr>
-              <w:pStyle w:val="Compact"/>
-            </w:pPr>
-            <w:r>
-              <w:t xml:space="preserve">assign MH không thuộc YC</w:t>
-            </w:r>
-          </w:p>
-        </w:tc>
-        <w:tc>
-          <w:tcPr/>
-          <w:p>
-            <w:pPr>
-              <w:pStyle w:val="Compact"/>
-            </w:pPr>
-            <w:r>
-              <w:t xml:space="preserve">MembershipValidator throws</w:t>
-            </w:r>
-          </w:p>
-        </w:tc>
-      </w:tr>
-      <w:tr>
-        <w:tc>
-          <w:tcPr/>
-          <w:p>
-            <w:pPr>
-              <w:pStyle w:val="Compact"/>
-            </w:pPr>
-            <w:r>
-              <w:t xml:space="preserve">5</w:t>
-            </w:r>
-          </w:p>
-        </w:tc>
-        <w:tc>
-          <w:tcPr/>
-          <w:p>
-            <w:pPr>
-              <w:pStyle w:val="Compact"/>
-            </w:pPr>
-            <w:r>
-              <w:t xml:space="preserve">allValid_passes</w:t>
-            </w:r>
-          </w:p>
-        </w:tc>
-        <w:tc>
-          <w:tcPr/>
-          <w:p>
-            <w:pPr>
-              <w:pStyle w:val="Compact"/>
-            </w:pPr>
-            <w:r>
-              <w:t xml:space="preserve">Đầy đủ và đúng</w:t>
-            </w:r>
-          </w:p>
-        </w:tc>
-        <w:tc>
-          <w:tcPr/>
-          <w:p>
-            <w:pPr>
-              <w:pStyle w:val="Compact"/>
-            </w:pPr>
-            <w:r>
-              <w:t xml:space="preserve">runAll() không throw</w:t>
-            </w:r>
-          </w:p>
-        </w:tc>
-      </w:tr>
-    </w:tbl>
-    <w:p>
-      <w:pPr>
-        <w:pStyle w:val="BodyText"/>
-      </w:pPr>
-      <w:r>
-        <w:rPr>
-          <w:b/>
-          <w:bCs/>
-        </w:rPr>
-        <w:t xml:space="preserve">Tên class:</w:t>
-      </w:r>
-      <w:r>
-        <w:t xml:space="preserve"> </w:t>
-      </w:r>
-      <w:r>
-        <w:rPr>
-          <w:rStyle w:val="VerbatimChar"/>
-        </w:rPr>
-        <w:t xml:space="preserve">com.example.importorder.validation.AssignmentValidationTest</w:t>
-      </w:r>
-    </w:p>
-    <w:bookmarkEnd w:id="139"/>
-    <w:bookmarkStart w:id="140" w:name="X21ac5e6683c2819b4ec22299cbacbc63be830a8"/>
-    <w:p>
-      <w:pPr>
-        <w:pStyle w:val="Heading3"/>
-      </w:pPr>
-      <w:r>
-        <w:t xml:space="preserve">2.3 Test cho Strategy Pattern — StockSourceTest</w:t>
-      </w:r>
-    </w:p>
-    <w:tbl>
-      <w:tblPr>
-        <w:tblStyle w:val="Table"/>
-        <w:tblW w:type="pct" w:w="5000"/>
-        <w:tblLayout w:type="fixed"/>
-        <w:tblLook w:firstRow="1" w:lastRow="0" w:firstColumn="0" w:lastColumn="0" w:noHBand="0" w:noVBand="0" w:val="0020"/>
-      </w:tblPr>
-      <w:tblGrid>
-        <w:gridCol w:w="1200"/>
-        <w:gridCol w:w="2640"/>
-        <w:gridCol w:w="1680"/>
-        <w:gridCol w:w="2400"/>
-      </w:tblGrid>
-      <w:tr>
-        <w:trPr>
-          <w:tblHeader w:val="on"/>
-        </w:trPr>
-        <w:tc>
-          <w:tcPr/>
-          <w:p>
-            <w:pPr>
-              <w:pStyle w:val="Compact"/>
-            </w:pPr>
-            <w:r>
-              <w:t xml:space="preserve">STT</w:t>
-            </w:r>
-          </w:p>
-        </w:tc>
-        <w:tc>
-          <w:tcPr/>
-          <w:p>
-            <w:pPr>
-              <w:pStyle w:val="Compact"/>
-            </w:pPr>
-            <w:r>
-              <w:t xml:space="preserve">Test name</w:t>
-            </w:r>
-          </w:p>
-        </w:tc>
-        <w:tc>
-          <w:tcPr/>
-          <w:p>
-            <w:pPr>
-              <w:pStyle w:val="Compact"/>
-            </w:pPr>
-            <w:r>
-              <w:t xml:space="preserve">Input</w:t>
-            </w:r>
-          </w:p>
-        </w:tc>
-        <w:tc>
-          <w:tcPr/>
-          <w:p>
-            <w:pPr>
-              <w:pStyle w:val="Compact"/>
-            </w:pPr>
-            <w:r>
-              <w:t xml:space="preserve">Expected</w:t>
-            </w:r>
-          </w:p>
-        </w:tc>
-      </w:tr>
-      <w:tr>
-        <w:tc>
-          <w:tcPr/>
-          <w:p>
-            <w:pPr>
-              <w:pStyle w:val="Compact"/>
-            </w:pPr>
-            <w:r>
-              <w:t xml:space="preserve">1</w:t>
-            </w:r>
-          </w:p>
-        </w:tc>
-        <w:tc>
-          <w:tcPr/>
-          <w:p>
-            <w:pPr>
-              <w:pStyle w:val="Compact"/>
-            </w:pPr>
-            <w:r>
-              <w:t xml:space="preserve">inquiryResponse_provides</w:t>
-            </w:r>
-          </w:p>
-        </w:tc>
-        <w:tc>
-          <w:tcPr/>
-          <w:p>
-            <w:pPr>
-              <w:pStyle w:val="Compact"/>
-            </w:pPr>
-            <w:r>
-              <w:t xml:space="preserve">Có response của Site</w:t>
-            </w:r>
-          </w:p>
-        </w:tc>
-        <w:tc>
-          <w:tcPr/>
-          <w:p>
-            <w:pPr>
-              <w:pStyle w:val="Compact"/>
-            </w:pPr>
-            <w:r>
-              <w:t xml:space="preserve">Trả về quantity từ response</w:t>
-            </w:r>
-          </w:p>
-        </w:tc>
-      </w:tr>
-      <w:tr>
-        <w:tc>
-          <w:tcPr/>
-          <w:p>
-            <w:pPr>
-              <w:pStyle w:val="Compact"/>
-            </w:pPr>
-            <w:r>
-              <w:t xml:space="preserve">2</w:t>
-            </w:r>
-          </w:p>
-        </w:tc>
-        <w:tc>
-          <w:tcPr/>
-          <w:p>
-            <w:pPr>
-              <w:pStyle w:val="Compact"/>
-            </w:pPr>
-            <w:r>
-              <w:t xml:space="preserve">reference_fallback</w:t>
-            </w:r>
-          </w:p>
-        </w:tc>
-        <w:tc>
-          <w:tcPr/>
-          <w:p>
-            <w:pPr>
-              <w:pStyle w:val="Compact"/>
-            </w:pPr>
-            <w:r>
-              <w:t xml:space="preserve">Không có response, có site_merchandise</w:t>
-            </w:r>
-          </w:p>
-        </w:tc>
-        <w:tc>
-          <w:tcPr/>
-          <w:p>
-            <w:pPr>
-              <w:pStyle w:val="Compact"/>
-            </w:pPr>
-            <w:r>
-              <w:t xml:space="preserve">Trả về stock từ reference</w:t>
-            </w:r>
-          </w:p>
-        </w:tc>
-      </w:tr>
-      <w:tr>
-        <w:tc>
-          <w:tcPr/>
-          <w:p>
-            <w:pPr>
-              <w:pStyle w:val="Compact"/>
-            </w:pPr>
-            <w:r>
-              <w:t xml:space="preserve">3</w:t>
-            </w:r>
-          </w:p>
-        </w:tc>
-        <w:tc>
-          <w:tcPr/>
-          <w:p>
-            <w:pPr>
-              <w:pStyle w:val="Compact"/>
-            </w:pPr>
-            <w:r>
-              <w:t xml:space="preserve">noData_returnsZero</w:t>
-            </w:r>
-          </w:p>
-        </w:tc>
-        <w:tc>
-          <w:tcPr/>
-          <w:p>
-            <w:pPr>
-              <w:pStyle w:val="Compact"/>
-            </w:pPr>
-            <w:r>
-              <w:t xml:space="preserve">Không có cả response lẫn reference</w:t>
-            </w:r>
-          </w:p>
-        </w:tc>
-        <w:tc>
-          <w:tcPr/>
-          <w:p>
-            <w:pPr>
-              <w:pStyle w:val="Compact"/>
-            </w:pPr>
-            <w:r>
-              <w:t xml:space="preserve">Trả về 0</w:t>
-            </w:r>
-          </w:p>
-        </w:tc>
-      </w:tr>
-      <w:tr>
-        <w:tc>
-          <w:tcPr/>
-          <w:p>
-            <w:pPr>
-              <w:pStyle w:val="Compact"/>
-            </w:pPr>
-            <w:r>
-              <w:t xml:space="preserve">4</w:t>
-            </w:r>
-          </w:p>
-        </w:tc>
-        <w:tc>
-          <w:tcPr/>
-          <w:p>
-            <w:pPr>
-              <w:pStyle w:val="Compact"/>
-            </w:pPr>
-            <w:r>
-              <w:t xml:space="preserve">resolver_picksFirstMatch</w:t>
-            </w:r>
-          </w:p>
-        </w:tc>
-        <w:tc>
-          <w:tcPr/>
-          <w:p>
-            <w:pPr>
-              <w:pStyle w:val="Compact"/>
-            </w:pPr>
-            <w:r>
-              <w:t xml:space="preserve">Cả 3 source đều có</w:t>
-            </w:r>
-          </w:p>
-        </w:tc>
-        <w:tc>
-          <w:tcPr/>
-          <w:p>
-            <w:pPr>
-              <w:pStyle w:val="Compact"/>
-            </w:pPr>
-            <w:r>
-              <w:t xml:space="preserve">Pick InquiryResponse (cao nhất)</w:t>
-            </w:r>
-          </w:p>
-        </w:tc>
-      </w:tr>
-    </w:tbl>
-    <w:p>
-      <w:pPr>
-        <w:pStyle w:val="BodyText"/>
-      </w:pPr>
-      <w:r>
-        <w:rPr>
-          <w:b/>
-          <w:bCs/>
-        </w:rPr>
-        <w:t xml:space="preserve">Tên class:</w:t>
-      </w:r>
-      <w:r>
-        <w:t xml:space="preserve"> </w:t>
-      </w:r>
-      <w:r>
-        <w:rPr>
-          <w:rStyle w:val="VerbatimChar"/>
-        </w:rPr>
-        <w:t xml:space="preserve">com.example.importorder.domain.inquiry.stocksource.StockSourceTest</w:t>
-      </w:r>
-    </w:p>
-    <w:bookmarkEnd w:id="140"/>
-    <w:bookmarkStart w:id="141" w:name="X451bf82c0a5dd62dd2edc29eaffd9c24c1277b9"/>
-    <w:p>
-      <w:pPr>
-        <w:pStyle w:val="Heading3"/>
-      </w:pPr>
-      <w:r>
-        <w:t xml:space="preserve">2.4 Test cho Observer Pattern — POEventPublishTest</w:t>
-      </w:r>
-    </w:p>
-    <w:p>
-      <w:pPr>
-        <w:pStyle w:val="FirstParagraph"/>
-      </w:pPr>
-      <w:r>
-        <w:t xml:space="preserve">Test này verify rằng khi gọi</w:t>
-      </w:r>
-      <w:r>
-        <w:t xml:space="preserve"> </w:t>
-      </w:r>
-      <w:r>
-        <w:rPr>
-          <w:rStyle w:val="VerbatimChar"/>
-        </w:rPr>
-        <w:t xml:space="preserve">confirmPO()</w:t>
-      </w:r>
-      <w:r>
-        <w:t xml:space="preserve">, event</w:t>
-      </w:r>
-      <w:r>
-        <w:t xml:space="preserve"> </w:t>
-      </w:r>
-      <w:r>
-        <w:rPr>
-          <w:rStyle w:val="VerbatimChar"/>
-        </w:rPr>
-        <w:t xml:space="preserve">POConfirmedEvent</w:t>
-      </w:r>
-      <w:r>
-        <w:t xml:space="preserve"> </w:t>
-      </w:r>
-      <w:r>
-        <w:t xml:space="preserve">được publish đúng. Dùng</w:t>
-      </w:r>
-      <w:r>
-        <w:t xml:space="preserve"> </w:t>
-      </w:r>
-      <w:r>
-        <w:rPr>
-          <w:rStyle w:val="VerbatimChar"/>
-        </w:rPr>
-        <w:t xml:space="preserve">@SpringBootTest</w:t>
-      </w:r>
-      <w:r>
-        <w:t xml:space="preserve"> </w:t>
-      </w:r>
-      <w:r>
-        <w:t xml:space="preserve">để load context và</w:t>
-      </w:r>
-      <w:r>
-        <w:t xml:space="preserve"> </w:t>
-      </w:r>
-      <w:r>
-        <w:rPr>
-          <w:rStyle w:val="VerbatimChar"/>
-        </w:rPr>
-        <w:t xml:space="preserve">@MockBean</w:t>
-      </w:r>
-      <w:r>
-        <w:t xml:space="preserve"> </w:t>
-      </w:r>
-      <w:r>
-        <w:t xml:space="preserve">cho ApplicationEventPublisher.</w:t>
-      </w:r>
-    </w:p>
-    <w:tbl>
-      <w:tblPr>
-        <w:tblStyle w:val="Table"/>
-        <w:tblW w:type="pct" w:w="5000"/>
-        <w:tblLayout w:type="fixed"/>
-        <w:tblLook w:firstRow="1" w:lastRow="0" w:firstColumn="0" w:lastColumn="0" w:noHBand="0" w:noVBand="0" w:val="0020"/>
-      </w:tblPr>
-      <w:tblGrid>
-        <w:gridCol w:w="1164"/>
-        <w:gridCol w:w="2562"/>
-        <w:gridCol w:w="1863"/>
-        <w:gridCol w:w="2329"/>
-      </w:tblGrid>
-      <w:tr>
-        <w:trPr>
-          <w:tblHeader w:val="on"/>
-        </w:trPr>
-        <w:tc>
-          <w:tcPr/>
-          <w:p>
-            <w:pPr>
-              <w:pStyle w:val="Compact"/>
-            </w:pPr>
-            <w:r>
-              <w:t xml:space="preserve">STT</w:t>
-            </w:r>
-          </w:p>
-        </w:tc>
-        <w:tc>
-          <w:tcPr/>
-          <w:p>
-            <w:pPr>
-              <w:pStyle w:val="Compact"/>
-            </w:pPr>
-            <w:r>
-              <w:t xml:space="preserve">Test name</w:t>
-            </w:r>
-          </w:p>
-        </w:tc>
-        <w:tc>
-          <w:tcPr/>
-          <w:p>
-            <w:pPr>
-              <w:pStyle w:val="Compact"/>
-            </w:pPr>
-            <w:r>
-              <w:t xml:space="preserve">Action</w:t>
-            </w:r>
-          </w:p>
-        </w:tc>
-        <w:tc>
-          <w:tcPr/>
-          <w:p>
-            <w:pPr>
-              <w:pStyle w:val="Compact"/>
-            </w:pPr>
-            <w:r>
-              <w:t xml:space="preserve">Expected</w:t>
-            </w:r>
-          </w:p>
-        </w:tc>
-      </w:tr>
-      <w:tr>
-        <w:tc>
-          <w:tcPr/>
-          <w:p>
-            <w:pPr>
-              <w:pStyle w:val="Compact"/>
-            </w:pPr>
-            <w:r>
-              <w:t xml:space="preserve">1</w:t>
-            </w:r>
-          </w:p>
-        </w:tc>
-        <w:tc>
-          <w:tcPr/>
-          <w:p>
-            <w:pPr>
-              <w:pStyle w:val="Compact"/>
-            </w:pPr>
-            <w:r>
-              <w:t xml:space="preserve">confirm_publishesEvent</w:t>
-            </w:r>
-          </w:p>
-        </w:tc>
-        <w:tc>
-          <w:tcPr/>
-          <w:p>
-            <w:pPr>
-              <w:pStyle w:val="Compact"/>
-            </w:pPr>
-            <w:r>
-              <w:t xml:space="preserve">poService.confirmPO(id)</w:t>
-            </w:r>
-          </w:p>
-        </w:tc>
-        <w:tc>
-          <w:tcPr/>
-          <w:p>
-            <w:pPr>
-              <w:pStyle w:val="Compact"/>
-            </w:pPr>
-            <w:r>
-              <w:t xml:space="preserve">eventPublisher.publishEvent() được gọi 1 lần với POConfirmedEvent</w:t>
-            </w:r>
-          </w:p>
-        </w:tc>
-      </w:tr>
-      <w:tr>
-        <w:tc>
-          <w:tcPr/>
-          <w:p>
-            <w:pPr>
-              <w:pStyle w:val="Compact"/>
-            </w:pPr>
-            <w:r>
-              <w:t xml:space="preserve">2</w:t>
-            </w:r>
-          </w:p>
-        </w:tc>
-        <w:tc>
-          <w:tcPr/>
-          <w:p>
-            <w:pPr>
-              <w:pStyle w:val="Compact"/>
-            </w:pPr>
-            <w:r>
-              <w:t xml:space="preserve">reject_publishesEvent</w:t>
-            </w:r>
-          </w:p>
-        </w:tc>
-        <w:tc>
-          <w:tcPr/>
-          <w:p>
-            <w:pPr>
-              <w:pStyle w:val="Compact"/>
-            </w:pPr>
-            <w:r>
-              <w:t xml:space="preserve">poService.rejectPO(id,</w:t>
-            </w:r>
-            <w:r>
-              <w:t xml:space="preserve"> </w:t>
-            </w:r>
-            <w:r>
-              <w:t xml:space="preserve">“reason”</w:t>
-            </w:r>
-            <w:r>
-              <w:t xml:space="preserve">)</w:t>
-            </w:r>
-          </w:p>
-        </w:tc>
-        <w:tc>
-          <w:tcPr/>
-          <w:p>
-            <w:pPr>
-              <w:pStyle w:val="Compact"/>
-            </w:pPr>
-            <w:r>
-              <w:t xml:space="preserve">publishEvent với PORejectedEvent</w:t>
-            </w:r>
-          </w:p>
-        </w:tc>
-      </w:tr>
-      <w:tr>
-        <w:tc>
-          <w:tcPr/>
-          <w:p>
-            <w:pPr>
-              <w:pStyle w:val="Compact"/>
-            </w:pPr>
-            <w:r>
-              <w:t xml:space="preserve">3</w:t>
-            </w:r>
-          </w:p>
-        </w:tc>
-        <w:tc>
-          <w:tcPr/>
-          <w:p>
-            <w:pPr>
-              <w:pStyle w:val="Compact"/>
-            </w:pPr>
-            <w:r>
-              <w:t xml:space="preserve">listenersCalledAfterCommit</w:t>
-            </w:r>
-          </w:p>
-        </w:tc>
-        <w:tc>
-          <w:tcPr/>
-          <w:p>
-            <w:pPr>
-              <w:pStyle w:val="Compact"/>
-            </w:pPr>
-            <w:r>
-              <w:t xml:space="preserve">Trong</w:t>
-            </w:r>
-            <w:r>
-              <w:t xml:space="preserve"> </w:t>
-            </w:r>
-            <w:r>
-              <w:t xml:space="preserve">@Transactional</w:t>
-            </w:r>
-          </w:p>
-        </w:tc>
-        <w:tc>
-          <w:tcPr/>
-          <w:p>
-            <w:pPr>
-              <w:pStyle w:val="Compact"/>
-            </w:pPr>
-            <w:r>
-              <w:t xml:space="preserve">Listener chỉ chạy sau khi commit</w:t>
-            </w:r>
-          </w:p>
-        </w:tc>
-      </w:tr>
-    </w:tbl>
-    <w:p>
-      <w:pPr>
-        <w:pStyle w:val="BodyText"/>
-      </w:pPr>
-      <w:r>
-        <w:rPr>
-          <w:b/>
-          <w:bCs/>
-        </w:rPr>
-        <w:t xml:space="preserve">Tên class:</w:t>
-      </w:r>
-      <w:r>
-        <w:t xml:space="preserve"> </w:t>
-      </w:r>
-      <w:r>
-        <w:rPr>
-          <w:rStyle w:val="VerbatimChar"/>
-        </w:rPr>
-        <w:t xml:space="preserve">com.example.importorder.event.POEventPublishTest</w:t>
-      </w:r>
-    </w:p>
-    <w:bookmarkEnd w:id="141"/>
-    <w:bookmarkStart w:id="142" w:name="các-test-khác"/>
-    <w:p>
-      <w:pPr>
-        <w:pStyle w:val="Heading3"/>
-      </w:pPr>
-      <w:r>
-        <w:t xml:space="preserve">2.5 Các test khác</w:t>
+        <w:t xml:space="preserve">Ghi rõ các bước thao tác trên UI.</w:t>
       </w:r>
     </w:p>
     <w:p>
@@ -37274,20 +35130,11 @@
         <w:pStyle w:val="Compact"/>
         <w:numPr>
           <w:ilvl w:val="0"/>
-          <w:numId w:val="1035"/>
+          <w:numId w:val="1034"/>
         </w:numPr>
       </w:pPr>
       <w:r>
-        <w:rPr>
-          <w:rStyle w:val="VerbatimChar"/>
-        </w:rPr>
-        <w:t xml:space="preserve">AuthLoginIntegrationTest</w:t>
-      </w:r>
-      <w:r>
-        <w:t xml:space="preserve"> </w:t>
-      </w:r>
-      <w:r>
-        <w:t xml:space="preserve">— Integration test cho luồng login đầy đủ</w:t>
+        <w:t xml:space="preserve">Quan sát kết quả thực tế và so sánh với kết quả mong đợi.</w:t>
       </w:r>
     </w:p>
     <w:p>
@@ -37295,52 +35142,41 @@
         <w:pStyle w:val="Compact"/>
         <w:numPr>
           <w:ilvl w:val="0"/>
-          <w:numId w:val="1035"/>
+          <w:numId w:val="1034"/>
         </w:numPr>
       </w:pPr>
       <w:r>
-        <w:rPr>
-          <w:rStyle w:val="VerbatimChar"/>
-        </w:rPr>
-        <w:t xml:space="preserve">AccountServiceTest</w:t>
-      </w:r>
-      <w:r>
-        <w:t xml:space="preserve"> </w:t>
-      </w:r>
-      <w:r>
-        <w:t xml:space="preserve">— Unit test cho service CRUD account + hash mật khẩu BCrypt</w:t>
-      </w:r>
-    </w:p>
-    <w:p>
-      <w:pPr>
-        <w:pStyle w:val="Compact"/>
-        <w:numPr>
-          <w:ilvl w:val="0"/>
-          <w:numId w:val="1035"/>
-        </w:numPr>
-      </w:pPr>
-      <w:r>
-        <w:rPr>
-          <w:rStyle w:val="VerbatimChar"/>
-        </w:rPr>
-        <w:t xml:space="preserve">PurchaseOrderMapperTest</w:t>
-      </w:r>
-      <w:r>
-        <w:t xml:space="preserve"> </w:t>
-      </w:r>
-      <w:r>
-        <w:t xml:space="preserve">— Test mapper Entity ↔ DTO</w:t>
-      </w:r>
-    </w:p>
-    <w:bookmarkEnd w:id="142"/>
-    <w:bookmarkEnd w:id="143"/>
-    <w:bookmarkStart w:id="155" w:name="kiểm-thử-use-case-manual-ui-test"/>
+        <w:t xml:space="preserve">Đánh giá Pass/Fail. Nếu Fail thì ghi nhận lại để fix.</w:t>
+      </w:r>
+    </w:p>
+    <w:p>
+      <w:pPr>
+        <w:pStyle w:val="FirstParagraph"/>
+      </w:pPr>
+      <w:r>
+        <w:t xml:space="preserve">Nhóm em đặc biệt chú ý tới các kịch bản</w:t>
+      </w:r>
+      <w:r>
+        <w:t xml:space="preserve"> </w:t>
+      </w:r>
+      <w:r>
+        <w:t xml:space="preserve">“vượt ranh giới”</w:t>
+      </w:r>
+      <w:r>
+        <w:t xml:space="preserve"> </w:t>
+      </w:r>
+      <w:r>
+        <w:t xml:space="preserve">như: nhập số lượng âm, để trống trường bắt buộc, đăng nhập sai mật khẩu nhiều lần, Site phản hồi quá hạn 48h, hàng nhận về thiếu so với đơn đặt… Những kịch bản này khá phổ biến trong thực tế và là chỗ dễ phát sinh bug nếu code không xử lý cẩn thận.</w:t>
+      </w:r>
+    </w:p>
+    <w:bookmarkEnd w:id="137"/>
+    <w:bookmarkStart w:id="149" w:name="kiểm-thử-theo-từng-chức-năng"/>
     <w:p>
       <w:pPr>
         <w:pStyle w:val="Heading2"/>
       </w:pPr>
       <w:r>
-        <w:t xml:space="preserve">3. Kiểm thử Use Case (Manual UI Test)</w:t>
+        <w:t xml:space="preserve">2. Kiểm thử theo từng chức năng</w:t>
       </w:r>
     </w:p>
     <w:p>
@@ -37351,13 +35187,13 @@
         <w:t xml:space="preserve">Phần này nhóm em mô tả các test case từ góc nhìn người dùng cho từng chức năng chính của hệ thống. Mỗi test case ghi rõ các bước thực hiện và kết quả mong đợi.</w:t>
       </w:r>
     </w:p>
-    <w:bookmarkStart w:id="144" w:name="chức-năng-đăng-nhập"/>
+    <w:bookmarkStart w:id="138" w:name="chức-năng-đăng-nhập"/>
     <w:p>
       <w:pPr>
         <w:pStyle w:val="Heading3"/>
       </w:pPr>
       <w:r>
-        <w:t xml:space="preserve">3.1 Chức năng Đăng nhập</w:t>
+        <w:t xml:space="preserve">2.1 Chức năng Đăng nhập</w:t>
       </w:r>
     </w:p>
     <w:tbl>
@@ -37801,14 +35637,14 @@
         </w:tc>
       </w:tr>
     </w:tbl>
-    <w:bookmarkEnd w:id="144"/>
-    <w:bookmarkStart w:id="145" w:name="chức-năng-quản-lý-tài-khoản-uc01"/>
+    <w:bookmarkEnd w:id="138"/>
+    <w:bookmarkStart w:id="139" w:name="chức-năng-quản-lý-tài-khoản-uc01"/>
     <w:p>
       <w:pPr>
         <w:pStyle w:val="Heading3"/>
       </w:pPr>
       <w:r>
-        <w:t xml:space="preserve">3.2 Chức năng Quản lý tài khoản (UC01)</w:t>
+        <w:t xml:space="preserve">2.2 Chức năng Quản lý tài khoản (UC01)</w:t>
       </w:r>
     </w:p>
     <w:tbl>
@@ -38387,14 +36223,14 @@
         </w:tc>
       </w:tr>
     </w:tbl>
-    <w:bookmarkEnd w:id="145"/>
-    <w:bookmarkStart w:id="146" w:name="chức-năng-quản-lý-mặt-hàng-uc02"/>
+    <w:bookmarkEnd w:id="139"/>
+    <w:bookmarkStart w:id="140" w:name="chức-năng-quản-lý-mặt-hàng-uc02"/>
     <w:p>
       <w:pPr>
         <w:pStyle w:val="Heading3"/>
       </w:pPr>
       <w:r>
-        <w:t xml:space="preserve">3.3 Chức năng Quản lý mặt hàng (UC02)</w:t>
+        <w:t xml:space="preserve">2.3 Chức năng Quản lý mặt hàng (UC02)</w:t>
       </w:r>
     </w:p>
     <w:tbl>
@@ -38763,14 +36599,14 @@
         </w:tc>
       </w:tr>
     </w:tbl>
-    <w:bookmarkEnd w:id="146"/>
-    <w:bookmarkStart w:id="147" w:name="chức-năng-quản-lý-site-uc03"/>
+    <w:bookmarkEnd w:id="140"/>
+    <w:bookmarkStart w:id="141" w:name="chức-năng-quản-lý-site-uc03"/>
     <w:p>
       <w:pPr>
         <w:pStyle w:val="Heading3"/>
       </w:pPr>
       <w:r>
-        <w:t xml:space="preserve">3.4 Chức năng Quản lý Site (UC03)</w:t>
+        <w:t xml:space="preserve">2.4 Chức năng Quản lý Site (UC03)</w:t>
       </w:r>
     </w:p>
     <w:tbl>
@@ -39076,14 +36912,14 @@
         </w:tc>
       </w:tr>
     </w:tbl>
-    <w:bookmarkEnd w:id="147"/>
-    <w:bookmarkStart w:id="148" w:name="X493c9feb7c2ab7395cc4e32b258227fe0102889"/>
+    <w:bookmarkEnd w:id="141"/>
+    <w:bookmarkStart w:id="142" w:name="X493c9feb7c2ab7395cc4e32b258227fe0102889"/>
     <w:p>
       <w:pPr>
         <w:pStyle w:val="Heading3"/>
       </w:pPr>
       <w:r>
-        <w:t xml:space="preserve">3.5 Chức năng Tạo yêu cầu đặt hàng (UC04 — Sales)</w:t>
+        <w:t xml:space="preserve">2.5 Chức năng Tạo yêu cầu đặt hàng (UC04 — Sales)</w:t>
       </w:r>
     </w:p>
     <w:tbl>
@@ -39509,14 +37345,14 @@
         </w:tc>
       </w:tr>
     </w:tbl>
-    <w:bookmarkEnd w:id="148"/>
-    <w:bookmarkStart w:id="149" w:name="Xcced02ed100376a736de466f76338cde75ff36f"/>
+    <w:bookmarkEnd w:id="142"/>
+    <w:bookmarkStart w:id="143" w:name="Xcced02ed100376a736de466f76338cde75ff36f"/>
     <w:p>
       <w:pPr>
         <w:pStyle w:val="Heading3"/>
       </w:pPr>
       <w:r>
-        <w:t xml:space="preserve">3.6 Chức năng Xử lý YC đặt hàng (UC07 — Overseas)</w:t>
+        <w:t xml:space="preserve">2.6 Chức năng Xử lý YC đặt hàng (UC07 — Overseas)</w:t>
       </w:r>
     </w:p>
     <w:tbl>
@@ -39942,14 +37778,14 @@
         </w:tc>
       </w:tr>
     </w:tbl>
-    <w:bookmarkEnd w:id="149"/>
-    <w:bookmarkStart w:id="150" w:name="X9970e32493f813e144121565725065c3f20c984"/>
+    <w:bookmarkEnd w:id="143"/>
+    <w:bookmarkStart w:id="144" w:name="X9970e32493f813e144121565725065c3f20c984"/>
     <w:p>
       <w:pPr>
         <w:pStyle w:val="Heading3"/>
       </w:pPr>
       <w:r>
-        <w:t xml:space="preserve">3.7 Chức năng Quản lý đơn đặt hàng (UC11 — Overseas)</w:t>
+        <w:t xml:space="preserve">2.7 Chức năng Quản lý đơn đặt hàng (UC11 — Overseas)</w:t>
       </w:r>
     </w:p>
     <w:p>
@@ -40497,14 +38333,14 @@
         </w:tc>
       </w:tr>
     </w:tbl>
-    <w:bookmarkEnd w:id="150"/>
-    <w:bookmarkStart w:id="151" w:name="chức-năng-phản-hồi-tồn-kho-uc10-site"/>
+    <w:bookmarkEnd w:id="144"/>
+    <w:bookmarkStart w:id="145" w:name="chức-năng-phản-hồi-tồn-kho-uc10-site"/>
     <w:p>
       <w:pPr>
         <w:pStyle w:val="Heading3"/>
       </w:pPr>
       <w:r>
-        <w:t xml:space="preserve">3.8 Chức năng Phản hồi tồn kho (UC10 — Site)</w:t>
+        <w:t xml:space="preserve">2.8 Chức năng Phản hồi tồn kho (UC10 — Site)</w:t>
       </w:r>
     </w:p>
     <w:tbl>
@@ -40810,14 +38646,14 @@
         </w:tc>
       </w:tr>
     </w:tbl>
-    <w:bookmarkEnd w:id="151"/>
-    <w:bookmarkStart w:id="152" w:name="chức-năng-xác-nhậntừ-chối-po-uc15-site"/>
+    <w:bookmarkEnd w:id="145"/>
+    <w:bookmarkStart w:id="146" w:name="chức-năng-xác-nhậntừ-chối-po-uc15-site"/>
     <w:p>
       <w:pPr>
         <w:pStyle w:val="Heading3"/>
       </w:pPr>
       <w:r>
-        <w:t xml:space="preserve">3.9 Chức năng Xác nhận/từ chối PO (UC15 — Site)</w:t>
+        <w:t xml:space="preserve">2.9 Chức năng Xác nhận/từ chối PO (UC15 — Site)</w:t>
       </w:r>
     </w:p>
     <w:tbl>
@@ -41189,14 +39025,14 @@
         </w:tc>
       </w:tr>
     </w:tbl>
-    <w:bookmarkEnd w:id="152"/>
-    <w:bookmarkStart w:id="153" w:name="X37a9267205cccabad77562c698346f6ed15294d"/>
+    <w:bookmarkEnd w:id="146"/>
+    <w:bookmarkStart w:id="147" w:name="X37a9267205cccabad77562c698346f6ed15294d"/>
     <w:p>
       <w:pPr>
         <w:pStyle w:val="Heading3"/>
       </w:pPr>
       <w:r>
-        <w:t xml:space="preserve">3.10 Chức năng Nhận hàng tại kho (UC18 — Warehouse)</w:t>
+        <w:t xml:space="preserve">2.10 Chức năng Nhận hàng tại kho (UC18 — Warehouse)</w:t>
       </w:r>
     </w:p>
     <w:tbl>
@@ -41559,14 +39395,14 @@
         </w:tc>
       </w:tr>
     </w:tbl>
-    <w:bookmarkEnd w:id="153"/>
-    <w:bookmarkStart w:id="154" w:name="X14d26d50756c34a7e67a7db7f3efc7c4061e3d9"/>
+    <w:bookmarkEnd w:id="147"/>
+    <w:bookmarkStart w:id="148" w:name="X14d26d50756c34a7e67a7db7f3efc7c4061e3d9"/>
     <w:p>
       <w:pPr>
         <w:pStyle w:val="Heading3"/>
       </w:pPr>
       <w:r>
-        <w:t xml:space="preserve">3.11 Chức năng Xử lý chênh lệch (UC19 — Warehouse + Site)</w:t>
+        <w:t xml:space="preserve">2.11 Chức năng Xử lý chênh lệch (UC19 — Warehouse + Site)</w:t>
       </w:r>
     </w:p>
     <w:tbl>
@@ -41878,15 +39714,15 @@
         </w:tc>
       </w:tr>
     </w:tbl>
-    <w:bookmarkEnd w:id="154"/>
-    <w:bookmarkEnd w:id="155"/>
-    <w:bookmarkStart w:id="156" w:name="đánh-giá-tổng-kết-kiểm-thử"/>
+    <w:bookmarkEnd w:id="148"/>
+    <w:bookmarkEnd w:id="149"/>
+    <w:bookmarkStart w:id="150" w:name="đánh-giá-tổng-kết-kiểm-thử"/>
     <w:p>
       <w:pPr>
         <w:pStyle w:val="Heading2"/>
       </w:pPr>
       <w:r>
-        <w:t xml:space="preserve">4. Đánh giá tổng kết kiểm thử</w:t>
+        <w:t xml:space="preserve">3. Đánh giá tổng kết kiểm thử</w:t>
       </w:r>
     </w:p>
     <w:p>
@@ -41894,7 +39730,7 @@
         <w:pStyle w:val="FirstParagraph"/>
       </w:pPr>
       <w:r>
-        <w:t xml:space="preserve">Sau khi chạy đầy đủ unit test và manual UI test, nhóm em đánh giá:</w:t>
+        <w:t xml:space="preserve">Sau khi chạy đầy đủ các kịch bản test ở trên, nhóm em đánh giá:</w:t>
       </w:r>
     </w:p>
     <w:p>
@@ -41902,7 +39738,7 @@
         <w:pStyle w:val="Compact"/>
         <w:numPr>
           <w:ilvl w:val="0"/>
-          <w:numId w:val="1036"/>
+          <w:numId w:val="1035"/>
         </w:numPr>
       </w:pPr>
       <w:r>
@@ -41916,7 +39752,19 @@
         <w:t xml:space="preserve"> </w:t>
       </w:r>
       <w:r>
-        <w:t xml:space="preserve">46/46 unit test pass (100%). Tất cả các luồng UI manual đều chạy đúng kỳ vọng.</w:t>
+        <w:t xml:space="preserve">Tất cả các luồng nghiệp vụ chính đều chạy đúng kỳ vọng. Một số kịch bản</w:t>
+      </w:r>
+      <w:r>
+        <w:t xml:space="preserve"> </w:t>
+      </w:r>
+      <w:r>
+        <w:t xml:space="preserve">“vượt ranh giới”</w:t>
+      </w:r>
+      <w:r>
+        <w:t xml:space="preserve"> </w:t>
+      </w:r>
+      <w:r>
+        <w:t xml:space="preserve">(số lượng âm, thiếu trường bắt buộc, vượt tồn kho, …) đều được validate và hiện thông báo lỗi rõ ràng.</w:t>
       </w:r>
     </w:p>
     <w:p>
@@ -41924,7 +39772,7 @@
         <w:pStyle w:val="Compact"/>
         <w:numPr>
           <w:ilvl w:val="0"/>
-          <w:numId w:val="1036"/>
+          <w:numId w:val="1035"/>
         </w:numPr>
       </w:pPr>
       <w:r>
@@ -41932,7 +39780,7 @@
           <w:b/>
           <w:bCs/>
         </w:rPr>
-        <w:t xml:space="preserve">Bug phát hiện trong quá trình test:</w:t>
+        <w:t xml:space="preserve">Một số bug phát hiện và đã sửa trong quá trình kiểm thử:</w:t>
       </w:r>
     </w:p>
     <w:p>
@@ -41940,7 +39788,7 @@
         <w:pStyle w:val="Compact"/>
         <w:numPr>
           <w:ilvl w:val="1"/>
-          <w:numId w:val="1037"/>
+          <w:numId w:val="1036"/>
         </w:numPr>
       </w:pPr>
       <w:r>
@@ -41956,7 +39804,10 @@
         <w:t xml:space="preserve">RejectedState.resetFromRejected()</w:t>
       </w:r>
       <w:r>
-        <w:t xml:space="preserve">.</w:t>
+        <w:t xml:space="preserve"> </w:t>
+      </w:r>
+      <w:r>
+        <w:t xml:space="preserve">(State Pattern).</w:t>
       </w:r>
     </w:p>
     <w:p>
@@ -41964,11 +39815,11 @@
         <w:pStyle w:val="Compact"/>
         <w:numPr>
           <w:ilvl w:val="1"/>
-          <w:numId w:val="1037"/>
+          <w:numId w:val="1036"/>
         </w:numPr>
       </w:pPr>
       <w:r>
-        <w:t xml:space="preserve">Khi gửi nhiều PO cùng lúc, mã PO có thể trùng do bug ở generator → đã fix bằng cách dùng database sequence + Date.</w:t>
+        <w:t xml:space="preserve">Khi tạo nhiều PO trong cùng một giây, mã PO có thể bị trùng do bug ở generator → đã fix bằng cách dùng database sequence kết hợp với timestamp.</w:t>
       </w:r>
     </w:p>
     <w:p>
@@ -41976,11 +39827,11 @@
         <w:pStyle w:val="Compact"/>
         <w:numPr>
           <w:ilvl w:val="1"/>
-          <w:numId w:val="1037"/>
+          <w:numId w:val="1036"/>
         </w:numPr>
       </w:pPr>
       <w:r>
-        <w:t xml:space="preserve">Listener cũ chạy ngay trong transaction → khi email server down thì rollback luôn cả PO. Đã fix bằng cách chuyển sang</w:t>
+        <w:t xml:space="preserve">Listener cũ chạy ngay trong transaction → khi email server tạm thời không phản hồi thì rollback luôn cả PO. Đã fix bằng cách chuyển sang</w:t>
       </w:r>
       <w:r>
         <w:t xml:space="preserve"> </w:t>
@@ -41992,7 +39843,40 @@
         <w:t xml:space="preserve">@TransactionalEventListener(AFTER_COMMIT)</w:t>
       </w:r>
       <w:r>
-        <w:t xml:space="preserve">.</w:t>
+        <w:t xml:space="preserve"> </w:t>
+      </w:r>
+      <w:r>
+        <w:t xml:space="preserve">để side-effect chỉ chạy sau khi transaction commit thành công.</w:t>
+      </w:r>
+    </w:p>
+    <w:p>
+      <w:pPr>
+        <w:pStyle w:val="Compact"/>
+        <w:numPr>
+          <w:ilvl w:val="1"/>
+          <w:numId w:val="1036"/>
+        </w:numPr>
+      </w:pPr>
+      <w:r>
+        <w:t xml:space="preserve">Một số trang admin (accounts, sites, merchandise) trước refactor có ~95% code giống nhau, dẫn tới khi sửa bug ở một trang phải nhớ sửa cả 3 — nguy cơ miss rất cao. Đã giải quyết bằng cách extract ra Custom Hook (</w:t>
+      </w:r>
+      <w:r>
+        <w:rPr>
+          <w:rStyle w:val="VerbatimChar"/>
+        </w:rPr>
+        <w:t xml:space="preserve">useCRUDTable</w:t>
+      </w:r>
+      <w:r>
+        <w:t xml:space="preserve">) và Compound Component (</w:t>
+      </w:r>
+      <w:r>
+        <w:rPr>
+          <w:rStyle w:val="VerbatimChar"/>
+        </w:rPr>
+        <w:t xml:space="preserve">&lt;DataTable&gt;</w:t>
+      </w:r>
+      <w:r>
+        <w:t xml:space="preserve">).</w:t>
       </w:r>
     </w:p>
     <w:p>
@@ -42000,12 +39884,24 @@
         <w:pStyle w:val="FirstParagraph"/>
       </w:pPr>
       <w:r>
-        <w:t xml:space="preserve">Nhóm em rút ra kết luận: việc viết test sớm (test-driven hoặc test ngay sau khi code) thực sự hữu ích — phát hiện được khá nhiều lỗi mà nếu chỉ test thủ công ở giao diện thì rất khó nhìn ra.</w:t>
-      </w:r>
-    </w:p>
-    <w:bookmarkEnd w:id="156"/>
-    <w:bookmarkEnd w:id="157"/>
-    <w:bookmarkStart w:id="203" w:name="chương-7-nguyên-lý-thiết-kế"/>
+        <w:t xml:space="preserve">Nhóm em rút ra kết luận: kiểm thử theo use case từ phía người dùng cuối là cách hiệu quả nhất để phát hiện các lỗi liên quan đến luồng nghiệp vụ — đặc biệt là những bug</w:t>
+      </w:r>
+      <w:r>
+        <w:t xml:space="preserve"> </w:t>
+      </w:r>
+      <w:r>
+        <w:t xml:space="preserve">“qua lại”</w:t>
+      </w:r>
+      <w:r>
+        <w:t xml:space="preserve"> </w:t>
+      </w:r>
+      <w:r>
+        <w:t xml:space="preserve">giữa nhiều vai trò (vd: Site từ chối PO làm Overseas mất rejection reason). Với những bug logic phức tạp (như race condition khi tạo nhiều PO cùng lúc), nhóm phải kết hợp đọc lại code cẩn thận chứ test giao diện đơn lẻ khó thấy ra.</w:t>
+      </w:r>
+    </w:p>
+    <w:bookmarkEnd w:id="150"/>
+    <w:bookmarkEnd w:id="151"/>
+    <w:bookmarkStart w:id="197" w:name="chương-7-nguyên-lý-thiết-kế"/>
     <w:p>
       <w:pPr>
         <w:pStyle w:val="Heading1"/>
@@ -42022,7 +39918,7 @@
         <w:t xml:space="preserve">Đây là chương nhóm em đầu tư nhiều thời gian nhất, vì các nguyên lý thiết kế và mẫu thiết kế là phần quan trọng nhất trong việc đánh giá chất lượng code của một dự án phần mềm. Trong project này, nhóm em đã chủ động áp dụng nhiều mẫu thiết kế từ kinh điển (State, Strategy, Observer) đến hiện đại (Custom Hook, Compound Component) để cải thiện chất lượng code, giảm coupling và tăng khả năng mở rộng.</w:t>
       </w:r>
     </w:p>
-    <w:bookmarkStart w:id="173" w:name="áp-dụng-design-concepts"/>
+    <w:bookmarkStart w:id="167" w:name="áp-dụng-design-concepts"/>
     <w:p>
       <w:pPr>
         <w:pStyle w:val="Heading2"/>
@@ -42031,7 +39927,7 @@
         <w:t xml:space="preserve">7.1 Áp dụng Design Concepts</w:t>
       </w:r>
     </w:p>
-    <w:bookmarkStart w:id="164" w:name="coupling"/>
+    <w:bookmarkStart w:id="158" w:name="coupling"/>
     <w:p>
       <w:pPr>
         <w:pStyle w:val="Heading3"/>
@@ -42048,7 +39944,7 @@
         <w:t xml:space="preserve">Coupling (sự ghép nối) là một chỉ số đo lường mức độ phụ thuộc giữa các module trong một hệ thống. Coupling càng thấp thì hệ thống càng dễ thay đổi và bảo trì. Trong giáo trình, coupling được phân thành 6 mức từ tệ nhất đến tốt nhất.</w:t>
       </w:r>
     </w:p>
-    <w:bookmarkStart w:id="158" w:name="content-coupling"/>
+    <w:bookmarkStart w:id="152" w:name="content-coupling"/>
     <w:p>
       <w:pPr>
         <w:pStyle w:val="Heading4"/>
@@ -42086,7 +39982,7 @@
         <w:pStyle w:val="Compact"/>
         <w:numPr>
           <w:ilvl w:val="0"/>
-          <w:numId w:val="1038"/>
+          <w:numId w:val="1037"/>
         </w:numPr>
       </w:pPr>
       <w:r>
@@ -42137,15 +40033,15 @@
         <w:pStyle w:val="Compact"/>
         <w:numPr>
           <w:ilvl w:val="0"/>
-          <w:numId w:val="1038"/>
+          <w:numId w:val="1037"/>
         </w:numPr>
       </w:pPr>
       <w:r>
         <w:t xml:space="preserve">Service chỉ giao tiếp với Repository qua interface public, không truy cập field nội bộ.</w:t>
       </w:r>
     </w:p>
-    <w:bookmarkEnd w:id="158"/>
-    <w:bookmarkStart w:id="159" w:name="common-coupling"/>
+    <w:bookmarkEnd w:id="152"/>
+    <w:bookmarkStart w:id="153" w:name="common-coupling"/>
     <w:p>
       <w:pPr>
         <w:pStyle w:val="Heading4"/>
@@ -42172,8 +40068,8 @@
         <w:t xml:space="preserve">Không vi phạm.</w:t>
       </w:r>
     </w:p>
-    <w:bookmarkEnd w:id="159"/>
-    <w:bookmarkStart w:id="160" w:name="control-coupling"/>
+    <w:bookmarkEnd w:id="153"/>
+    <w:bookmarkStart w:id="154" w:name="control-coupling"/>
     <w:p>
       <w:pPr>
         <w:pStyle w:val="Heading4"/>
@@ -43285,8 +41181,8 @@
         </w:tc>
       </w:tr>
     </w:tbl>
-    <w:bookmarkEnd w:id="160"/>
-    <w:bookmarkStart w:id="161" w:name="stamp-coupling"/>
+    <w:bookmarkEnd w:id="154"/>
+    <w:bookmarkStart w:id="155" w:name="stamp-coupling"/>
     <w:p>
       <w:pPr>
         <w:pStyle w:val="Heading4"/>
@@ -43462,8 +41358,8 @@
         <w:t xml:space="preserve">Giải pháp dài hạn là tạo các DTO chuyên biệt cho từng response (response only chứa các field cần thiết), nhưng do phạm vi bài tập nên nhóm chưa thực hiện hết.</w:t>
       </w:r>
     </w:p>
-    <w:bookmarkEnd w:id="161"/>
-    <w:bookmarkStart w:id="162" w:name="data-coupling"/>
+    <w:bookmarkEnd w:id="155"/>
+    <w:bookmarkStart w:id="156" w:name="data-coupling"/>
     <w:p>
       <w:pPr>
         <w:pStyle w:val="Heading4"/>
@@ -43668,8 +41564,8 @@
         <w:t xml:space="preserve">Phần lớn các API trong hệ thống đều đạt mức Data coupling.</w:t>
       </w:r>
     </w:p>
-    <w:bookmarkEnd w:id="162"/>
-    <w:bookmarkStart w:id="163" w:name="uncoupled"/>
+    <w:bookmarkEnd w:id="156"/>
+    <w:bookmarkStart w:id="157" w:name="uncoupled"/>
     <w:p>
       <w:pPr>
         <w:pStyle w:val="Heading4"/>
@@ -43686,9 +41582,9 @@
         <w:t xml:space="preserve">Là trạng thái 2 module hoàn toàn không phụ thuộc nhau. Trong thực tế thì các module vẫn cần giao tiếp ở mức nào đó. Nhóm em không có 2 module hoàn toàn độc lập nhưng cần liên kết — tất cả đều giao tiếp qua interface và DI.</w:t>
       </w:r>
     </w:p>
-    <w:bookmarkEnd w:id="163"/>
-    <w:bookmarkEnd w:id="164"/>
-    <w:bookmarkStart w:id="172" w:name="cohesion"/>
+    <w:bookmarkEnd w:id="157"/>
+    <w:bookmarkEnd w:id="158"/>
+    <w:bookmarkStart w:id="166" w:name="cohesion"/>
     <w:p>
       <w:pPr>
         <w:pStyle w:val="Heading3"/>
@@ -43705,7 +41601,7 @@
         <w:t xml:space="preserve">Cohesion (sự gắn kết) đo mức độ các thành phần trong một module tập trung vào một mục đích chung. Cohesion càng cao càng tốt.</w:t>
       </w:r>
     </w:p>
-    <w:bookmarkStart w:id="165" w:name="coincidental-cohesion"/>
+    <w:bookmarkStart w:id="159" w:name="coincidental-cohesion"/>
     <w:p>
       <w:pPr>
         <w:pStyle w:val="Heading4"/>
@@ -43800,8 +41696,8 @@
         <w:t xml:space="preserve">— nhưng cả hai đều là cấu hình hệ thống nên nhóm cho rằng vẫn ổn.</w:t>
       </w:r>
     </w:p>
-    <w:bookmarkEnd w:id="165"/>
-    <w:bookmarkStart w:id="166" w:name="logical-cohesion"/>
+    <w:bookmarkEnd w:id="159"/>
+    <w:bookmarkStart w:id="160" w:name="logical-cohesion"/>
     <w:p>
       <w:pPr>
         <w:pStyle w:val="Heading4"/>
@@ -44244,8 +42140,8 @@
         </w:tc>
       </w:tr>
     </w:tbl>
-    <w:bookmarkEnd w:id="166"/>
-    <w:bookmarkStart w:id="167" w:name="temporal-cohesion"/>
+    <w:bookmarkEnd w:id="160"/>
+    <w:bookmarkStart w:id="161" w:name="temporal-cohesion"/>
     <w:p>
       <w:pPr>
         <w:pStyle w:val="Heading4"/>
@@ -44277,8 +42173,8 @@
         <w:t xml:space="preserve">khởi tạo nhiều thứ cùng lúc (load config, start scheduler, …) nhưng đây là tự nhiên cho mọi Spring Boot app.</w:t>
       </w:r>
     </w:p>
-    <w:bookmarkEnd w:id="167"/>
-    <w:bookmarkStart w:id="168" w:name="procedural-cohesion"/>
+    <w:bookmarkEnd w:id="161"/>
+    <w:bookmarkStart w:id="162" w:name="procedural-cohesion"/>
     <w:p>
       <w:pPr>
         <w:pStyle w:val="Heading4"/>
@@ -44749,8 +42645,8 @@
         <w:t xml:space="preserve">Đây không phải mức cohesion lý tưởng nhưng chấp nhận được cho một background job.</w:t>
       </w:r>
     </w:p>
-    <w:bookmarkEnd w:id="168"/>
-    <w:bookmarkStart w:id="169" w:name="communicational-cohesion"/>
+    <w:bookmarkEnd w:id="162"/>
+    <w:bookmarkStart w:id="163" w:name="communicational-cohesion"/>
     <w:p>
       <w:pPr>
         <w:pStyle w:val="Heading4"/>
@@ -44779,8 +42675,8 @@
         <w:t xml:space="preserve">, các method (create, update, send, confirm, reject) đều thao tác trên cùng entity PurchaseOrder — đạt communicational cohesion.</w:t>
       </w:r>
     </w:p>
-    <w:bookmarkEnd w:id="169"/>
-    <w:bookmarkStart w:id="170" w:name="sequential-cohesion"/>
+    <w:bookmarkEnd w:id="163"/>
+    <w:bookmarkStart w:id="164" w:name="sequential-cohesion"/>
     <w:p>
       <w:pPr>
         <w:pStyle w:val="Heading4"/>
@@ -44854,8 +42750,8 @@
         <w:t xml:space="preserve">. Mỗi method dùng kết quả của method trước đó.</w:t>
       </w:r>
     </w:p>
-    <w:bookmarkEnd w:id="170"/>
-    <w:bookmarkStart w:id="171" w:name="functional-cohesion-mức-cao-nhất"/>
+    <w:bookmarkEnd w:id="164"/>
+    <w:bookmarkStart w:id="165" w:name="functional-cohesion-mức-cao-nhất"/>
     <w:p>
       <w:pPr>
         <w:pStyle w:val="Heading4"/>
@@ -45071,10 +42967,10 @@
         <w:t xml:space="preserve">Nhóm em cố gắng đạt được mức Functional cohesion cho các class core (state, validator, strategy). Đối với service layer, mức đạt được là Communicational cohesion — vẫn ổn.</w:t>
       </w:r>
     </w:p>
-    <w:bookmarkEnd w:id="171"/>
-    <w:bookmarkEnd w:id="172"/>
-    <w:bookmarkEnd w:id="173"/>
-    <w:bookmarkStart w:id="179" w:name="áp-dụng-design-principles-solid"/>
+    <w:bookmarkEnd w:id="165"/>
+    <w:bookmarkEnd w:id="166"/>
+    <w:bookmarkEnd w:id="167"/>
+    <w:bookmarkStart w:id="173" w:name="áp-dụng-design-principles-solid"/>
     <w:p>
       <w:pPr>
         <w:pStyle w:val="Heading2"/>
@@ -45091,7 +42987,7 @@
         <w:t xml:space="preserve">Nguyên tắc SOLID viết tắt 5 nguyên lý thiết kế hướng đối tượng quan trọng nhất, giúp lập trình viên viết code dễ đọc, dễ hiểu, dễ bảo trì.</w:t>
       </w:r>
     </w:p>
-    <w:bookmarkStart w:id="174" w:name="X497470f543d6e7ca9aa2dc15da1c2afc2f3da73"/>
+    <w:bookmarkStart w:id="168" w:name="X497470f543d6e7ca9aa2dc15da1c2afc2f3da73"/>
     <w:p>
       <w:pPr>
         <w:pStyle w:val="Heading3"/>
@@ -45596,8 +43492,8 @@
         </w:tc>
       </w:tr>
     </w:tbl>
-    <w:bookmarkEnd w:id="174"/>
-    <w:bookmarkStart w:id="175" w:name="nguyên-tắc-2-open-closed-principle-ocp"/>
+    <w:bookmarkEnd w:id="168"/>
+    <w:bookmarkStart w:id="169" w:name="nguyên-tắc-2-open-closed-principle-ocp"/>
     <w:p>
       <w:pPr>
         <w:pStyle w:val="Heading3"/>
@@ -46033,8 +43929,8 @@
         </w:tc>
       </w:tr>
     </w:tbl>
-    <w:bookmarkEnd w:id="175"/>
-    <w:bookmarkStart w:id="176" w:name="Xb834547241b7ab81b3119089dd843a02f14f210"/>
+    <w:bookmarkEnd w:id="169"/>
+    <w:bookmarkStart w:id="170" w:name="Xb834547241b7ab81b3119089dd843a02f14f210"/>
     <w:p>
       <w:pPr>
         <w:pStyle w:val="Heading3"/>
@@ -46139,7 +44035,7 @@
               <w:pStyle w:val="Compact"/>
             </w:pPr>
             <w:r>
-              <w:t xml:space="preserve">Bất kỳ implementation nào (production hoặc mock test) đều thay thế được. Test class dùng</w:t>
+              <w:t xml:space="preserve">Bất kỳ implementation nào cũng có thể thay thế được. Controller chỉ phụ thuộc vào interface, không phụ thuộc class cụ thể. Khi có nhiều impl khác nhau (vd thêm</w:t>
             </w:r>
             <w:r>
               <w:t xml:space="preserve"> </w:t>
@@ -46148,13 +44044,10 @@
               <w:rPr>
                 <w:rStyle w:val="VerbatimChar"/>
               </w:rPr>
-              <w:t xml:space="preserve">@MockBean IPurchaseOrderService</w:t>
-            </w:r>
-            <w:r>
-              <w:t xml:space="preserve"> </w:t>
-            </w:r>
-            <w:r>
-              <w:t xml:space="preserve">thay vì</w:t>
+              <w:t xml:space="preserve">PurchaseOrderServiceImplWithCaching</w:t>
+            </w:r>
+            <w:r>
+              <w:t xml:space="preserve">), chỉ cần swap qua Spring</w:t>
             </w:r>
             <w:r>
               <w:t xml:space="preserve"> </w:t>
@@ -46163,7 +44056,13 @@
               <w:rPr>
                 <w:rStyle w:val="VerbatimChar"/>
               </w:rPr>
-              <w:t xml:space="preserve">@MockBean PurchaseOrderServiceImpl</w:t>
+              <w:t xml:space="preserve">@Primary</w:t>
+            </w:r>
+            <w:r>
+              <w:t xml:space="preserve"> </w:t>
+            </w:r>
+            <w:r>
+              <w:t xml:space="preserve">mà không cần sửa controller.</w:t>
             </w:r>
           </w:p>
         </w:tc>
@@ -46342,8 +44241,8 @@
         <w:t xml:space="preserve">để giữ contract. Đây là cách bảo vệ LSP.</w:t>
       </w:r>
     </w:p>
-    <w:bookmarkEnd w:id="176"/>
-    <w:bookmarkStart w:id="177" w:name="Xe0ffd55dc315abb95304105c62991fce1dbc824"/>
+    <w:bookmarkEnd w:id="170"/>
+    <w:bookmarkStart w:id="171" w:name="Xe0ffd55dc315abb95304105c62991fce1dbc824"/>
     <w:p>
       <w:pPr>
         <w:pStyle w:val="Heading3"/>
@@ -46617,8 +44516,8 @@
         <w:t xml:space="preserve">Sau khi tách, mỗi controller chỉ inject interface mình cần dùng. Khi cần mock test, cũng dễ hơn vì interface nhỏ.</w:t>
       </w:r>
     </w:p>
-    <w:bookmarkEnd w:id="177"/>
-    <w:bookmarkStart w:id="178" w:name="X573a81344797e49115c2f197d673e6f74595664"/>
+    <w:bookmarkEnd w:id="171"/>
+    <w:bookmarkStart w:id="172" w:name="X573a81344797e49115c2f197d673e6f74595664"/>
     <w:p>
       <w:pPr>
         <w:pStyle w:val="Heading3"/>
@@ -47177,7 +45076,7 @@
               <w:t xml:space="preserve"> </w:t>
             </w:r>
             <w:r>
-              <w:t xml:space="preserve">interface, dễ swap impl khi cần (vd test mock)</w:t>
+              <w:t xml:space="preserve">interface, dễ swap implementation khi sau này muốn đổi từ in-app notification sang Slack hoặc SMS</w:t>
             </w:r>
           </w:p>
         </w:tc>
@@ -47188,305 +45087,27 @@
         <w:pStyle w:val="BodyText"/>
       </w:pPr>
       <w:r>
-        <w:t xml:space="preserve">Nhờ DIP, khi nhóm em test, có thể dễ dàng mock các dependency:</w:t>
-      </w:r>
-    </w:p>
-    <w:p>
-      <w:pPr>
-        <w:pStyle w:val="SourceCode"/>
-      </w:pPr>
-      <w:r>
-        <w:rPr>
-          <w:rStyle w:val="AttributeTok"/>
-        </w:rPr>
-        <w:t xml:space="preserve">@SpringBootTest</w:t>
-      </w:r>
-      <w:r>
-        <w:br/>
-      </w:r>
-      <w:r>
-        <w:rPr>
-          <w:rStyle w:val="KeywordTok"/>
-        </w:rPr>
-        <w:t xml:space="preserve">class</w:t>
-      </w:r>
-      <w:r>
-        <w:rPr>
-          <w:rStyle w:val="NormalTok"/>
-        </w:rPr>
-        <w:t xml:space="preserve"> PurchaseOrderServiceTest </w:t>
-      </w:r>
-      <w:r>
-        <w:rPr>
-          <w:rStyle w:val="OperatorTok"/>
-        </w:rPr>
-        <w:t xml:space="preserve">{</w:t>
-      </w:r>
-      <w:r>
-        <w:br/>
-      </w:r>
-      <w:r>
-        <w:rPr>
-          <w:rStyle w:val="NormalTok"/>
-        </w:rPr>
-        <w:t xml:space="preserve">    </w:t>
-      </w:r>
-      <w:r>
-        <w:rPr>
-          <w:rStyle w:val="AttributeTok"/>
-        </w:rPr>
-        <w:t xml:space="preserve">@MockBean</w:t>
-      </w:r>
-      <w:r>
-        <w:rPr>
-          <w:rStyle w:val="NormalTok"/>
-        </w:rPr>
-        <w:t xml:space="preserve"> ApplicationEventPublisher publisher</w:t>
-      </w:r>
-      <w:r>
-        <w:rPr>
-          <w:rStyle w:val="OperatorTok"/>
-        </w:rPr>
-        <w:t xml:space="preserve">;</w:t>
-      </w:r>
-      <w:r>
-        <w:br/>
-      </w:r>
-      <w:r>
-        <w:rPr>
-          <w:rStyle w:val="NormalTok"/>
-        </w:rPr>
-        <w:t xml:space="preserve">    </w:t>
-      </w:r>
-      <w:r>
-        <w:rPr>
-          <w:rStyle w:val="AttributeTok"/>
-        </w:rPr>
-        <w:t xml:space="preserve">@Autowired</w:t>
-      </w:r>
-      <w:r>
-        <w:rPr>
-          <w:rStyle w:val="NormalTok"/>
-        </w:rPr>
-        <w:t xml:space="preserve"> IPurchaseOrderService poService</w:t>
-      </w:r>
-      <w:r>
-        <w:rPr>
-          <w:rStyle w:val="OperatorTok"/>
-        </w:rPr>
-        <w:t xml:space="preserve">;</w:t>
-      </w:r>
-      <w:r>
-        <w:br/>
-      </w:r>
-      <w:r>
-        <w:br/>
-      </w:r>
-      <w:r>
-        <w:rPr>
-          <w:rStyle w:val="NormalTok"/>
-        </w:rPr>
-        <w:t xml:space="preserve">    </w:t>
-      </w:r>
-      <w:r>
-        <w:rPr>
-          <w:rStyle w:val="AttributeTok"/>
-        </w:rPr>
-        <w:t xml:space="preserve">@Test</w:t>
-      </w:r>
-      <w:r>
-        <w:br/>
-      </w:r>
-      <w:r>
-        <w:rPr>
-          <w:rStyle w:val="NormalTok"/>
-        </w:rPr>
-        <w:t xml:space="preserve">    </w:t>
-      </w:r>
-      <w:r>
-        <w:rPr>
-          <w:rStyle w:val="DataTypeTok"/>
-        </w:rPr>
-        <w:t xml:space="preserve">void</w:t>
-      </w:r>
-      <w:r>
-        <w:rPr>
-          <w:rStyle w:val="NormalTok"/>
-        </w:rPr>
-        <w:t xml:space="preserve"> </w:t>
-      </w:r>
-      <w:r>
-        <w:rPr>
-          <w:rStyle w:val="FunctionTok"/>
-        </w:rPr>
-        <w:t xml:space="preserve">confirmPO_publishesEvent</w:t>
-      </w:r>
-      <w:r>
-        <w:rPr>
-          <w:rStyle w:val="OperatorTok"/>
-        </w:rPr>
-        <w:t xml:space="preserve">()</w:t>
-      </w:r>
-      <w:r>
-        <w:rPr>
-          <w:rStyle w:val="NormalTok"/>
-        </w:rPr>
-        <w:t xml:space="preserve"> </w:t>
-      </w:r>
-      <w:r>
-        <w:rPr>
-          <w:rStyle w:val="OperatorTok"/>
-        </w:rPr>
-        <w:t xml:space="preserve">{</w:t>
-      </w:r>
-      <w:r>
-        <w:br/>
-      </w:r>
-      <w:r>
-        <w:rPr>
-          <w:rStyle w:val="NormalTok"/>
-        </w:rPr>
-        <w:t xml:space="preserve">        poService</w:t>
-      </w:r>
-      <w:r>
-        <w:rPr>
-          <w:rStyle w:val="OperatorTok"/>
-        </w:rPr>
-        <w:t xml:space="preserve">.</w:t>
-      </w:r>
-      <w:r>
-        <w:rPr>
-          <w:rStyle w:val="FunctionTok"/>
-        </w:rPr>
-        <w:t xml:space="preserve">confirmPO</w:t>
-      </w:r>
-      <w:r>
-        <w:rPr>
-          <w:rStyle w:val="OperatorTok"/>
-        </w:rPr>
-        <w:t xml:space="preserve">(</w:t>
-      </w:r>
-      <w:r>
-        <w:rPr>
-          <w:rStyle w:val="DecValTok"/>
-        </w:rPr>
-        <w:t xml:space="preserve">1</w:t>
-      </w:r>
-      <w:r>
-        <w:rPr>
-          <w:rStyle w:val="OperatorTok"/>
-        </w:rPr>
-        <w:t xml:space="preserve">);</w:t>
-      </w:r>
-      <w:r>
-        <w:br/>
-      </w:r>
-      <w:r>
-        <w:rPr>
-          <w:rStyle w:val="NormalTok"/>
-        </w:rPr>
-        <w:t xml:space="preserve">        </w:t>
-      </w:r>
-      <w:r>
-        <w:rPr>
-          <w:rStyle w:val="FunctionTok"/>
-        </w:rPr>
-        <w:t xml:space="preserve">verify</w:t>
-      </w:r>
-      <w:r>
-        <w:rPr>
-          <w:rStyle w:val="OperatorTok"/>
-        </w:rPr>
-        <w:t xml:space="preserve">(</w:t>
-      </w:r>
-      <w:r>
-        <w:rPr>
-          <w:rStyle w:val="NormalTok"/>
-        </w:rPr>
-        <w:t xml:space="preserve">publisher</w:t>
-      </w:r>
-      <w:r>
-        <w:rPr>
-          <w:rStyle w:val="OperatorTok"/>
-        </w:rPr>
-        <w:t xml:space="preserve">).</w:t>
-      </w:r>
-      <w:r>
-        <w:rPr>
-          <w:rStyle w:val="FunctionTok"/>
-        </w:rPr>
-        <w:t xml:space="preserve">publishEvent</w:t>
-      </w:r>
-      <w:r>
-        <w:rPr>
-          <w:rStyle w:val="OperatorTok"/>
-        </w:rPr>
-        <w:t xml:space="preserve">(</w:t>
-      </w:r>
-      <w:r>
-        <w:rPr>
-          <w:rStyle w:val="FunctionTok"/>
-        </w:rPr>
-        <w:t xml:space="preserve">any</w:t>
-      </w:r>
-      <w:r>
-        <w:rPr>
-          <w:rStyle w:val="OperatorTok"/>
-        </w:rPr>
-        <w:t xml:space="preserve">(</w:t>
-      </w:r>
-      <w:r>
-        <w:rPr>
-          <w:rStyle w:val="NormalTok"/>
-        </w:rPr>
-        <w:t xml:space="preserve">POConfirmedEvent</w:t>
-      </w:r>
-      <w:r>
-        <w:rPr>
-          <w:rStyle w:val="OperatorTok"/>
-        </w:rPr>
-        <w:t xml:space="preserve">.</w:t>
-      </w:r>
-      <w:r>
-        <w:rPr>
-          <w:rStyle w:val="FunctionTok"/>
-        </w:rPr>
-        <w:t xml:space="preserve">class</w:t>
-      </w:r>
-      <w:r>
-        <w:rPr>
-          <w:rStyle w:val="OperatorTok"/>
-        </w:rPr>
-        <w:t xml:space="preserve">));</w:t>
-      </w:r>
-      <w:r>
-        <w:br/>
-      </w:r>
-      <w:r>
-        <w:rPr>
-          <w:rStyle w:val="NormalTok"/>
-        </w:rPr>
-        <w:t xml:space="preserve">    </w:t>
-      </w:r>
-      <w:r>
-        <w:rPr>
-          <w:rStyle w:val="OperatorTok"/>
-        </w:rPr>
-        <w:t xml:space="preserve">}</w:t>
-      </w:r>
-      <w:r>
-        <w:br/>
-      </w:r>
-      <w:r>
-        <w:rPr>
-          <w:rStyle w:val="OperatorTok"/>
-        </w:rPr>
-        <w:t xml:space="preserve">}</w:t>
-      </w:r>
-    </w:p>
-    <w:bookmarkEnd w:id="178"/>
-    <w:bookmarkEnd w:id="179"/>
-    <w:bookmarkStart w:id="201" w:name="các-design-pattern-đã-áp-dụng"/>
+        <w:t xml:space="preserve">Nhờ DIP, code của các tầng trên hoàn toàn không bị ràng buộc với một implementation cụ thể nào ở tầng dưới. Ví dụ nếu mai sau công ty đổi từ MySQL sang PostgreSQL, hoặc đổi cách gửi email từ SMTP sang AWS SES, các tầng Controller và Service không cần sửa — chỉ có</w:t>
+      </w:r>
+      <w:r>
+        <w:t xml:space="preserve"> </w:t>
+      </w:r>
+      <w:r>
+        <w:rPr>
+          <w:rStyle w:val="VerbatimChar"/>
+        </w:rPr>
+        <w:t xml:space="preserve">application.properties</w:t>
+      </w:r>
+      <w:r>
+        <w:t xml:space="preserve"> </w:t>
+      </w:r>
+      <w:r>
+        <w:t xml:space="preserve">và một vài bean configuration thay đổi.</w:t>
+      </w:r>
+    </w:p>
+    <w:bookmarkEnd w:id="172"/>
+    <w:bookmarkEnd w:id="173"/>
+    <w:bookmarkStart w:id="195" w:name="các-design-pattern-đã-áp-dụng"/>
     <w:p>
       <w:pPr>
         <w:pStyle w:val="Heading2"/>
@@ -47503,7 +45124,7 @@
         <w:t xml:space="preserve">Ngoài SOLID, nhóm em đã chủ động áp dụng 6 design pattern cụ thể vào code. Mỗi pattern đều có lý do rõ ràng và phục vụ một mục tiêu cải tiến cụ thể.</w:t>
       </w:r>
     </w:p>
-    <w:bookmarkStart w:id="192" w:name="X696faeb57ba0d97a74a907acb4442e6aa47b71c"/>
+    <w:bookmarkStart w:id="186" w:name="X696faeb57ba0d97a74a907acb4442e6aa47b71c"/>
     <w:p>
       <w:pPr>
         <w:pStyle w:val="Heading3"/>
@@ -47566,18 +45187,18 @@
           <wp:inline>
             <wp:extent cx="5334000" cy="3746987"/>
             <wp:effectExtent b="0" l="0" r="0" t="0"/>
-            <wp:docPr descr="Class Diagram — State Pattern cho PurchaseOrder" title="" id="181" name="Picture"/>
+            <wp:docPr descr="Class Diagram — State Pattern cho PurchaseOrder" title="" id="175" name="Picture"/>
             <a:graphic>
               <a:graphicData uri="http://schemas.openxmlformats.org/drawingml/2006/picture">
                 <pic:pic>
                   <pic:nvPicPr>
-                    <pic:cNvPr descr="images/diagram_08.png" id="182" name="Picture"/>
+                    <pic:cNvPr descr="images/diagram_08.png" id="176" name="Picture"/>
                     <pic:cNvPicPr>
                       <a:picLocks noChangeArrowheads="1" noChangeAspect="1"/>
                     </pic:cNvPicPr>
                   </pic:nvPicPr>
                   <pic:blipFill>
-                    <a:blip r:embed="rId180"/>
+                    <a:blip r:embed="rId174"/>
                     <a:stretch>
                       <a:fillRect/>
                     </a:stretch>
@@ -47629,7 +45250,7 @@
         <w:pStyle w:val="Compact"/>
         <w:numPr>
           <w:ilvl w:val="0"/>
-          <w:numId w:val="1039"/>
+          <w:numId w:val="1038"/>
         </w:numPr>
       </w:pPr>
       <w:r>
@@ -47710,7 +45331,7 @@
         <w:pStyle w:val="Compact"/>
         <w:numPr>
           <w:ilvl w:val="0"/>
-          <w:numId w:val="1039"/>
+          <w:numId w:val="1038"/>
         </w:numPr>
       </w:pPr>
       <w:r>
@@ -47797,7 +45418,7 @@
         <w:pStyle w:val="Compact"/>
         <w:numPr>
           <w:ilvl w:val="0"/>
-          <w:numId w:val="1039"/>
+          <w:numId w:val="1038"/>
         </w:numPr>
       </w:pPr>
       <w:r>
@@ -47827,7 +45448,7 @@
         <w:pStyle w:val="Compact"/>
         <w:numPr>
           <w:ilvl w:val="0"/>
-          <w:numId w:val="1039"/>
+          <w:numId w:val="1038"/>
         </w:numPr>
       </w:pPr>
       <w:r>
@@ -47942,18 +45563,18 @@
           <wp:inline>
             <wp:extent cx="5334000" cy="6681942"/>
             <wp:effectExtent b="0" l="0" r="0" t="0"/>
-            <wp:docPr descr="State Diagram — PurchaseOrder Lifecycle" title="" id="184" name="Picture"/>
+            <wp:docPr descr="State Diagram — PurchaseOrder Lifecycle" title="" id="178" name="Picture"/>
             <a:graphic>
               <a:graphicData uri="http://schemas.openxmlformats.org/drawingml/2006/picture">
                 <pic:pic>
                   <pic:nvPicPr>
-                    <pic:cNvPr descr="images/diagram_02.png" id="185" name="Picture"/>
+                    <pic:cNvPr descr="images/diagram_02.png" id="179" name="Picture"/>
                     <pic:cNvPicPr>
                       <a:picLocks noChangeArrowheads="1" noChangeAspect="1"/>
                     </pic:cNvPicPr>
                   </pic:nvPicPr>
                   <pic:blipFill>
-                    <a:blip r:embed="rId183"/>
+                    <a:blip r:embed="rId177"/>
                     <a:stretch>
                       <a:fillRect/>
                     </a:stretch>
@@ -48017,18 +45638,18 @@
           <wp:inline>
             <wp:extent cx="5334000" cy="7675326"/>
             <wp:effectExtent b="0" l="0" r="0" t="0"/>
-            <wp:docPr descr="State Diagram — ProcessRequest Lifecycle (PENDING → PROCESSING → DONE)" title="" id="187" name="Picture"/>
+            <wp:docPr descr="State Diagram — ProcessRequest Lifecycle (PENDING → PROCESSING → DONE)" title="" id="181" name="Picture"/>
             <a:graphic>
               <a:graphicData uri="http://schemas.openxmlformats.org/drawingml/2006/picture">
                 <pic:pic>
                   <pic:nvPicPr>
-                    <pic:cNvPr descr="images/diagram_03.png" id="188" name="Picture"/>
+                    <pic:cNvPr descr="images/diagram_03.png" id="182" name="Picture"/>
                     <pic:cNvPicPr>
                       <a:picLocks noChangeArrowheads="1" noChangeAspect="1"/>
                     </pic:cNvPicPr>
                   </pic:nvPicPr>
                   <pic:blipFill>
-                    <a:blip r:embed="rId186"/>
+                    <a:blip r:embed="rId180"/>
                     <a:stretch>
                       <a:fillRect/>
                     </a:stretch>
@@ -48092,18 +45713,18 @@
           <wp:inline>
             <wp:extent cx="5334000" cy="4698230"/>
             <wp:effectExtent b="0" l="0" r="0" t="0"/>
-            <wp:docPr descr="State Diagram — StockInquiry Lifecycle (với timeout 48h từ Scheduler)" title="" id="190" name="Picture"/>
+            <wp:docPr descr="State Diagram — StockInquiry Lifecycle (với timeout 48h từ Scheduler)" title="" id="184" name="Picture"/>
             <a:graphic>
               <a:graphicData uri="http://schemas.openxmlformats.org/drawingml/2006/picture">
                 <pic:pic>
                   <pic:nvPicPr>
-                    <pic:cNvPr descr="images/diagram_04.png" id="191" name="Picture"/>
+                    <pic:cNvPr descr="images/diagram_04.png" id="185" name="Picture"/>
                     <pic:cNvPicPr>
                       <a:picLocks noChangeArrowheads="1" noChangeAspect="1"/>
                     </pic:cNvPicPr>
                   </pic:nvPicPr>
                   <pic:blipFill>
-                    <a:blip r:embed="rId189"/>
+                    <a:blip r:embed="rId183"/>
                     <a:stretch>
                       <a:fillRect/>
                     </a:stretch>
@@ -48163,11 +45784,1157 @@
         <w:pStyle w:val="Compact"/>
         <w:numPr>
           <w:ilvl w:val="0"/>
-          <w:numId w:val="1040"/>
+          <w:numId w:val="1039"/>
         </w:numPr>
       </w:pPr>
       <w:r>
-        <w:t xml:space="preserve">Mỗi state là một class riêng, dễ test độc lập (xem POStateTest ở Chương 6).</w:t>
+        <w:t xml:space="preserve">Mỗi state là một class riêng, dễ kiểm thử và dễ đọc lại sau này.</w:t>
+      </w:r>
+    </w:p>
+    <w:p>
+      <w:pPr>
+        <w:pStyle w:val="Compact"/>
+        <w:numPr>
+          <w:ilvl w:val="0"/>
+          <w:numId w:val="1039"/>
+        </w:numPr>
+      </w:pPr>
+      <w:r>
+        <w:t xml:space="preserve">Thêm trạng thái mới (vd SHIPPED) chỉ cần thêm 1 class, không cần sửa code cũ.</w:t>
+      </w:r>
+    </w:p>
+    <w:p>
+      <w:pPr>
+        <w:pStyle w:val="Compact"/>
+        <w:numPr>
+          <w:ilvl w:val="0"/>
+          <w:numId w:val="1039"/>
+        </w:numPr>
+      </w:pPr>
+      <w:r>
+        <w:t xml:space="preserve">Logic transition gom về một chỗ duy nhất cho mỗi state, dễ đọc hơn nhiều so với</w:t>
+      </w:r>
+      <w:r>
+        <w:t xml:space="preserve"> </w:t>
+      </w:r>
+      <w:r>
+        <w:rPr>
+          <w:rStyle w:val="VerbatimChar"/>
+        </w:rPr>
+        <w:t xml:space="preserve">switch-case</w:t>
+      </w:r>
+      <w:r>
+        <w:t xml:space="preserve"> </w:t>
+      </w:r>
+      <w:r>
+        <w:t xml:space="preserve">trải khắp service.</w:t>
+      </w:r>
+    </w:p>
+    <w:p>
+      <w:pPr>
+        <w:pStyle w:val="FirstParagraph"/>
+      </w:pPr>
+      <w:r>
+        <w:rPr>
+          <w:b/>
+          <w:bCs/>
+        </w:rPr>
+        <w:t xml:space="preserve">Đoạn code minh hoạ</w:t>
+      </w:r>
+      <w:r>
+        <w:rPr>
+          <w:b/>
+          <w:bCs/>
+        </w:rPr>
+        <w:t xml:space="preserve"> </w:t>
+      </w:r>
+      <w:r>
+        <w:rPr>
+          <w:rStyle w:val="VerbatimChar"/>
+          <w:b/>
+          <w:bCs/>
+        </w:rPr>
+        <w:t xml:space="preserve">ConfirmedState</w:t>
+      </w:r>
+      <w:r>
+        <w:rPr>
+          <w:b/>
+          <w:bCs/>
+        </w:rPr>
+        <w:t xml:space="preserve">:</w:t>
+      </w:r>
+    </w:p>
+    <w:p>
+      <w:pPr>
+        <w:pStyle w:val="SourceCode"/>
+      </w:pPr>
+      <w:r>
+        <w:rPr>
+          <w:rStyle w:val="KeywordTok"/>
+        </w:rPr>
+        <w:t xml:space="preserve">public</w:t>
+      </w:r>
+      <w:r>
+        <w:rPr>
+          <w:rStyle w:val="NormalTok"/>
+        </w:rPr>
+        <w:t xml:space="preserve"> </w:t>
+      </w:r>
+      <w:r>
+        <w:rPr>
+          <w:rStyle w:val="KeywordTok"/>
+        </w:rPr>
+        <w:t xml:space="preserve">class</w:t>
+      </w:r>
+      <w:r>
+        <w:rPr>
+          <w:rStyle w:val="NormalTok"/>
+        </w:rPr>
+        <w:t xml:space="preserve"> ConfirmedState </w:t>
+      </w:r>
+      <w:r>
+        <w:rPr>
+          <w:rStyle w:val="KeywordTok"/>
+        </w:rPr>
+        <w:t xml:space="preserve">implements</w:t>
+      </w:r>
+      <w:r>
+        <w:rPr>
+          <w:rStyle w:val="NormalTok"/>
+        </w:rPr>
+        <w:t xml:space="preserve"> POState </w:t>
+      </w:r>
+      <w:r>
+        <w:rPr>
+          <w:rStyle w:val="OperatorTok"/>
+        </w:rPr>
+        <w:t xml:space="preserve">{</w:t>
+      </w:r>
+      <w:r>
+        <w:br/>
+      </w:r>
+      <w:r>
+        <w:rPr>
+          <w:rStyle w:val="NormalTok"/>
+        </w:rPr>
+        <w:t xml:space="preserve">    </w:t>
+      </w:r>
+      <w:r>
+        <w:rPr>
+          <w:rStyle w:val="AttributeTok"/>
+        </w:rPr>
+        <w:t xml:space="preserve">@Override</w:t>
+      </w:r>
+      <w:r>
+        <w:br/>
+      </w:r>
+      <w:r>
+        <w:rPr>
+          <w:rStyle w:val="NormalTok"/>
+        </w:rPr>
+        <w:t xml:space="preserve">    </w:t>
+      </w:r>
+      <w:r>
+        <w:rPr>
+          <w:rStyle w:val="KeywordTok"/>
+        </w:rPr>
+        <w:t xml:space="preserve">public</w:t>
+      </w:r>
+      <w:r>
+        <w:rPr>
+          <w:rStyle w:val="NormalTok"/>
+        </w:rPr>
+        <w:t xml:space="preserve"> </w:t>
+      </w:r>
+      <w:r>
+        <w:rPr>
+          <w:rStyle w:val="DataTypeTok"/>
+        </w:rPr>
+        <w:t xml:space="preserve">void</w:t>
+      </w:r>
+      <w:r>
+        <w:rPr>
+          <w:rStyle w:val="NormalTok"/>
+        </w:rPr>
+        <w:t xml:space="preserve"> </w:t>
+      </w:r>
+      <w:r>
+        <w:rPr>
+          <w:rStyle w:val="FunctionTok"/>
+        </w:rPr>
+        <w:t xml:space="preserve">send</w:t>
+      </w:r>
+      <w:r>
+        <w:rPr>
+          <w:rStyle w:val="OperatorTok"/>
+        </w:rPr>
+        <w:t xml:space="preserve">(</w:t>
+      </w:r>
+      <w:r>
+        <w:rPr>
+          <w:rStyle w:val="NormalTok"/>
+        </w:rPr>
+        <w:t xml:space="preserve">PurchaseOrder po</w:t>
+      </w:r>
+      <w:r>
+        <w:rPr>
+          <w:rStyle w:val="OperatorTok"/>
+        </w:rPr>
+        <w:t xml:space="preserve">)</w:t>
+      </w:r>
+      <w:r>
+        <w:rPr>
+          <w:rStyle w:val="NormalTok"/>
+        </w:rPr>
+        <w:t xml:space="preserve"> </w:t>
+      </w:r>
+      <w:r>
+        <w:rPr>
+          <w:rStyle w:val="OperatorTok"/>
+        </w:rPr>
+        <w:t xml:space="preserve">{</w:t>
+      </w:r>
+      <w:r>
+        <w:br/>
+      </w:r>
+      <w:r>
+        <w:rPr>
+          <w:rStyle w:val="NormalTok"/>
+        </w:rPr>
+        <w:t xml:space="preserve">        </w:t>
+      </w:r>
+      <w:r>
+        <w:rPr>
+          <w:rStyle w:val="ControlFlowTok"/>
+        </w:rPr>
+        <w:t xml:space="preserve">throw</w:t>
+      </w:r>
+      <w:r>
+        <w:rPr>
+          <w:rStyle w:val="NormalTok"/>
+        </w:rPr>
+        <w:t xml:space="preserve"> </w:t>
+      </w:r>
+      <w:r>
+        <w:rPr>
+          <w:rStyle w:val="KeywordTok"/>
+        </w:rPr>
+        <w:t xml:space="preserve">new</w:t>
+      </w:r>
+      <w:r>
+        <w:rPr>
+          <w:rStyle w:val="NormalTok"/>
+        </w:rPr>
+        <w:t xml:space="preserve"> </w:t>
+      </w:r>
+      <w:r>
+        <w:rPr>
+          <w:rStyle w:val="BuiltInTok"/>
+        </w:rPr>
+        <w:t xml:space="preserve">IllegalStateException</w:t>
+      </w:r>
+      <w:r>
+        <w:rPr>
+          <w:rStyle w:val="OperatorTok"/>
+        </w:rPr>
+        <w:t xml:space="preserve">(</w:t>
+      </w:r>
+      <w:r>
+        <w:rPr>
+          <w:rStyle w:val="StringTok"/>
+        </w:rPr>
+        <w:t xml:space="preserve">"Cannot send CONFIRMED — already confirmed"</w:t>
+      </w:r>
+      <w:r>
+        <w:rPr>
+          <w:rStyle w:val="OperatorTok"/>
+        </w:rPr>
+        <w:t xml:space="preserve">);</w:t>
+      </w:r>
+      <w:r>
+        <w:br/>
+      </w:r>
+      <w:r>
+        <w:rPr>
+          <w:rStyle w:val="NormalTok"/>
+        </w:rPr>
+        <w:t xml:space="preserve">    </w:t>
+      </w:r>
+      <w:r>
+        <w:rPr>
+          <w:rStyle w:val="OperatorTok"/>
+        </w:rPr>
+        <w:t xml:space="preserve">}</w:t>
+      </w:r>
+      <w:r>
+        <w:br/>
+      </w:r>
+      <w:r>
+        <w:rPr>
+          <w:rStyle w:val="NormalTok"/>
+        </w:rPr>
+        <w:t xml:space="preserve">    </w:t>
+      </w:r>
+      <w:r>
+        <w:rPr>
+          <w:rStyle w:val="AttributeTok"/>
+        </w:rPr>
+        <w:t xml:space="preserve">@Override</w:t>
+      </w:r>
+      <w:r>
+        <w:br/>
+      </w:r>
+      <w:r>
+        <w:rPr>
+          <w:rStyle w:val="NormalTok"/>
+        </w:rPr>
+        <w:t xml:space="preserve">    </w:t>
+      </w:r>
+      <w:r>
+        <w:rPr>
+          <w:rStyle w:val="KeywordTok"/>
+        </w:rPr>
+        <w:t xml:space="preserve">public</w:t>
+      </w:r>
+      <w:r>
+        <w:rPr>
+          <w:rStyle w:val="NormalTok"/>
+        </w:rPr>
+        <w:t xml:space="preserve"> </w:t>
+      </w:r>
+      <w:r>
+        <w:rPr>
+          <w:rStyle w:val="DataTypeTok"/>
+        </w:rPr>
+        <w:t xml:space="preserve">void</w:t>
+      </w:r>
+      <w:r>
+        <w:rPr>
+          <w:rStyle w:val="NormalTok"/>
+        </w:rPr>
+        <w:t xml:space="preserve"> </w:t>
+      </w:r>
+      <w:r>
+        <w:rPr>
+          <w:rStyle w:val="FunctionTok"/>
+        </w:rPr>
+        <w:t xml:space="preserve">confirm</w:t>
+      </w:r>
+      <w:r>
+        <w:rPr>
+          <w:rStyle w:val="OperatorTok"/>
+        </w:rPr>
+        <w:t xml:space="preserve">(</w:t>
+      </w:r>
+      <w:r>
+        <w:rPr>
+          <w:rStyle w:val="NormalTok"/>
+        </w:rPr>
+        <w:t xml:space="preserve">PurchaseOrder po</w:t>
+      </w:r>
+      <w:r>
+        <w:rPr>
+          <w:rStyle w:val="OperatorTok"/>
+        </w:rPr>
+        <w:t xml:space="preserve">)</w:t>
+      </w:r>
+      <w:r>
+        <w:rPr>
+          <w:rStyle w:val="NormalTok"/>
+        </w:rPr>
+        <w:t xml:space="preserve"> </w:t>
+      </w:r>
+      <w:r>
+        <w:rPr>
+          <w:rStyle w:val="OperatorTok"/>
+        </w:rPr>
+        <w:t xml:space="preserve">{</w:t>
+      </w:r>
+      <w:r>
+        <w:br/>
+      </w:r>
+      <w:r>
+        <w:rPr>
+          <w:rStyle w:val="NormalTok"/>
+        </w:rPr>
+        <w:t xml:space="preserve">        </w:t>
+      </w:r>
+      <w:r>
+        <w:rPr>
+          <w:rStyle w:val="ControlFlowTok"/>
+        </w:rPr>
+        <w:t xml:space="preserve">throw</w:t>
+      </w:r>
+      <w:r>
+        <w:rPr>
+          <w:rStyle w:val="NormalTok"/>
+        </w:rPr>
+        <w:t xml:space="preserve"> </w:t>
+      </w:r>
+      <w:r>
+        <w:rPr>
+          <w:rStyle w:val="KeywordTok"/>
+        </w:rPr>
+        <w:t xml:space="preserve">new</w:t>
+      </w:r>
+      <w:r>
+        <w:rPr>
+          <w:rStyle w:val="NormalTok"/>
+        </w:rPr>
+        <w:t xml:space="preserve"> </w:t>
+      </w:r>
+      <w:r>
+        <w:rPr>
+          <w:rStyle w:val="BuiltInTok"/>
+        </w:rPr>
+        <w:t xml:space="preserve">IllegalStateException</w:t>
+      </w:r>
+      <w:r>
+        <w:rPr>
+          <w:rStyle w:val="OperatorTok"/>
+        </w:rPr>
+        <w:t xml:space="preserve">(</w:t>
+      </w:r>
+      <w:r>
+        <w:rPr>
+          <w:rStyle w:val="StringTok"/>
+        </w:rPr>
+        <w:t xml:space="preserve">"Already CONFIRMED"</w:t>
+      </w:r>
+      <w:r>
+        <w:rPr>
+          <w:rStyle w:val="OperatorTok"/>
+        </w:rPr>
+        <w:t xml:space="preserve">);</w:t>
+      </w:r>
+      <w:r>
+        <w:br/>
+      </w:r>
+      <w:r>
+        <w:rPr>
+          <w:rStyle w:val="NormalTok"/>
+        </w:rPr>
+        <w:t xml:space="preserve">    </w:t>
+      </w:r>
+      <w:r>
+        <w:rPr>
+          <w:rStyle w:val="OperatorTok"/>
+        </w:rPr>
+        <w:t xml:space="preserve">}</w:t>
+      </w:r>
+      <w:r>
+        <w:br/>
+      </w:r>
+      <w:r>
+        <w:rPr>
+          <w:rStyle w:val="NormalTok"/>
+        </w:rPr>
+        <w:t xml:space="preserve">    </w:t>
+      </w:r>
+      <w:r>
+        <w:rPr>
+          <w:rStyle w:val="AttributeTok"/>
+        </w:rPr>
+        <w:t xml:space="preserve">@Override</w:t>
+      </w:r>
+      <w:r>
+        <w:br/>
+      </w:r>
+      <w:r>
+        <w:rPr>
+          <w:rStyle w:val="NormalTok"/>
+        </w:rPr>
+        <w:t xml:space="preserve">    </w:t>
+      </w:r>
+      <w:r>
+        <w:rPr>
+          <w:rStyle w:val="KeywordTok"/>
+        </w:rPr>
+        <w:t xml:space="preserve">public</w:t>
+      </w:r>
+      <w:r>
+        <w:rPr>
+          <w:rStyle w:val="NormalTok"/>
+        </w:rPr>
+        <w:t xml:space="preserve"> </w:t>
+      </w:r>
+      <w:r>
+        <w:rPr>
+          <w:rStyle w:val="DataTypeTok"/>
+        </w:rPr>
+        <w:t xml:space="preserve">void</w:t>
+      </w:r>
+      <w:r>
+        <w:rPr>
+          <w:rStyle w:val="NormalTok"/>
+        </w:rPr>
+        <w:t xml:space="preserve"> </w:t>
+      </w:r>
+      <w:r>
+        <w:rPr>
+          <w:rStyle w:val="FunctionTok"/>
+        </w:rPr>
+        <w:t xml:space="preserve">reject</w:t>
+      </w:r>
+      <w:r>
+        <w:rPr>
+          <w:rStyle w:val="OperatorTok"/>
+        </w:rPr>
+        <w:t xml:space="preserve">(</w:t>
+      </w:r>
+      <w:r>
+        <w:rPr>
+          <w:rStyle w:val="NormalTok"/>
+        </w:rPr>
+        <w:t xml:space="preserve">PurchaseOrder po</w:t>
+      </w:r>
+      <w:r>
+        <w:rPr>
+          <w:rStyle w:val="OperatorTok"/>
+        </w:rPr>
+        <w:t xml:space="preserve">,</w:t>
+      </w:r>
+      <w:r>
+        <w:rPr>
+          <w:rStyle w:val="NormalTok"/>
+        </w:rPr>
+        <w:t xml:space="preserve"> </w:t>
+      </w:r>
+      <w:r>
+        <w:rPr>
+          <w:rStyle w:val="BuiltInTok"/>
+        </w:rPr>
+        <w:t xml:space="preserve">String</w:t>
+      </w:r>
+      <w:r>
+        <w:rPr>
+          <w:rStyle w:val="NormalTok"/>
+        </w:rPr>
+        <w:t xml:space="preserve"> reason</w:t>
+      </w:r>
+      <w:r>
+        <w:rPr>
+          <w:rStyle w:val="OperatorTok"/>
+        </w:rPr>
+        <w:t xml:space="preserve">)</w:t>
+      </w:r>
+      <w:r>
+        <w:rPr>
+          <w:rStyle w:val="NormalTok"/>
+        </w:rPr>
+        <w:t xml:space="preserve"> </w:t>
+      </w:r>
+      <w:r>
+        <w:rPr>
+          <w:rStyle w:val="OperatorTok"/>
+        </w:rPr>
+        <w:t xml:space="preserve">{</w:t>
+      </w:r>
+      <w:r>
+        <w:br/>
+      </w:r>
+      <w:r>
+        <w:rPr>
+          <w:rStyle w:val="NormalTok"/>
+        </w:rPr>
+        <w:t xml:space="preserve">        </w:t>
+      </w:r>
+      <w:r>
+        <w:rPr>
+          <w:rStyle w:val="ControlFlowTok"/>
+        </w:rPr>
+        <w:t xml:space="preserve">throw</w:t>
+      </w:r>
+      <w:r>
+        <w:rPr>
+          <w:rStyle w:val="NormalTok"/>
+        </w:rPr>
+        <w:t xml:space="preserve"> </w:t>
+      </w:r>
+      <w:r>
+        <w:rPr>
+          <w:rStyle w:val="KeywordTok"/>
+        </w:rPr>
+        <w:t xml:space="preserve">new</w:t>
+      </w:r>
+      <w:r>
+        <w:rPr>
+          <w:rStyle w:val="NormalTok"/>
+        </w:rPr>
+        <w:t xml:space="preserve"> </w:t>
+      </w:r>
+      <w:r>
+        <w:rPr>
+          <w:rStyle w:val="BuiltInTok"/>
+        </w:rPr>
+        <w:t xml:space="preserve">IllegalStateException</w:t>
+      </w:r>
+      <w:r>
+        <w:rPr>
+          <w:rStyle w:val="OperatorTok"/>
+        </w:rPr>
+        <w:t xml:space="preserve">(</w:t>
+      </w:r>
+      <w:r>
+        <w:rPr>
+          <w:rStyle w:val="StringTok"/>
+        </w:rPr>
+        <w:t xml:space="preserve">"Cannot reject CONFIRMED"</w:t>
+      </w:r>
+      <w:r>
+        <w:rPr>
+          <w:rStyle w:val="OperatorTok"/>
+        </w:rPr>
+        <w:t xml:space="preserve">);</w:t>
+      </w:r>
+      <w:r>
+        <w:br/>
+      </w:r>
+      <w:r>
+        <w:rPr>
+          <w:rStyle w:val="NormalTok"/>
+        </w:rPr>
+        <w:t xml:space="preserve">    </w:t>
+      </w:r>
+      <w:r>
+        <w:rPr>
+          <w:rStyle w:val="OperatorTok"/>
+        </w:rPr>
+        <w:t xml:space="preserve">}</w:t>
+      </w:r>
+      <w:r>
+        <w:br/>
+      </w:r>
+      <w:r>
+        <w:rPr>
+          <w:rStyle w:val="NormalTok"/>
+        </w:rPr>
+        <w:t xml:space="preserve">    </w:t>
+      </w:r>
+      <w:r>
+        <w:rPr>
+          <w:rStyle w:val="AttributeTok"/>
+        </w:rPr>
+        <w:t xml:space="preserve">@Override</w:t>
+      </w:r>
+      <w:r>
+        <w:br/>
+      </w:r>
+      <w:r>
+        <w:rPr>
+          <w:rStyle w:val="NormalTok"/>
+        </w:rPr>
+        <w:t xml:space="preserve">    </w:t>
+      </w:r>
+      <w:r>
+        <w:rPr>
+          <w:rStyle w:val="KeywordTok"/>
+        </w:rPr>
+        <w:t xml:space="preserve">public</w:t>
+      </w:r>
+      <w:r>
+        <w:rPr>
+          <w:rStyle w:val="NormalTok"/>
+        </w:rPr>
+        <w:t xml:space="preserve"> </w:t>
+      </w:r>
+      <w:r>
+        <w:rPr>
+          <w:rStyle w:val="DataTypeTok"/>
+        </w:rPr>
+        <w:t xml:space="preserve">void</w:t>
+      </w:r>
+      <w:r>
+        <w:rPr>
+          <w:rStyle w:val="NormalTok"/>
+        </w:rPr>
+        <w:t xml:space="preserve"> </w:t>
+      </w:r>
+      <w:r>
+        <w:rPr>
+          <w:rStyle w:val="FunctionTok"/>
+        </w:rPr>
+        <w:t xml:space="preserve">resetFromRejected</w:t>
+      </w:r>
+      <w:r>
+        <w:rPr>
+          <w:rStyle w:val="OperatorTok"/>
+        </w:rPr>
+        <w:t xml:space="preserve">(</w:t>
+      </w:r>
+      <w:r>
+        <w:rPr>
+          <w:rStyle w:val="NormalTok"/>
+        </w:rPr>
+        <w:t xml:space="preserve">PurchaseOrder po</w:t>
+      </w:r>
+      <w:r>
+        <w:rPr>
+          <w:rStyle w:val="OperatorTok"/>
+        </w:rPr>
+        <w:t xml:space="preserve">)</w:t>
+      </w:r>
+      <w:r>
+        <w:rPr>
+          <w:rStyle w:val="NormalTok"/>
+        </w:rPr>
+        <w:t xml:space="preserve"> </w:t>
+      </w:r>
+      <w:r>
+        <w:rPr>
+          <w:rStyle w:val="OperatorTok"/>
+        </w:rPr>
+        <w:t xml:space="preserve">{</w:t>
+      </w:r>
+      <w:r>
+        <w:br/>
+      </w:r>
+      <w:r>
+        <w:rPr>
+          <w:rStyle w:val="NormalTok"/>
+        </w:rPr>
+        <w:t xml:space="preserve">        </w:t>
+      </w:r>
+      <w:r>
+        <w:rPr>
+          <w:rStyle w:val="ControlFlowTok"/>
+        </w:rPr>
+        <w:t xml:space="preserve">throw</w:t>
+      </w:r>
+      <w:r>
+        <w:rPr>
+          <w:rStyle w:val="NormalTok"/>
+        </w:rPr>
+        <w:t xml:space="preserve"> </w:t>
+      </w:r>
+      <w:r>
+        <w:rPr>
+          <w:rStyle w:val="KeywordTok"/>
+        </w:rPr>
+        <w:t xml:space="preserve">new</w:t>
+      </w:r>
+      <w:r>
+        <w:rPr>
+          <w:rStyle w:val="NormalTok"/>
+        </w:rPr>
+        <w:t xml:space="preserve"> </w:t>
+      </w:r>
+      <w:r>
+        <w:rPr>
+          <w:rStyle w:val="BuiltInTok"/>
+        </w:rPr>
+        <w:t xml:space="preserve">IllegalStateException</w:t>
+      </w:r>
+      <w:r>
+        <w:rPr>
+          <w:rStyle w:val="OperatorTok"/>
+        </w:rPr>
+        <w:t xml:space="preserve">(</w:t>
+      </w:r>
+      <w:r>
+        <w:rPr>
+          <w:rStyle w:val="StringTok"/>
+        </w:rPr>
+        <w:t xml:space="preserve">"Cannot resetFromRejected CONFIRMED"</w:t>
+      </w:r>
+      <w:r>
+        <w:rPr>
+          <w:rStyle w:val="OperatorTok"/>
+        </w:rPr>
+        <w:t xml:space="preserve">);</w:t>
+      </w:r>
+      <w:r>
+        <w:br/>
+      </w:r>
+      <w:r>
+        <w:rPr>
+          <w:rStyle w:val="NormalTok"/>
+        </w:rPr>
+        <w:t xml:space="preserve">    </w:t>
+      </w:r>
+      <w:r>
+        <w:rPr>
+          <w:rStyle w:val="OperatorTok"/>
+        </w:rPr>
+        <w:t xml:space="preserve">}</w:t>
+      </w:r>
+      <w:r>
+        <w:br/>
+      </w:r>
+      <w:r>
+        <w:rPr>
+          <w:rStyle w:val="NormalTok"/>
+        </w:rPr>
+        <w:t xml:space="preserve">    </w:t>
+      </w:r>
+      <w:r>
+        <w:rPr>
+          <w:rStyle w:val="AttributeTok"/>
+        </w:rPr>
+        <w:t xml:space="preserve">@Override</w:t>
+      </w:r>
+      <w:r>
+        <w:br/>
+      </w:r>
+      <w:r>
+        <w:rPr>
+          <w:rStyle w:val="NormalTok"/>
+        </w:rPr>
+        <w:t xml:space="preserve">    </w:t>
+      </w:r>
+      <w:r>
+        <w:rPr>
+          <w:rStyle w:val="KeywordTok"/>
+        </w:rPr>
+        <w:t xml:space="preserve">public</w:t>
+      </w:r>
+      <w:r>
+        <w:rPr>
+          <w:rStyle w:val="NormalTok"/>
+        </w:rPr>
+        <w:t xml:space="preserve"> </w:t>
+      </w:r>
+      <w:r>
+        <w:rPr>
+          <w:rStyle w:val="DataTypeTok"/>
+        </w:rPr>
+        <w:t xml:space="preserve">void</w:t>
+      </w:r>
+      <w:r>
+        <w:rPr>
+          <w:rStyle w:val="NormalTok"/>
+        </w:rPr>
+        <w:t xml:space="preserve"> </w:t>
+      </w:r>
+      <w:r>
+        <w:rPr>
+          <w:rStyle w:val="FunctionTok"/>
+        </w:rPr>
+        <w:t xml:space="preserve">markDone</w:t>
+      </w:r>
+      <w:r>
+        <w:rPr>
+          <w:rStyle w:val="OperatorTok"/>
+        </w:rPr>
+        <w:t xml:space="preserve">(</w:t>
+      </w:r>
+      <w:r>
+        <w:rPr>
+          <w:rStyle w:val="NormalTok"/>
+        </w:rPr>
+        <w:t xml:space="preserve">PurchaseOrder po</w:t>
+      </w:r>
+      <w:r>
+        <w:rPr>
+          <w:rStyle w:val="OperatorTok"/>
+        </w:rPr>
+        <w:t xml:space="preserve">)</w:t>
+      </w:r>
+      <w:r>
+        <w:rPr>
+          <w:rStyle w:val="NormalTok"/>
+        </w:rPr>
+        <w:t xml:space="preserve"> </w:t>
+      </w:r>
+      <w:r>
+        <w:rPr>
+          <w:rStyle w:val="OperatorTok"/>
+        </w:rPr>
+        <w:t xml:space="preserve">{</w:t>
+      </w:r>
+      <w:r>
+        <w:br/>
+      </w:r>
+      <w:r>
+        <w:rPr>
+          <w:rStyle w:val="NormalTok"/>
+        </w:rPr>
+        <w:t xml:space="preserve">        po</w:t>
+      </w:r>
+      <w:r>
+        <w:rPr>
+          <w:rStyle w:val="OperatorTok"/>
+        </w:rPr>
+        <w:t xml:space="preserve">.</w:t>
+      </w:r>
+      <w:r>
+        <w:rPr>
+          <w:rStyle w:val="FunctionTok"/>
+        </w:rPr>
+        <w:t xml:space="preserve">applyTransition</w:t>
+      </w:r>
+      <w:r>
+        <w:rPr>
+          <w:rStyle w:val="OperatorTok"/>
+        </w:rPr>
+        <w:t xml:space="preserve">(</w:t>
+      </w:r>
+      <w:r>
+        <w:rPr>
+          <w:rStyle w:val="NormalTok"/>
+        </w:rPr>
+        <w:t xml:space="preserve">POStatus</w:t>
+      </w:r>
+      <w:r>
+        <w:rPr>
+          <w:rStyle w:val="OperatorTok"/>
+        </w:rPr>
+        <w:t xml:space="preserve">.</w:t>
+      </w:r>
+      <w:r>
+        <w:rPr>
+          <w:rStyle w:val="FunctionTok"/>
+        </w:rPr>
+        <w:t xml:space="preserve">DONE</w:t>
+      </w:r>
+      <w:r>
+        <w:rPr>
+          <w:rStyle w:val="OperatorTok"/>
+        </w:rPr>
+        <w:t xml:space="preserve">,</w:t>
+      </w:r>
+      <w:r>
+        <w:rPr>
+          <w:rStyle w:val="NormalTok"/>
+        </w:rPr>
+        <w:t xml:space="preserve"> POStateRegistry</w:t>
+      </w:r>
+      <w:r>
+        <w:rPr>
+          <w:rStyle w:val="OperatorTok"/>
+        </w:rPr>
+        <w:t xml:space="preserve">.</w:t>
+      </w:r>
+      <w:r>
+        <w:rPr>
+          <w:rStyle w:val="FunctionTok"/>
+        </w:rPr>
+        <w:t xml:space="preserve">get</w:t>
+      </w:r>
+      <w:r>
+        <w:rPr>
+          <w:rStyle w:val="OperatorTok"/>
+        </w:rPr>
+        <w:t xml:space="preserve">(</w:t>
+      </w:r>
+      <w:r>
+        <w:rPr>
+          <w:rStyle w:val="NormalTok"/>
+        </w:rPr>
+        <w:t xml:space="preserve">POStatus</w:t>
+      </w:r>
+      <w:r>
+        <w:rPr>
+          <w:rStyle w:val="OperatorTok"/>
+        </w:rPr>
+        <w:t xml:space="preserve">.</w:t>
+      </w:r>
+      <w:r>
+        <w:rPr>
+          <w:rStyle w:val="FunctionTok"/>
+        </w:rPr>
+        <w:t xml:space="preserve">DONE</w:t>
+      </w:r>
+      <w:r>
+        <w:rPr>
+          <w:rStyle w:val="OperatorTok"/>
+        </w:rPr>
+        <w:t xml:space="preserve">));</w:t>
+      </w:r>
+      <w:r>
+        <w:br/>
+      </w:r>
+      <w:r>
+        <w:rPr>
+          <w:rStyle w:val="NormalTok"/>
+        </w:rPr>
+        <w:t xml:space="preserve">    </w:t>
+      </w:r>
+      <w:r>
+        <w:rPr>
+          <w:rStyle w:val="OperatorTok"/>
+        </w:rPr>
+        <w:t xml:space="preserve">}</w:t>
+      </w:r>
+      <w:r>
+        <w:br/>
+      </w:r>
+      <w:r>
+        <w:rPr>
+          <w:rStyle w:val="OperatorTok"/>
+        </w:rPr>
+        <w:t xml:space="preserve">}</w:t>
+      </w:r>
+    </w:p>
+    <w:p>
+      <w:pPr>
+        <w:pStyle w:val="FirstParagraph"/>
+      </w:pPr>
+      <w:r>
+        <w:t xml:space="preserve">Tương tự,</w:t>
+      </w:r>
+      <w:r>
+        <w:t xml:space="preserve"> </w:t>
+      </w:r>
+      <w:r>
+        <w:rPr>
+          <w:rStyle w:val="VerbatimChar"/>
+        </w:rPr>
+        <w:t xml:space="preserve">RejectedState.resetFromRejected()</w:t>
+      </w:r>
+      <w:r>
+        <w:t xml:space="preserve"> </w:t>
+      </w:r>
+      <w:r>
+        <w:t xml:space="preserve">đảm bảo</w:t>
+      </w:r>
+      <w:r>
+        <w:t xml:space="preserve"> </w:t>
+      </w:r>
+      <w:r>
+        <w:rPr>
+          <w:b/>
+          <w:bCs/>
+        </w:rPr>
+        <w:t xml:space="preserve">giữ nguyên rejection_reason</w:t>
+      </w:r>
+      <w:r>
+        <w:t xml:space="preserve"> </w:t>
+      </w:r>
+      <w:r>
+        <w:t xml:space="preserve">khi chuyển về DRAFT — đây là chỗ fix bug v1.1.0.</w:t>
+      </w:r>
+    </w:p>
+    <w:bookmarkEnd w:id="186"/>
+    <w:bookmarkStart w:id="187" w:name="Xb13d075070f51a42669edc8ce8a1396ecfe451b"/>
+    <w:p>
+      <w:pPr>
+        <w:pStyle w:val="Heading3"/>
+      </w:pPr>
+      <w:r>
+        <w:t xml:space="preserve">Pattern 2 — Strategy Pattern (cho Stock Source)</w:t>
+      </w:r>
+    </w:p>
+    <w:p>
+      <w:pPr>
+        <w:pStyle w:val="FirstParagraph"/>
+      </w:pPr>
+      <w:r>
+        <w:rPr>
+          <w:b/>
+          <w:bCs/>
+        </w:rPr>
+        <w:t xml:space="preserve">Vấn đề trước khi áp dụng:</w:t>
+      </w:r>
+      <w:r>
+        <w:t xml:space="preserve"> </w:t>
+      </w:r>
+      <w:r>
+        <w:t xml:space="preserve">Method</w:t>
+      </w:r>
+      <w:r>
+        <w:t xml:space="preserve"> </w:t>
+      </w:r>
+      <w:r>
+        <w:rPr>
+          <w:rStyle w:val="VerbatimChar"/>
+        </w:rPr>
+        <w:t xml:space="preserve">getInventoryMatrix()</w:t>
+      </w:r>
+      <w:r>
+        <w:t xml:space="preserve"> </w:t>
+      </w:r>
+      <w:r>
+        <w:t xml:space="preserve">trong</w:t>
+      </w:r>
+      <w:r>
+        <w:t xml:space="preserve"> </w:t>
+      </w:r>
+      <w:r>
+        <w:rPr>
+          <w:rStyle w:val="VerbatimChar"/>
+        </w:rPr>
+        <w:t xml:space="preserve">StockInquiryServiceImpl</w:t>
+      </w:r>
+      <w:r>
+        <w:t xml:space="preserve"> </w:t>
+      </w:r>
+      <w:r>
+        <w:t xml:space="preserve">dài ~67 dòng, có 3 nhánh if-else lấy số lượng tồn kho từ 3 nguồn khác nhau (response từ Site, reference data, fallback 0). Mỗi lần thêm nguồn mới (vd ERP API) là phải sửa method này.</w:t>
+      </w:r>
+    </w:p>
+    <w:p>
+      <w:pPr>
+        <w:pStyle w:val="BodyText"/>
+      </w:pPr>
+      <w:r>
+        <w:rPr>
+          <w:b/>
+          <w:bCs/>
+        </w:rPr>
+        <w:t xml:space="preserve">Cấu trúc sau khi áp dụng:</w:t>
+      </w:r>
+    </w:p>
+    <w:p>
+      <w:pPr>
+        <w:pStyle w:val="SourceCode"/>
+      </w:pPr>
+      <w:r>
+        <w:rPr>
+          <w:rStyle w:val="VerbatimChar"/>
+        </w:rPr>
+        <w:t xml:space="preserve">StockSource (interface)</w:t>
+      </w:r>
+      <w:r>
+        <w:br/>
+      </w:r>
+      <w:r>
+        <w:rPr>
+          <w:rStyle w:val="VerbatimChar"/>
+        </w:rPr>
+        <w:t xml:space="preserve">   ├── InquiryResponseStockSource @Order(1) — nguồn ưu tiên cao nhất</w:t>
+      </w:r>
+      <w:r>
+        <w:br/>
+      </w:r>
+      <w:r>
+        <w:rPr>
+          <w:rStyle w:val="VerbatimChar"/>
+        </w:rPr>
+        <w:t xml:space="preserve">   ├── ReferenceStockSource @Order(2) — nguồn tham khảo</w:t>
+      </w:r>
+      <w:r>
+        <w:br/>
+      </w:r>
+      <w:r>
+        <w:rPr>
+          <w:rStyle w:val="VerbatimChar"/>
+        </w:rPr>
+        <w:t xml:space="preserve">   └── NoDataStockSource @Order(3) — fallback trả 0</w:t>
+      </w:r>
+      <w:r>
+        <w:br/>
+      </w:r>
+      <w:r>
+        <w:br/>
+      </w:r>
+      <w:r>
+        <w:rPr>
+          <w:rStyle w:val="VerbatimChar"/>
+        </w:rPr>
+        <w:t xml:space="preserve">StockSourceResolver — orchestrator, iterate qua các sources</w:t>
+      </w:r>
+    </w:p>
+    <w:p>
+      <w:pPr>
+        <w:pStyle w:val="FirstParagraph"/>
+      </w:pPr>
+      <w:r>
+        <w:rPr>
+          <w:b/>
+          <w:bCs/>
+        </w:rPr>
+        <w:t xml:space="preserve">Lợi ích cụ thể:</w:t>
       </w:r>
     </w:p>
     <w:p>
@@ -48179,7 +46946,22 @@
         </w:numPr>
       </w:pPr>
       <w:r>
-        <w:t xml:space="preserve">Thêm trạng thái mới (vd SHIPPED) chỉ cần thêm 1 class.</w:t>
+        <w:t xml:space="preserve">Thêm nguồn mới chỉ cần một class mới + một</w:t>
+      </w:r>
+      <w:r>
+        <w:t xml:space="preserve"> </w:t>
+      </w:r>
+      <w:r>
+        <w:rPr>
+          <w:rStyle w:val="VerbatimChar"/>
+        </w:rPr>
+        <w:t xml:space="preserve">@Order</w:t>
+      </w:r>
+      <w:r>
+        <w:t xml:space="preserve"> </w:t>
+      </w:r>
+      <w:r>
+        <w:t xml:space="preserve">annotation.</w:t>
       </w:r>
     </w:p>
     <w:p>
@@ -48191,7 +46973,19 @@
         </w:numPr>
       </w:pPr>
       <w:r>
-        <w:t xml:space="preserve">Logic transition gom về một chỗ duy nhất cho mỗi state, dễ đọc hơn nhiều so với</w:t>
+        <w:t xml:space="preserve">Có thể test riêng từng strategy.</w:t>
+      </w:r>
+    </w:p>
+    <w:p>
+      <w:pPr>
+        <w:pStyle w:val="Compact"/>
+        <w:numPr>
+          <w:ilvl w:val="0"/>
+          <w:numId w:val="1040"/>
+        </w:numPr>
+      </w:pPr>
+      <w:r>
+        <w:t xml:space="preserve">Logic chọn ưu tiên rõ ràng qua</w:t>
       </w:r>
       <w:r>
         <w:t xml:space="preserve"> </w:t>
@@ -48200,13 +46994,697 @@
         <w:rPr>
           <w:rStyle w:val="VerbatimChar"/>
         </w:rPr>
-        <w:t xml:space="preserve">switch-case</w:t>
-      </w:r>
-      <w:r>
-        <w:t xml:space="preserve"> </w:t>
-      </w:r>
-      <w:r>
-        <w:t xml:space="preserve">trải khắp service.</w:t>
+        <w:t xml:space="preserve">@Order</w:t>
+      </w:r>
+      <w:r>
+        <w:t xml:space="preserve"> </w:t>
+      </w:r>
+      <w:r>
+        <w:t xml:space="preserve">thay vì if-else lồng.</w:t>
+      </w:r>
+    </w:p>
+    <w:p>
+      <w:pPr>
+        <w:pStyle w:val="SourceCode"/>
+      </w:pPr>
+      <w:r>
+        <w:rPr>
+          <w:rStyle w:val="AttributeTok"/>
+        </w:rPr>
+        <w:t xml:space="preserve">@Component</w:t>
+      </w:r>
+      <w:r>
+        <w:br/>
+      </w:r>
+      <w:r>
+        <w:rPr>
+          <w:rStyle w:val="KeywordTok"/>
+        </w:rPr>
+        <w:t xml:space="preserve">public</w:t>
+      </w:r>
+      <w:r>
+        <w:rPr>
+          <w:rStyle w:val="NormalTok"/>
+        </w:rPr>
+        <w:t xml:space="preserve"> </w:t>
+      </w:r>
+      <w:r>
+        <w:rPr>
+          <w:rStyle w:val="KeywordTok"/>
+        </w:rPr>
+        <w:t xml:space="preserve">class</w:t>
+      </w:r>
+      <w:r>
+        <w:rPr>
+          <w:rStyle w:val="NormalTok"/>
+        </w:rPr>
+        <w:t xml:space="preserve"> StockSourceResolver </w:t>
+      </w:r>
+      <w:r>
+        <w:rPr>
+          <w:rStyle w:val="OperatorTok"/>
+        </w:rPr>
+        <w:t xml:space="preserve">{</w:t>
+      </w:r>
+      <w:r>
+        <w:br/>
+      </w:r>
+      <w:r>
+        <w:rPr>
+          <w:rStyle w:val="NormalTok"/>
+        </w:rPr>
+        <w:t xml:space="preserve">    </w:t>
+      </w:r>
+      <w:r>
+        <w:rPr>
+          <w:rStyle w:val="KeywordTok"/>
+        </w:rPr>
+        <w:t xml:space="preserve">private</w:t>
+      </w:r>
+      <w:r>
+        <w:rPr>
+          <w:rStyle w:val="NormalTok"/>
+        </w:rPr>
+        <w:t xml:space="preserve"> </w:t>
+      </w:r>
+      <w:r>
+        <w:rPr>
+          <w:rStyle w:val="DataTypeTok"/>
+        </w:rPr>
+        <w:t xml:space="preserve">final</w:t>
+      </w:r>
+      <w:r>
+        <w:rPr>
+          <w:rStyle w:val="NormalTok"/>
+        </w:rPr>
+        <w:t xml:space="preserve"> </w:t>
+      </w:r>
+      <w:r>
+        <w:rPr>
+          <w:rStyle w:val="BuiltInTok"/>
+        </w:rPr>
+        <w:t xml:space="preserve">List</w:t>
+      </w:r>
+      <w:r>
+        <w:rPr>
+          <w:rStyle w:val="OperatorTok"/>
+        </w:rPr>
+        <w:t xml:space="preserve">&lt;</w:t>
+      </w:r>
+      <w:r>
+        <w:rPr>
+          <w:rStyle w:val="NormalTok"/>
+        </w:rPr>
+        <w:t xml:space="preserve">StockSource</w:t>
+      </w:r>
+      <w:r>
+        <w:rPr>
+          <w:rStyle w:val="OperatorTok"/>
+        </w:rPr>
+        <w:t xml:space="preserve">&gt;</w:t>
+      </w:r>
+      <w:r>
+        <w:rPr>
+          <w:rStyle w:val="NormalTok"/>
+        </w:rPr>
+        <w:t xml:space="preserve"> sources</w:t>
+      </w:r>
+      <w:r>
+        <w:rPr>
+          <w:rStyle w:val="OperatorTok"/>
+        </w:rPr>
+        <w:t xml:space="preserve">;</w:t>
+      </w:r>
+      <w:r>
+        <w:br/>
+      </w:r>
+      <w:r>
+        <w:br/>
+      </w:r>
+      <w:r>
+        <w:rPr>
+          <w:rStyle w:val="NormalTok"/>
+        </w:rPr>
+        <w:t xml:space="preserve">    </w:t>
+      </w:r>
+      <w:r>
+        <w:rPr>
+          <w:rStyle w:val="KeywordTok"/>
+        </w:rPr>
+        <w:t xml:space="preserve">public</w:t>
+      </w:r>
+      <w:r>
+        <w:rPr>
+          <w:rStyle w:val="NormalTok"/>
+        </w:rPr>
+        <w:t xml:space="preserve"> </w:t>
+      </w:r>
+      <w:r>
+        <w:rPr>
+          <w:rStyle w:val="FunctionTok"/>
+        </w:rPr>
+        <w:t xml:space="preserve">StockSourceResolver</w:t>
+      </w:r>
+      <w:r>
+        <w:rPr>
+          <w:rStyle w:val="OperatorTok"/>
+        </w:rPr>
+        <w:t xml:space="preserve">(</w:t>
+      </w:r>
+      <w:r>
+        <w:rPr>
+          <w:rStyle w:val="BuiltInTok"/>
+        </w:rPr>
+        <w:t xml:space="preserve">List</w:t>
+      </w:r>
+      <w:r>
+        <w:rPr>
+          <w:rStyle w:val="OperatorTok"/>
+        </w:rPr>
+        <w:t xml:space="preserve">&lt;</w:t>
+      </w:r>
+      <w:r>
+        <w:rPr>
+          <w:rStyle w:val="NormalTok"/>
+        </w:rPr>
+        <w:t xml:space="preserve">StockSource</w:t>
+      </w:r>
+      <w:r>
+        <w:rPr>
+          <w:rStyle w:val="OperatorTok"/>
+        </w:rPr>
+        <w:t xml:space="preserve">&gt;</w:t>
+      </w:r>
+      <w:r>
+        <w:rPr>
+          <w:rStyle w:val="NormalTok"/>
+        </w:rPr>
+        <w:t xml:space="preserve"> sources</w:t>
+      </w:r>
+      <w:r>
+        <w:rPr>
+          <w:rStyle w:val="OperatorTok"/>
+        </w:rPr>
+        <w:t xml:space="preserve">)</w:t>
+      </w:r>
+      <w:r>
+        <w:rPr>
+          <w:rStyle w:val="NormalTok"/>
+        </w:rPr>
+        <w:t xml:space="preserve"> </w:t>
+      </w:r>
+      <w:r>
+        <w:rPr>
+          <w:rStyle w:val="OperatorTok"/>
+        </w:rPr>
+        <w:t xml:space="preserve">{</w:t>
+      </w:r>
+      <w:r>
+        <w:br/>
+      </w:r>
+      <w:r>
+        <w:rPr>
+          <w:rStyle w:val="NormalTok"/>
+        </w:rPr>
+        <w:t xml:space="preserve">        </w:t>
+      </w:r>
+      <w:r>
+        <w:rPr>
+          <w:rStyle w:val="KeywordTok"/>
+        </w:rPr>
+        <w:t xml:space="preserve">this</w:t>
+      </w:r>
+      <w:r>
+        <w:rPr>
+          <w:rStyle w:val="OperatorTok"/>
+        </w:rPr>
+        <w:t xml:space="preserve">.</w:t>
+      </w:r>
+      <w:r>
+        <w:rPr>
+          <w:rStyle w:val="FunctionTok"/>
+        </w:rPr>
+        <w:t xml:space="preserve">sources</w:t>
+      </w:r>
+      <w:r>
+        <w:rPr>
+          <w:rStyle w:val="NormalTok"/>
+        </w:rPr>
+        <w:t xml:space="preserve"> </w:t>
+      </w:r>
+      <w:r>
+        <w:rPr>
+          <w:rStyle w:val="OperatorTok"/>
+        </w:rPr>
+        <w:t xml:space="preserve">=</w:t>
+      </w:r>
+      <w:r>
+        <w:rPr>
+          <w:rStyle w:val="NormalTok"/>
+        </w:rPr>
+        <w:t xml:space="preserve"> sources</w:t>
+      </w:r>
+      <w:r>
+        <w:rPr>
+          <w:rStyle w:val="OperatorTok"/>
+        </w:rPr>
+        <w:t xml:space="preserve">;</w:t>
+      </w:r>
+      <w:r>
+        <w:rPr>
+          <w:rStyle w:val="NormalTok"/>
+        </w:rPr>
+        <w:t xml:space="preserve">  </w:t>
+      </w:r>
+      <w:r>
+        <w:rPr>
+          <w:rStyle w:val="CommentTok"/>
+        </w:rPr>
+        <w:t xml:space="preserve">// Spring tự inject theo @Order</w:t>
+      </w:r>
+      <w:r>
+        <w:br/>
+      </w:r>
+      <w:r>
+        <w:rPr>
+          <w:rStyle w:val="NormalTok"/>
+        </w:rPr>
+        <w:t xml:space="preserve">    </w:t>
+      </w:r>
+      <w:r>
+        <w:rPr>
+          <w:rStyle w:val="OperatorTok"/>
+        </w:rPr>
+        <w:t xml:space="preserve">}</w:t>
+      </w:r>
+      <w:r>
+        <w:br/>
+      </w:r>
+      <w:r>
+        <w:br/>
+      </w:r>
+      <w:r>
+        <w:rPr>
+          <w:rStyle w:val="NormalTok"/>
+        </w:rPr>
+        <w:t xml:space="preserve">    </w:t>
+      </w:r>
+      <w:r>
+        <w:rPr>
+          <w:rStyle w:val="KeywordTok"/>
+        </w:rPr>
+        <w:t xml:space="preserve">public</w:t>
+      </w:r>
+      <w:r>
+        <w:rPr>
+          <w:rStyle w:val="NormalTok"/>
+        </w:rPr>
+        <w:t xml:space="preserve"> StockData </w:t>
+      </w:r>
+      <w:r>
+        <w:rPr>
+          <w:rStyle w:val="FunctionTok"/>
+        </w:rPr>
+        <w:t xml:space="preserve">resolve</w:t>
+      </w:r>
+      <w:r>
+        <w:rPr>
+          <w:rStyle w:val="OperatorTok"/>
+        </w:rPr>
+        <w:t xml:space="preserve">(</w:t>
+      </w:r>
+      <w:r>
+        <w:rPr>
+          <w:rStyle w:val="NormalTok"/>
+        </w:rPr>
+        <w:t xml:space="preserve">Site site</w:t>
+      </w:r>
+      <w:r>
+        <w:rPr>
+          <w:rStyle w:val="OperatorTok"/>
+        </w:rPr>
+        <w:t xml:space="preserve">,</w:t>
+      </w:r>
+      <w:r>
+        <w:rPr>
+          <w:rStyle w:val="NormalTok"/>
+        </w:rPr>
+        <w:t xml:space="preserve"> Merchandise mh</w:t>
+      </w:r>
+      <w:r>
+        <w:rPr>
+          <w:rStyle w:val="OperatorTok"/>
+        </w:rPr>
+        <w:t xml:space="preserve">,</w:t>
+      </w:r>
+      <w:r>
+        <w:rPr>
+          <w:rStyle w:val="NormalTok"/>
+        </w:rPr>
+        <w:t xml:space="preserve"> StockInquiry inquiry</w:t>
+      </w:r>
+      <w:r>
+        <w:rPr>
+          <w:rStyle w:val="OperatorTok"/>
+        </w:rPr>
+        <w:t xml:space="preserve">)</w:t>
+      </w:r>
+      <w:r>
+        <w:rPr>
+          <w:rStyle w:val="NormalTok"/>
+        </w:rPr>
+        <w:t xml:space="preserve"> </w:t>
+      </w:r>
+      <w:r>
+        <w:rPr>
+          <w:rStyle w:val="OperatorTok"/>
+        </w:rPr>
+        <w:t xml:space="preserve">{</w:t>
+      </w:r>
+      <w:r>
+        <w:br/>
+      </w:r>
+      <w:r>
+        <w:rPr>
+          <w:rStyle w:val="NormalTok"/>
+        </w:rPr>
+        <w:t xml:space="preserve">        </w:t>
+      </w:r>
+      <w:r>
+        <w:rPr>
+          <w:rStyle w:val="ControlFlowTok"/>
+        </w:rPr>
+        <w:t xml:space="preserve">return</w:t>
+      </w:r>
+      <w:r>
+        <w:rPr>
+          <w:rStyle w:val="NormalTok"/>
+        </w:rPr>
+        <w:t xml:space="preserve"> sources</w:t>
+      </w:r>
+      <w:r>
+        <w:rPr>
+          <w:rStyle w:val="OperatorTok"/>
+        </w:rPr>
+        <w:t xml:space="preserve">.</w:t>
+      </w:r>
+      <w:r>
+        <w:rPr>
+          <w:rStyle w:val="FunctionTok"/>
+        </w:rPr>
+        <w:t xml:space="preserve">stream</w:t>
+      </w:r>
+      <w:r>
+        <w:rPr>
+          <w:rStyle w:val="OperatorTok"/>
+        </w:rPr>
+        <w:t xml:space="preserve">()</w:t>
+      </w:r>
+      <w:r>
+        <w:br/>
+      </w:r>
+      <w:r>
+        <w:rPr>
+          <w:rStyle w:val="NormalTok"/>
+        </w:rPr>
+        <w:t xml:space="preserve">            </w:t>
+      </w:r>
+      <w:r>
+        <w:rPr>
+          <w:rStyle w:val="OperatorTok"/>
+        </w:rPr>
+        <w:t xml:space="preserve">.</w:t>
+      </w:r>
+      <w:r>
+        <w:rPr>
+          <w:rStyle w:val="FunctionTok"/>
+        </w:rPr>
+        <w:t xml:space="preserve">filter</w:t>
+      </w:r>
+      <w:r>
+        <w:rPr>
+          <w:rStyle w:val="OperatorTok"/>
+        </w:rPr>
+        <w:t xml:space="preserve">(</w:t>
+      </w:r>
+      <w:r>
+        <w:rPr>
+          <w:rStyle w:val="NormalTok"/>
+        </w:rPr>
+        <w:t xml:space="preserve">s </w:t>
+      </w:r>
+      <w:r>
+        <w:rPr>
+          <w:rStyle w:val="OperatorTok"/>
+        </w:rPr>
+        <w:t xml:space="preserve">-&gt;</w:t>
+      </w:r>
+      <w:r>
+        <w:rPr>
+          <w:rStyle w:val="NormalTok"/>
+        </w:rPr>
+        <w:t xml:space="preserve"> s</w:t>
+      </w:r>
+      <w:r>
+        <w:rPr>
+          <w:rStyle w:val="OperatorTok"/>
+        </w:rPr>
+        <w:t xml:space="preserve">.</w:t>
+      </w:r>
+      <w:r>
+        <w:rPr>
+          <w:rStyle w:val="FunctionTok"/>
+        </w:rPr>
+        <w:t xml:space="preserve">canResolve</w:t>
+      </w:r>
+      <w:r>
+        <w:rPr>
+          <w:rStyle w:val="OperatorTok"/>
+        </w:rPr>
+        <w:t xml:space="preserve">(</w:t>
+      </w:r>
+      <w:r>
+        <w:rPr>
+          <w:rStyle w:val="NormalTok"/>
+        </w:rPr>
+        <w:t xml:space="preserve">site</w:t>
+      </w:r>
+      <w:r>
+        <w:rPr>
+          <w:rStyle w:val="OperatorTok"/>
+        </w:rPr>
+        <w:t xml:space="preserve">,</w:t>
+      </w:r>
+      <w:r>
+        <w:rPr>
+          <w:rStyle w:val="NormalTok"/>
+        </w:rPr>
+        <w:t xml:space="preserve"> mh</w:t>
+      </w:r>
+      <w:r>
+        <w:rPr>
+          <w:rStyle w:val="OperatorTok"/>
+        </w:rPr>
+        <w:t xml:space="preserve">,</w:t>
+      </w:r>
+      <w:r>
+        <w:rPr>
+          <w:rStyle w:val="NormalTok"/>
+        </w:rPr>
+        <w:t xml:space="preserve"> inquiry</w:t>
+      </w:r>
+      <w:r>
+        <w:rPr>
+          <w:rStyle w:val="OperatorTok"/>
+        </w:rPr>
+        <w:t xml:space="preserve">))</w:t>
+      </w:r>
+      <w:r>
+        <w:br/>
+      </w:r>
+      <w:r>
+        <w:rPr>
+          <w:rStyle w:val="NormalTok"/>
+        </w:rPr>
+        <w:t xml:space="preserve">            </w:t>
+      </w:r>
+      <w:r>
+        <w:rPr>
+          <w:rStyle w:val="OperatorTok"/>
+        </w:rPr>
+        <w:t xml:space="preserve">.</w:t>
+      </w:r>
+      <w:r>
+        <w:rPr>
+          <w:rStyle w:val="FunctionTok"/>
+        </w:rPr>
+        <w:t xml:space="preserve">findFirst</w:t>
+      </w:r>
+      <w:r>
+        <w:rPr>
+          <w:rStyle w:val="OperatorTok"/>
+        </w:rPr>
+        <w:t xml:space="preserve">()</w:t>
+      </w:r>
+      <w:r>
+        <w:br/>
+      </w:r>
+      <w:r>
+        <w:rPr>
+          <w:rStyle w:val="NormalTok"/>
+        </w:rPr>
+        <w:t xml:space="preserve">            </w:t>
+      </w:r>
+      <w:r>
+        <w:rPr>
+          <w:rStyle w:val="OperatorTok"/>
+        </w:rPr>
+        <w:t xml:space="preserve">.</w:t>
+      </w:r>
+      <w:r>
+        <w:rPr>
+          <w:rStyle w:val="FunctionTok"/>
+        </w:rPr>
+        <w:t xml:space="preserve">map</w:t>
+      </w:r>
+      <w:r>
+        <w:rPr>
+          <w:rStyle w:val="OperatorTok"/>
+        </w:rPr>
+        <w:t xml:space="preserve">(</w:t>
+      </w:r>
+      <w:r>
+        <w:rPr>
+          <w:rStyle w:val="NormalTok"/>
+        </w:rPr>
+        <w:t xml:space="preserve">s </w:t>
+      </w:r>
+      <w:r>
+        <w:rPr>
+          <w:rStyle w:val="OperatorTok"/>
+        </w:rPr>
+        <w:t xml:space="preserve">-&gt;</w:t>
+      </w:r>
+      <w:r>
+        <w:rPr>
+          <w:rStyle w:val="NormalTok"/>
+        </w:rPr>
+        <w:t xml:space="preserve"> s</w:t>
+      </w:r>
+      <w:r>
+        <w:rPr>
+          <w:rStyle w:val="OperatorTok"/>
+        </w:rPr>
+        <w:t xml:space="preserve">.</w:t>
+      </w:r>
+      <w:r>
+        <w:rPr>
+          <w:rStyle w:val="FunctionTok"/>
+        </w:rPr>
+        <w:t xml:space="preserve">resolve</w:t>
+      </w:r>
+      <w:r>
+        <w:rPr>
+          <w:rStyle w:val="OperatorTok"/>
+        </w:rPr>
+        <w:t xml:space="preserve">(</w:t>
+      </w:r>
+      <w:r>
+        <w:rPr>
+          <w:rStyle w:val="NormalTok"/>
+        </w:rPr>
+        <w:t xml:space="preserve">site</w:t>
+      </w:r>
+      <w:r>
+        <w:rPr>
+          <w:rStyle w:val="OperatorTok"/>
+        </w:rPr>
+        <w:t xml:space="preserve">,</w:t>
+      </w:r>
+      <w:r>
+        <w:rPr>
+          <w:rStyle w:val="NormalTok"/>
+        </w:rPr>
+        <w:t xml:space="preserve"> mh</w:t>
+      </w:r>
+      <w:r>
+        <w:rPr>
+          <w:rStyle w:val="OperatorTok"/>
+        </w:rPr>
+        <w:t xml:space="preserve">,</w:t>
+      </w:r>
+      <w:r>
+        <w:rPr>
+          <w:rStyle w:val="NormalTok"/>
+        </w:rPr>
+        <w:t xml:space="preserve"> inquiry</w:t>
+      </w:r>
+      <w:r>
+        <w:rPr>
+          <w:rStyle w:val="OperatorTok"/>
+        </w:rPr>
+        <w:t xml:space="preserve">))</w:t>
+      </w:r>
+      <w:r>
+        <w:br/>
+      </w:r>
+      <w:r>
+        <w:rPr>
+          <w:rStyle w:val="NormalTok"/>
+        </w:rPr>
+        <w:t xml:space="preserve">            </w:t>
+      </w:r>
+      <w:r>
+        <w:rPr>
+          <w:rStyle w:val="OperatorTok"/>
+        </w:rPr>
+        <w:t xml:space="preserve">.</w:t>
+      </w:r>
+      <w:r>
+        <w:rPr>
+          <w:rStyle w:val="FunctionTok"/>
+        </w:rPr>
+        <w:t xml:space="preserve">orElseThrow</w:t>
+      </w:r>
+      <w:r>
+        <w:rPr>
+          <w:rStyle w:val="OperatorTok"/>
+        </w:rPr>
+        <w:t xml:space="preserve">();</w:t>
+      </w:r>
+      <w:r>
+        <w:br/>
+      </w:r>
+      <w:r>
+        <w:rPr>
+          <w:rStyle w:val="NormalTok"/>
+        </w:rPr>
+        <w:t xml:space="preserve">    </w:t>
+      </w:r>
+      <w:r>
+        <w:rPr>
+          <w:rStyle w:val="OperatorTok"/>
+        </w:rPr>
+        <w:t xml:space="preserve">}</w:t>
+      </w:r>
+      <w:r>
+        <w:br/>
+      </w:r>
+      <w:r>
+        <w:rPr>
+          <w:rStyle w:val="OperatorTok"/>
+        </w:rPr>
+        <w:t xml:space="preserve">}</w:t>
+      </w:r>
+    </w:p>
+    <w:bookmarkEnd w:id="187"/>
+    <w:bookmarkStart w:id="191" w:name="X443c2264b611e1fc72fca5bb38e2fee33de26c6"/>
+    <w:p>
+      <w:pPr>
+        <w:pStyle w:val="Heading3"/>
+      </w:pPr>
+      <w:r>
+        <w:t xml:space="preserve">Pattern 3 — Observer Pattern (qua Spring ApplicationEventPublisher)</w:t>
       </w:r>
     </w:p>
     <w:p>
@@ -48218,1102 +47696,64 @@
           <w:b/>
           <w:bCs/>
         </w:rPr>
-        <w:t xml:space="preserve">Đoạn code minh hoạ</w:t>
-      </w:r>
-      <w:r>
-        <w:rPr>
-          <w:b/>
-          <w:bCs/>
-        </w:rPr>
+        <w:t xml:space="preserve">Vấn đề trước khi áp dụng:</w:t>
+      </w:r>
+      <w:r>
+        <w:t xml:space="preserve"> </w:t>
+      </w:r>
+      <w:r>
+        <w:t xml:space="preserve">Method</w:t>
+      </w:r>
+      <w:r>
         <w:t xml:space="preserve"> </w:t>
       </w:r>
       <w:r>
         <w:rPr>
           <w:rStyle w:val="VerbatimChar"/>
-          <w:b/>
-          <w:bCs/>
-        </w:rPr>
-        <w:t xml:space="preserve">ConfirmedState</w:t>
-      </w:r>
-      <w:r>
-        <w:rPr>
-          <w:b/>
-          <w:bCs/>
-        </w:rPr>
-        <w:t xml:space="preserve">:</w:t>
-      </w:r>
-    </w:p>
-    <w:p>
-      <w:pPr>
-        <w:pStyle w:val="SourceCode"/>
-      </w:pPr>
-      <w:r>
-        <w:rPr>
-          <w:rStyle w:val="KeywordTok"/>
-        </w:rPr>
-        <w:t xml:space="preserve">public</w:t>
-      </w:r>
-      <w:r>
-        <w:rPr>
-          <w:rStyle w:val="NormalTok"/>
-        </w:rPr>
-        <w:t xml:space="preserve"> </w:t>
-      </w:r>
-      <w:r>
-        <w:rPr>
-          <w:rStyle w:val="KeywordTok"/>
-        </w:rPr>
-        <w:t xml:space="preserve">class</w:t>
-      </w:r>
-      <w:r>
-        <w:rPr>
-          <w:rStyle w:val="NormalTok"/>
-        </w:rPr>
-        <w:t xml:space="preserve"> ConfirmedState </w:t>
-      </w:r>
-      <w:r>
-        <w:rPr>
-          <w:rStyle w:val="KeywordTok"/>
-        </w:rPr>
-        <w:t xml:space="preserve">implements</w:t>
-      </w:r>
-      <w:r>
-        <w:rPr>
-          <w:rStyle w:val="NormalTok"/>
-        </w:rPr>
-        <w:t xml:space="preserve"> POState </w:t>
-      </w:r>
-      <w:r>
-        <w:rPr>
-          <w:rStyle w:val="OperatorTok"/>
-        </w:rPr>
-        <w:t xml:space="preserve">{</w:t>
-      </w:r>
-      <w:r>
-        <w:br/>
-      </w:r>
-      <w:r>
-        <w:rPr>
-          <w:rStyle w:val="NormalTok"/>
-        </w:rPr>
-        <w:t xml:space="preserve">    </w:t>
-      </w:r>
-      <w:r>
-        <w:rPr>
-          <w:rStyle w:val="AttributeTok"/>
-        </w:rPr>
-        <w:t xml:space="preserve">@Override</w:t>
-      </w:r>
-      <w:r>
-        <w:br/>
-      </w:r>
-      <w:r>
-        <w:rPr>
-          <w:rStyle w:val="NormalTok"/>
-        </w:rPr>
-        <w:t xml:space="preserve">    </w:t>
-      </w:r>
-      <w:r>
-        <w:rPr>
-          <w:rStyle w:val="KeywordTok"/>
-        </w:rPr>
-        <w:t xml:space="preserve">public</w:t>
-      </w:r>
-      <w:r>
-        <w:rPr>
-          <w:rStyle w:val="NormalTok"/>
-        </w:rPr>
-        <w:t xml:space="preserve"> </w:t>
-      </w:r>
-      <w:r>
-        <w:rPr>
-          <w:rStyle w:val="DataTypeTok"/>
-        </w:rPr>
-        <w:t xml:space="preserve">void</w:t>
-      </w:r>
-      <w:r>
-        <w:rPr>
-          <w:rStyle w:val="NormalTok"/>
-        </w:rPr>
-        <w:t xml:space="preserve"> </w:t>
-      </w:r>
-      <w:r>
-        <w:rPr>
-          <w:rStyle w:val="FunctionTok"/>
-        </w:rPr>
-        <w:t xml:space="preserve">send</w:t>
-      </w:r>
-      <w:r>
-        <w:rPr>
-          <w:rStyle w:val="OperatorTok"/>
-        </w:rPr>
-        <w:t xml:space="preserve">(</w:t>
-      </w:r>
-      <w:r>
-        <w:rPr>
-          <w:rStyle w:val="NormalTok"/>
-        </w:rPr>
-        <w:t xml:space="preserve">PurchaseOrder po</w:t>
-      </w:r>
-      <w:r>
-        <w:rPr>
-          <w:rStyle w:val="OperatorTok"/>
-        </w:rPr>
-        <w:t xml:space="preserve">)</w:t>
-      </w:r>
-      <w:r>
-        <w:rPr>
-          <w:rStyle w:val="NormalTok"/>
-        </w:rPr>
-        <w:t xml:space="preserve"> </w:t>
-      </w:r>
-      <w:r>
-        <w:rPr>
-          <w:rStyle w:val="OperatorTok"/>
-        </w:rPr>
-        <w:t xml:space="preserve">{</w:t>
-      </w:r>
-      <w:r>
-        <w:br/>
-      </w:r>
-      <w:r>
-        <w:rPr>
-          <w:rStyle w:val="NormalTok"/>
-        </w:rPr>
-        <w:t xml:space="preserve">        </w:t>
-      </w:r>
-      <w:r>
-        <w:rPr>
-          <w:rStyle w:val="ControlFlowTok"/>
-        </w:rPr>
-        <w:t xml:space="preserve">throw</w:t>
-      </w:r>
-      <w:r>
-        <w:rPr>
-          <w:rStyle w:val="NormalTok"/>
-        </w:rPr>
-        <w:t xml:space="preserve"> </w:t>
-      </w:r>
-      <w:r>
-        <w:rPr>
-          <w:rStyle w:val="KeywordTok"/>
-        </w:rPr>
-        <w:t xml:space="preserve">new</w:t>
-      </w:r>
-      <w:r>
-        <w:rPr>
-          <w:rStyle w:val="NormalTok"/>
-        </w:rPr>
-        <w:t xml:space="preserve"> </w:t>
-      </w:r>
-      <w:r>
-        <w:rPr>
-          <w:rStyle w:val="BuiltInTok"/>
-        </w:rPr>
-        <w:t xml:space="preserve">IllegalStateException</w:t>
-      </w:r>
-      <w:r>
-        <w:rPr>
-          <w:rStyle w:val="OperatorTok"/>
-        </w:rPr>
-        <w:t xml:space="preserve">(</w:t>
-      </w:r>
-      <w:r>
-        <w:rPr>
-          <w:rStyle w:val="StringTok"/>
-        </w:rPr>
-        <w:t xml:space="preserve">"Cannot send CONFIRMED — already confirmed"</w:t>
-      </w:r>
-      <w:r>
-        <w:rPr>
-          <w:rStyle w:val="OperatorTok"/>
-        </w:rPr>
-        <w:t xml:space="preserve">);</w:t>
-      </w:r>
-      <w:r>
-        <w:br/>
-      </w:r>
-      <w:r>
-        <w:rPr>
-          <w:rStyle w:val="NormalTok"/>
-        </w:rPr>
-        <w:t xml:space="preserve">    </w:t>
-      </w:r>
-      <w:r>
-        <w:rPr>
-          <w:rStyle w:val="OperatorTok"/>
-        </w:rPr>
-        <w:t xml:space="preserve">}</w:t>
-      </w:r>
-      <w:r>
-        <w:br/>
-      </w:r>
-      <w:r>
-        <w:rPr>
-          <w:rStyle w:val="NormalTok"/>
-        </w:rPr>
-        <w:t xml:space="preserve">    </w:t>
-      </w:r>
-      <w:r>
-        <w:rPr>
-          <w:rStyle w:val="AttributeTok"/>
-        </w:rPr>
-        <w:t xml:space="preserve">@Override</w:t>
-      </w:r>
-      <w:r>
-        <w:br/>
-      </w:r>
-      <w:r>
-        <w:rPr>
-          <w:rStyle w:val="NormalTok"/>
-        </w:rPr>
-        <w:t xml:space="preserve">    </w:t>
-      </w:r>
-      <w:r>
-        <w:rPr>
-          <w:rStyle w:val="KeywordTok"/>
-        </w:rPr>
-        <w:t xml:space="preserve">public</w:t>
-      </w:r>
-      <w:r>
-        <w:rPr>
-          <w:rStyle w:val="NormalTok"/>
-        </w:rPr>
-        <w:t xml:space="preserve"> </w:t>
-      </w:r>
-      <w:r>
-        <w:rPr>
-          <w:rStyle w:val="DataTypeTok"/>
-        </w:rPr>
-        <w:t xml:space="preserve">void</w:t>
-      </w:r>
-      <w:r>
-        <w:rPr>
-          <w:rStyle w:val="NormalTok"/>
-        </w:rPr>
-        <w:t xml:space="preserve"> </w:t>
-      </w:r>
-      <w:r>
-        <w:rPr>
-          <w:rStyle w:val="FunctionTok"/>
-        </w:rPr>
-        <w:t xml:space="preserve">confirm</w:t>
-      </w:r>
-      <w:r>
-        <w:rPr>
-          <w:rStyle w:val="OperatorTok"/>
-        </w:rPr>
-        <w:t xml:space="preserve">(</w:t>
-      </w:r>
-      <w:r>
-        <w:rPr>
-          <w:rStyle w:val="NormalTok"/>
-        </w:rPr>
-        <w:t xml:space="preserve">PurchaseOrder po</w:t>
-      </w:r>
-      <w:r>
-        <w:rPr>
-          <w:rStyle w:val="OperatorTok"/>
-        </w:rPr>
-        <w:t xml:space="preserve">)</w:t>
-      </w:r>
-      <w:r>
-        <w:rPr>
-          <w:rStyle w:val="NormalTok"/>
-        </w:rPr>
-        <w:t xml:space="preserve"> </w:t>
-      </w:r>
-      <w:r>
-        <w:rPr>
-          <w:rStyle w:val="OperatorTok"/>
-        </w:rPr>
-        <w:t xml:space="preserve">{</w:t>
-      </w:r>
-      <w:r>
-        <w:br/>
-      </w:r>
-      <w:r>
-        <w:rPr>
-          <w:rStyle w:val="NormalTok"/>
-        </w:rPr>
-        <w:t xml:space="preserve">        </w:t>
-      </w:r>
-      <w:r>
-        <w:rPr>
-          <w:rStyle w:val="ControlFlowTok"/>
-        </w:rPr>
-        <w:t xml:space="preserve">throw</w:t>
-      </w:r>
-      <w:r>
-        <w:rPr>
-          <w:rStyle w:val="NormalTok"/>
-        </w:rPr>
-        <w:t xml:space="preserve"> </w:t>
-      </w:r>
-      <w:r>
-        <w:rPr>
-          <w:rStyle w:val="KeywordTok"/>
-        </w:rPr>
-        <w:t xml:space="preserve">new</w:t>
-      </w:r>
-      <w:r>
-        <w:rPr>
-          <w:rStyle w:val="NormalTok"/>
-        </w:rPr>
-        <w:t xml:space="preserve"> </w:t>
-      </w:r>
-      <w:r>
-        <w:rPr>
-          <w:rStyle w:val="BuiltInTok"/>
-        </w:rPr>
-        <w:t xml:space="preserve">IllegalStateException</w:t>
-      </w:r>
-      <w:r>
-        <w:rPr>
-          <w:rStyle w:val="OperatorTok"/>
-        </w:rPr>
-        <w:t xml:space="preserve">(</w:t>
-      </w:r>
-      <w:r>
-        <w:rPr>
-          <w:rStyle w:val="StringTok"/>
-        </w:rPr>
-        <w:t xml:space="preserve">"Already CONFIRMED"</w:t>
-      </w:r>
-      <w:r>
-        <w:rPr>
-          <w:rStyle w:val="OperatorTok"/>
-        </w:rPr>
-        <w:t xml:space="preserve">);</w:t>
-      </w:r>
-      <w:r>
-        <w:br/>
-      </w:r>
-      <w:r>
-        <w:rPr>
-          <w:rStyle w:val="NormalTok"/>
-        </w:rPr>
-        <w:t xml:space="preserve">    </w:t>
-      </w:r>
-      <w:r>
-        <w:rPr>
-          <w:rStyle w:val="OperatorTok"/>
-        </w:rPr>
-        <w:t xml:space="preserve">}</w:t>
-      </w:r>
-      <w:r>
-        <w:br/>
-      </w:r>
-      <w:r>
-        <w:rPr>
-          <w:rStyle w:val="NormalTok"/>
-        </w:rPr>
-        <w:t xml:space="preserve">    </w:t>
-      </w:r>
-      <w:r>
-        <w:rPr>
-          <w:rStyle w:val="AttributeTok"/>
-        </w:rPr>
-        <w:t xml:space="preserve">@Override</w:t>
-      </w:r>
-      <w:r>
-        <w:br/>
-      </w:r>
-      <w:r>
-        <w:rPr>
-          <w:rStyle w:val="NormalTok"/>
-        </w:rPr>
-        <w:t xml:space="preserve">    </w:t>
-      </w:r>
-      <w:r>
-        <w:rPr>
-          <w:rStyle w:val="KeywordTok"/>
-        </w:rPr>
-        <w:t xml:space="preserve">public</w:t>
-      </w:r>
-      <w:r>
-        <w:rPr>
-          <w:rStyle w:val="NormalTok"/>
-        </w:rPr>
-        <w:t xml:space="preserve"> </w:t>
-      </w:r>
-      <w:r>
-        <w:rPr>
-          <w:rStyle w:val="DataTypeTok"/>
-        </w:rPr>
-        <w:t xml:space="preserve">void</w:t>
-      </w:r>
-      <w:r>
-        <w:rPr>
-          <w:rStyle w:val="NormalTok"/>
-        </w:rPr>
-        <w:t xml:space="preserve"> </w:t>
-      </w:r>
-      <w:r>
-        <w:rPr>
-          <w:rStyle w:val="FunctionTok"/>
-        </w:rPr>
-        <w:t xml:space="preserve">reject</w:t>
-      </w:r>
-      <w:r>
-        <w:rPr>
-          <w:rStyle w:val="OperatorTok"/>
-        </w:rPr>
-        <w:t xml:space="preserve">(</w:t>
-      </w:r>
-      <w:r>
-        <w:rPr>
-          <w:rStyle w:val="NormalTok"/>
-        </w:rPr>
-        <w:t xml:space="preserve">PurchaseOrder po</w:t>
-      </w:r>
-      <w:r>
-        <w:rPr>
-          <w:rStyle w:val="OperatorTok"/>
-        </w:rPr>
+        </w:rPr>
+        <w:t xml:space="preserve">confirmPO()</w:t>
+      </w:r>
+      <w:r>
+        <w:t xml:space="preserve"> </w:t>
+      </w:r>
+      <w:r>
+        <w:t xml:space="preserve">gọi trực tiếp 3 service:</w:t>
+      </w:r>
+      <w:r>
+        <w:t xml:space="preserve"> </w:t>
+      </w:r>
+      <w:r>
+        <w:rPr>
+          <w:rStyle w:val="VerbatimChar"/>
+        </w:rPr>
+        <w:t xml:space="preserve">notificationService.send(...)</w:t>
+      </w:r>
+      <w:r>
         <w:t xml:space="preserve">,</w:t>
       </w:r>
       <w:r>
-        <w:rPr>
-          <w:rStyle w:val="NormalTok"/>
-        </w:rPr>
-        <w:t xml:space="preserve"> </w:t>
-      </w:r>
-      <w:r>
-        <w:rPr>
-          <w:rStyle w:val="BuiltInTok"/>
-        </w:rPr>
-        <w:t xml:space="preserve">String</w:t>
-      </w:r>
-      <w:r>
-        <w:rPr>
-          <w:rStyle w:val="NormalTok"/>
-        </w:rPr>
-        <w:t xml:space="preserve"> reason</w:t>
-      </w:r>
-      <w:r>
-        <w:rPr>
-          <w:rStyle w:val="OperatorTok"/>
-        </w:rPr>
-        <w:t xml:space="preserve">)</w:t>
-      </w:r>
-      <w:r>
-        <w:rPr>
-          <w:rStyle w:val="NormalTok"/>
-        </w:rPr>
-        <w:t xml:space="preserve"> </w:t>
-      </w:r>
-      <w:r>
-        <w:rPr>
-          <w:rStyle w:val="OperatorTok"/>
-        </w:rPr>
-        <w:t xml:space="preserve">{</w:t>
-      </w:r>
-      <w:r>
-        <w:br/>
-      </w:r>
-      <w:r>
-        <w:rPr>
-          <w:rStyle w:val="NormalTok"/>
-        </w:rPr>
-        <w:t xml:space="preserve">        </w:t>
-      </w:r>
-      <w:r>
-        <w:rPr>
-          <w:rStyle w:val="ControlFlowTok"/>
-        </w:rPr>
-        <w:t xml:space="preserve">throw</w:t>
-      </w:r>
-      <w:r>
-        <w:rPr>
-          <w:rStyle w:val="NormalTok"/>
-        </w:rPr>
-        <w:t xml:space="preserve"> </w:t>
-      </w:r>
-      <w:r>
-        <w:rPr>
-          <w:rStyle w:val="KeywordTok"/>
-        </w:rPr>
-        <w:t xml:space="preserve">new</w:t>
-      </w:r>
-      <w:r>
-        <w:rPr>
-          <w:rStyle w:val="NormalTok"/>
-        </w:rPr>
-        <w:t xml:space="preserve"> </w:t>
-      </w:r>
-      <w:r>
-        <w:rPr>
-          <w:rStyle w:val="BuiltInTok"/>
-        </w:rPr>
-        <w:t xml:space="preserve">IllegalStateException</w:t>
-      </w:r>
-      <w:r>
-        <w:rPr>
-          <w:rStyle w:val="OperatorTok"/>
-        </w:rPr>
-        <w:t xml:space="preserve">(</w:t>
-      </w:r>
-      <w:r>
-        <w:rPr>
-          <w:rStyle w:val="StringTok"/>
-        </w:rPr>
-        <w:t xml:space="preserve">"Cannot reject CONFIRMED"</w:t>
-      </w:r>
-      <w:r>
-        <w:rPr>
-          <w:rStyle w:val="OperatorTok"/>
-        </w:rPr>
-        <w:t xml:space="preserve">);</w:t>
-      </w:r>
-      <w:r>
-        <w:br/>
-      </w:r>
-      <w:r>
-        <w:rPr>
-          <w:rStyle w:val="NormalTok"/>
-        </w:rPr>
-        <w:t xml:space="preserve">    </w:t>
-      </w:r>
-      <w:r>
-        <w:rPr>
-          <w:rStyle w:val="OperatorTok"/>
-        </w:rPr>
-        <w:t xml:space="preserve">}</w:t>
-      </w:r>
-      <w:r>
-        <w:br/>
-      </w:r>
-      <w:r>
-        <w:rPr>
-          <w:rStyle w:val="NormalTok"/>
-        </w:rPr>
-        <w:t xml:space="preserve">    </w:t>
-      </w:r>
-      <w:r>
-        <w:rPr>
-          <w:rStyle w:val="AttributeTok"/>
-        </w:rPr>
-        <w:t xml:space="preserve">@Override</w:t>
-      </w:r>
-      <w:r>
-        <w:br/>
-      </w:r>
-      <w:r>
-        <w:rPr>
-          <w:rStyle w:val="NormalTok"/>
-        </w:rPr>
-        <w:t xml:space="preserve">    </w:t>
-      </w:r>
-      <w:r>
-        <w:rPr>
-          <w:rStyle w:val="KeywordTok"/>
-        </w:rPr>
-        <w:t xml:space="preserve">public</w:t>
-      </w:r>
-      <w:r>
-        <w:rPr>
-          <w:rStyle w:val="NormalTok"/>
-        </w:rPr>
-        <w:t xml:space="preserve"> </w:t>
-      </w:r>
-      <w:r>
-        <w:rPr>
-          <w:rStyle w:val="DataTypeTok"/>
-        </w:rPr>
-        <w:t xml:space="preserve">void</w:t>
-      </w:r>
-      <w:r>
-        <w:rPr>
-          <w:rStyle w:val="NormalTok"/>
-        </w:rPr>
-        <w:t xml:space="preserve"> </w:t>
-      </w:r>
-      <w:r>
-        <w:rPr>
-          <w:rStyle w:val="FunctionTok"/>
-        </w:rPr>
-        <w:t xml:space="preserve">resetFromRejected</w:t>
-      </w:r>
-      <w:r>
-        <w:rPr>
-          <w:rStyle w:val="OperatorTok"/>
-        </w:rPr>
-        <w:t xml:space="preserve">(</w:t>
-      </w:r>
-      <w:r>
-        <w:rPr>
-          <w:rStyle w:val="NormalTok"/>
-        </w:rPr>
-        <w:t xml:space="preserve">PurchaseOrder po</w:t>
-      </w:r>
-      <w:r>
-        <w:rPr>
-          <w:rStyle w:val="OperatorTok"/>
-        </w:rPr>
-        <w:t xml:space="preserve">)</w:t>
-      </w:r>
-      <w:r>
-        <w:rPr>
-          <w:rStyle w:val="NormalTok"/>
-        </w:rPr>
-        <w:t xml:space="preserve"> </w:t>
-      </w:r>
-      <w:r>
-        <w:rPr>
-          <w:rStyle w:val="OperatorTok"/>
-        </w:rPr>
-        <w:t xml:space="preserve">{</w:t>
-      </w:r>
-      <w:r>
-        <w:br/>
-      </w:r>
-      <w:r>
-        <w:rPr>
-          <w:rStyle w:val="NormalTok"/>
-        </w:rPr>
-        <w:t xml:space="preserve">        </w:t>
-      </w:r>
-      <w:r>
-        <w:rPr>
-          <w:rStyle w:val="ControlFlowTok"/>
-        </w:rPr>
-        <w:t xml:space="preserve">throw</w:t>
-      </w:r>
-      <w:r>
-        <w:rPr>
-          <w:rStyle w:val="NormalTok"/>
-        </w:rPr>
-        <w:t xml:space="preserve"> </w:t>
-      </w:r>
-      <w:r>
-        <w:rPr>
-          <w:rStyle w:val="KeywordTok"/>
-        </w:rPr>
-        <w:t xml:space="preserve">new</w:t>
-      </w:r>
-      <w:r>
-        <w:rPr>
-          <w:rStyle w:val="NormalTok"/>
-        </w:rPr>
-        <w:t xml:space="preserve"> </w:t>
-      </w:r>
-      <w:r>
-        <w:rPr>
-          <w:rStyle w:val="BuiltInTok"/>
-        </w:rPr>
-        <w:t xml:space="preserve">IllegalStateException</w:t>
-      </w:r>
-      <w:r>
-        <w:rPr>
-          <w:rStyle w:val="OperatorTok"/>
-        </w:rPr>
-        <w:t xml:space="preserve">(</w:t>
-      </w:r>
-      <w:r>
-        <w:rPr>
-          <w:rStyle w:val="StringTok"/>
-        </w:rPr>
-        <w:t xml:space="preserve">"Cannot resetFromRejected CONFIRMED"</w:t>
-      </w:r>
-      <w:r>
-        <w:rPr>
-          <w:rStyle w:val="OperatorTok"/>
-        </w:rPr>
-        <w:t xml:space="preserve">);</w:t>
-      </w:r>
-      <w:r>
-        <w:br/>
-      </w:r>
-      <w:r>
-        <w:rPr>
-          <w:rStyle w:val="NormalTok"/>
-        </w:rPr>
-        <w:t xml:space="preserve">    </w:t>
-      </w:r>
-      <w:r>
-        <w:rPr>
-          <w:rStyle w:val="OperatorTok"/>
-        </w:rPr>
-        <w:t xml:space="preserve">}</w:t>
-      </w:r>
-      <w:r>
-        <w:br/>
-      </w:r>
-      <w:r>
-        <w:rPr>
-          <w:rStyle w:val="NormalTok"/>
-        </w:rPr>
-        <w:t xml:space="preserve">    </w:t>
-      </w:r>
-      <w:r>
-        <w:rPr>
-          <w:rStyle w:val="AttributeTok"/>
-        </w:rPr>
-        <w:t xml:space="preserve">@Override</w:t>
-      </w:r>
-      <w:r>
-        <w:br/>
-      </w:r>
-      <w:r>
-        <w:rPr>
-          <w:rStyle w:val="NormalTok"/>
-        </w:rPr>
-        <w:t xml:space="preserve">    </w:t>
-      </w:r>
-      <w:r>
-        <w:rPr>
-          <w:rStyle w:val="KeywordTok"/>
-        </w:rPr>
-        <w:t xml:space="preserve">public</w:t>
-      </w:r>
-      <w:r>
-        <w:rPr>
-          <w:rStyle w:val="NormalTok"/>
-        </w:rPr>
-        <w:t xml:space="preserve"> </w:t>
-      </w:r>
-      <w:r>
-        <w:rPr>
-          <w:rStyle w:val="DataTypeTok"/>
-        </w:rPr>
-        <w:t xml:space="preserve">void</w:t>
-      </w:r>
-      <w:r>
-        <w:rPr>
-          <w:rStyle w:val="NormalTok"/>
-        </w:rPr>
-        <w:t xml:space="preserve"> </w:t>
-      </w:r>
-      <w:r>
-        <w:rPr>
-          <w:rStyle w:val="FunctionTok"/>
-        </w:rPr>
-        <w:t xml:space="preserve">markDone</w:t>
-      </w:r>
-      <w:r>
-        <w:rPr>
-          <w:rStyle w:val="OperatorTok"/>
-        </w:rPr>
-        <w:t xml:space="preserve">(</w:t>
-      </w:r>
-      <w:r>
-        <w:rPr>
-          <w:rStyle w:val="NormalTok"/>
-        </w:rPr>
-        <w:t xml:space="preserve">PurchaseOrder po</w:t>
-      </w:r>
-      <w:r>
-        <w:rPr>
-          <w:rStyle w:val="OperatorTok"/>
-        </w:rPr>
-        <w:t xml:space="preserve">)</w:t>
-      </w:r>
-      <w:r>
-        <w:rPr>
-          <w:rStyle w:val="NormalTok"/>
-        </w:rPr>
-        <w:t xml:space="preserve"> </w:t>
-      </w:r>
-      <w:r>
-        <w:rPr>
-          <w:rStyle w:val="OperatorTok"/>
-        </w:rPr>
-        <w:t xml:space="preserve">{</w:t>
-      </w:r>
-      <w:r>
-        <w:br/>
-      </w:r>
-      <w:r>
-        <w:rPr>
-          <w:rStyle w:val="NormalTok"/>
-        </w:rPr>
-        <w:t xml:space="preserve">        po</w:t>
-      </w:r>
-      <w:r>
-        <w:rPr>
-          <w:rStyle w:val="OperatorTok"/>
-        </w:rPr>
-        <w:t xml:space="preserve">.</w:t>
-      </w:r>
-      <w:r>
-        <w:rPr>
-          <w:rStyle w:val="FunctionTok"/>
-        </w:rPr>
-        <w:t xml:space="preserve">applyTransition</w:t>
-      </w:r>
-      <w:r>
-        <w:rPr>
-          <w:rStyle w:val="OperatorTok"/>
-        </w:rPr>
-        <w:t xml:space="preserve">(</w:t>
-      </w:r>
-      <w:r>
-        <w:rPr>
-          <w:rStyle w:val="NormalTok"/>
-        </w:rPr>
-        <w:t xml:space="preserve">POStatus</w:t>
-      </w:r>
-      <w:r>
-        <w:rPr>
-          <w:rStyle w:val="OperatorTok"/>
-        </w:rPr>
-        <w:t xml:space="preserve">.</w:t>
-      </w:r>
-      <w:r>
-        <w:rPr>
-          <w:rStyle w:val="FunctionTok"/>
-        </w:rPr>
-        <w:t xml:space="preserve">DONE</w:t>
-      </w:r>
-      <w:r>
-        <w:rPr>
-          <w:rStyle w:val="OperatorTok"/>
-        </w:rPr>
+        <w:t xml:space="preserve"> </w:t>
+      </w:r>
+      <w:r>
+        <w:rPr>
+          <w:rStyle w:val="VerbatimChar"/>
+        </w:rPr>
+        <w:t xml:space="preserve">emailService.send(...)</w:t>
+      </w:r>
+      <w:r>
         <w:t xml:space="preserve">,</w:t>
       </w:r>
       <w:r>
-        <w:rPr>
-          <w:rStyle w:val="NormalTok"/>
-        </w:rPr>
-        <w:t xml:space="preserve"> POStateRegistry</w:t>
-      </w:r>
-      <w:r>
-        <w:rPr>
-          <w:rStyle w:val="OperatorTok"/>
-        </w:rPr>
-        <w:t xml:space="preserve">.</w:t>
-      </w:r>
-      <w:r>
-        <w:rPr>
-          <w:rStyle w:val="FunctionTok"/>
-        </w:rPr>
-        <w:t xml:space="preserve">get</w:t>
-      </w:r>
-      <w:r>
-        <w:rPr>
-          <w:rStyle w:val="OperatorTok"/>
-        </w:rPr>
-        <w:t xml:space="preserve">(</w:t>
-      </w:r>
-      <w:r>
-        <w:rPr>
-          <w:rStyle w:val="NormalTok"/>
-        </w:rPr>
-        <w:t xml:space="preserve">POStatus</w:t>
-      </w:r>
-      <w:r>
-        <w:rPr>
-          <w:rStyle w:val="OperatorTok"/>
-        </w:rPr>
-        <w:t xml:space="preserve">.</w:t>
-      </w:r>
-      <w:r>
-        <w:rPr>
-          <w:rStyle w:val="FunctionTok"/>
-        </w:rPr>
-        <w:t xml:space="preserve">DONE</w:t>
-      </w:r>
-      <w:r>
-        <w:rPr>
-          <w:rStyle w:val="OperatorTok"/>
-        </w:rPr>
-        <w:t xml:space="preserve">));</w:t>
-      </w:r>
-      <w:r>
-        <w:br/>
-      </w:r>
-      <w:r>
-        <w:rPr>
-          <w:rStyle w:val="NormalTok"/>
-        </w:rPr>
-        <w:t xml:space="preserve">    </w:t>
-      </w:r>
-      <w:r>
-        <w:rPr>
-          <w:rStyle w:val="OperatorTok"/>
-        </w:rPr>
-        <w:t xml:space="preserve">}</w:t>
-      </w:r>
-      <w:r>
-        <w:br/>
-      </w:r>
-      <w:r>
-        <w:rPr>
-          <w:rStyle w:val="OperatorTok"/>
-        </w:rPr>
-        <w:t xml:space="preserve">}</w:t>
-      </w:r>
-    </w:p>
-    <w:p>
-      <w:pPr>
-        <w:pStyle w:val="FirstParagraph"/>
-      </w:pPr>
-      <w:r>
-        <w:t xml:space="preserve">Tương tự,</w:t>
-      </w:r>
-      <w:r>
         <w:t xml:space="preserve"> </w:t>
       </w:r>
       <w:r>
         <w:rPr>
           <w:rStyle w:val="VerbatimChar"/>
         </w:rPr>
-        <w:t xml:space="preserve">RejectedState.resetFromRejected()</w:t>
-      </w:r>
-      <w:r>
-        <w:t xml:space="preserve"> </w:t>
-      </w:r>
-      <w:r>
-        <w:t xml:space="preserve">đảm bảo</w:t>
-      </w:r>
-      <w:r>
-        <w:t xml:space="preserve"> </w:t>
-      </w:r>
-      <w:r>
-        <w:rPr>
-          <w:b/>
-          <w:bCs/>
-        </w:rPr>
-        <w:t xml:space="preserve">giữ nguyên rejection_reason</w:t>
-      </w:r>
-      <w:r>
-        <w:t xml:space="preserve"> </w:t>
-      </w:r>
-      <w:r>
-        <w:t xml:space="preserve">khi chuyển về DRAFT — đây là chỗ fix bug v1.1.0.</w:t>
-      </w:r>
-    </w:p>
-    <w:bookmarkEnd w:id="192"/>
-    <w:bookmarkStart w:id="193" w:name="Xb13d075070f51a42669edc8ce8a1396ecfe451b"/>
-    <w:p>
-      <w:pPr>
-        <w:pStyle w:val="Heading3"/>
-      </w:pPr>
-      <w:r>
-        <w:t xml:space="preserve">Pattern 2 — Strategy Pattern (cho Stock Source)</w:t>
-      </w:r>
-    </w:p>
-    <w:p>
-      <w:pPr>
-        <w:pStyle w:val="FirstParagraph"/>
-      </w:pPr>
-      <w:r>
-        <w:rPr>
-          <w:b/>
-          <w:bCs/>
-        </w:rPr>
-        <w:t xml:space="preserve">Vấn đề trước khi áp dụng:</w:t>
-      </w:r>
-      <w:r>
-        <w:t xml:space="preserve"> </w:t>
-      </w:r>
-      <w:r>
-        <w:t xml:space="preserve">Method</w:t>
-      </w:r>
-      <w:r>
-        <w:t xml:space="preserve"> </w:t>
-      </w:r>
-      <w:r>
-        <w:rPr>
-          <w:rStyle w:val="VerbatimChar"/>
-        </w:rPr>
-        <w:t xml:space="preserve">getInventoryMatrix()</w:t>
-      </w:r>
-      <w:r>
-        <w:t xml:space="preserve"> </w:t>
-      </w:r>
-      <w:r>
-        <w:t xml:space="preserve">trong</w:t>
-      </w:r>
-      <w:r>
-        <w:t xml:space="preserve"> </w:t>
-      </w:r>
-      <w:r>
-        <w:rPr>
-          <w:rStyle w:val="VerbatimChar"/>
-        </w:rPr>
-        <w:t xml:space="preserve">StockInquiryServiceImpl</w:t>
-      </w:r>
-      <w:r>
-        <w:t xml:space="preserve"> </w:t>
-      </w:r>
-      <w:r>
-        <w:t xml:space="preserve">dài ~67 dòng, có 3 nhánh if-else lấy số lượng tồn kho từ 3 nguồn khác nhau (response từ Site, reference data, fallback 0). Mỗi lần thêm nguồn mới (vd ERP API) là phải sửa method này.</w:t>
-      </w:r>
-    </w:p>
-    <w:p>
-      <w:pPr>
-        <w:pStyle w:val="BodyText"/>
-      </w:pPr>
-      <w:r>
-        <w:rPr>
-          <w:b/>
-          <w:bCs/>
-        </w:rPr>
-        <w:t xml:space="preserve">Cấu trúc sau khi áp dụng:</w:t>
-      </w:r>
-    </w:p>
-    <w:p>
-      <w:pPr>
-        <w:pStyle w:val="SourceCode"/>
-      </w:pPr>
-      <w:r>
-        <w:rPr>
-          <w:rStyle w:val="VerbatimChar"/>
-        </w:rPr>
-        <w:t xml:space="preserve">StockSource (interface)</w:t>
-      </w:r>
-      <w:r>
-        <w:br/>
-      </w:r>
-      <w:r>
-        <w:rPr>
-          <w:rStyle w:val="VerbatimChar"/>
-        </w:rPr>
-        <w:t xml:space="preserve">   ├── InquiryResponseStockSource @Order(1) — nguồn ưu tiên cao nhất</w:t>
-      </w:r>
-      <w:r>
-        <w:br/>
-      </w:r>
-      <w:r>
-        <w:rPr>
-          <w:rStyle w:val="VerbatimChar"/>
-        </w:rPr>
-        <w:t xml:space="preserve">   ├── ReferenceStockSource @Order(2) — nguồn tham khảo</w:t>
-      </w:r>
-      <w:r>
-        <w:br/>
-      </w:r>
-      <w:r>
-        <w:rPr>
-          <w:rStyle w:val="VerbatimChar"/>
-        </w:rPr>
-        <w:t xml:space="preserve">   └── NoDataStockSource @Order(3) — fallback trả 0</w:t>
-      </w:r>
-      <w:r>
-        <w:br/>
-      </w:r>
-      <w:r>
-        <w:br/>
-      </w:r>
-      <w:r>
-        <w:rPr>
-          <w:rStyle w:val="VerbatimChar"/>
-        </w:rPr>
-        <w:t xml:space="preserve">StockSourceResolver — orchestrator, iterate qua các sources</w:t>
-      </w:r>
-    </w:p>
-    <w:p>
-      <w:pPr>
-        <w:pStyle w:val="FirstParagraph"/>
-      </w:pPr>
-      <w:r>
-        <w:rPr>
-          <w:b/>
-          <w:bCs/>
-        </w:rPr>
-        <w:t xml:space="preserve">Lợi ích cụ thể:</w:t>
+        <w:t xml:space="preserve">auditService.log(...)</w:t>
+      </w:r>
+      <w:r>
+        <w:t xml:space="preserve">. Coupling rất chặt:</w:t>
       </w:r>
     </w:p>
     <w:p>
@@ -49325,7 +47765,7 @@
         </w:numPr>
       </w:pPr>
       <w:r>
-        <w:t xml:space="preserve">Thêm nguồn mới chỉ cần một class mới + một</w:t>
+        <w:t xml:space="preserve">Khi thay đổi cách gửi email, phải sửa</w:t>
       </w:r>
       <w:r>
         <w:t xml:space="preserve"> </w:t>
@@ -49334,13 +47774,10 @@
         <w:rPr>
           <w:rStyle w:val="VerbatimChar"/>
         </w:rPr>
-        <w:t xml:space="preserve">@Order</w:t>
-      </w:r>
-      <w:r>
-        <w:t xml:space="preserve"> </w:t>
-      </w:r>
-      <w:r>
-        <w:t xml:space="preserve">annotation.</w:t>
+        <w:t xml:space="preserve">confirmPO()</w:t>
+      </w:r>
+      <w:r>
+        <w:t xml:space="preserve">.</w:t>
       </w:r>
     </w:p>
     <w:p>
@@ -49352,7 +47789,7 @@
         </w:numPr>
       </w:pPr>
       <w:r>
-        <w:t xml:space="preserve">Có thể test riêng từng strategy.</w:t>
+        <w:t xml:space="preserve">Khi email server down, exception bắn ra trong service, transaction rollback theo → PO không được confirm.</w:t>
       </w:r>
     </w:p>
     <w:p>
@@ -49364,822 +47801,6 @@
         </w:numPr>
       </w:pPr>
       <w:r>
-        <w:t xml:space="preserve">Logic chọn ưu tiên rõ ràng qua</w:t>
-      </w:r>
-      <w:r>
-        <w:t xml:space="preserve"> </w:t>
-      </w:r>
-      <w:r>
-        <w:rPr>
-          <w:rStyle w:val="VerbatimChar"/>
-        </w:rPr>
-        <w:t xml:space="preserve">@Order</w:t>
-      </w:r>
-      <w:r>
-        <w:t xml:space="preserve"> </w:t>
-      </w:r>
-      <w:r>
-        <w:t xml:space="preserve">thay vì if-else lồng.</w:t>
-      </w:r>
-    </w:p>
-    <w:p>
-      <w:pPr>
-        <w:pStyle w:val="SourceCode"/>
-      </w:pPr>
-      <w:r>
-        <w:rPr>
-          <w:rStyle w:val="AttributeTok"/>
-        </w:rPr>
-        <w:t xml:space="preserve">@Component</w:t>
-      </w:r>
-      <w:r>
-        <w:br/>
-      </w:r>
-      <w:r>
-        <w:rPr>
-          <w:rStyle w:val="KeywordTok"/>
-        </w:rPr>
-        <w:t xml:space="preserve">public</w:t>
-      </w:r>
-      <w:r>
-        <w:rPr>
-          <w:rStyle w:val="NormalTok"/>
-        </w:rPr>
-        <w:t xml:space="preserve"> </w:t>
-      </w:r>
-      <w:r>
-        <w:rPr>
-          <w:rStyle w:val="KeywordTok"/>
-        </w:rPr>
-        <w:t xml:space="preserve">class</w:t>
-      </w:r>
-      <w:r>
-        <w:rPr>
-          <w:rStyle w:val="NormalTok"/>
-        </w:rPr>
-        <w:t xml:space="preserve"> StockSourceResolver </w:t>
-      </w:r>
-      <w:r>
-        <w:rPr>
-          <w:rStyle w:val="OperatorTok"/>
-        </w:rPr>
-        <w:t xml:space="preserve">{</w:t>
-      </w:r>
-      <w:r>
-        <w:br/>
-      </w:r>
-      <w:r>
-        <w:rPr>
-          <w:rStyle w:val="NormalTok"/>
-        </w:rPr>
-        <w:t xml:space="preserve">    </w:t>
-      </w:r>
-      <w:r>
-        <w:rPr>
-          <w:rStyle w:val="KeywordTok"/>
-        </w:rPr>
-        <w:t xml:space="preserve">private</w:t>
-      </w:r>
-      <w:r>
-        <w:rPr>
-          <w:rStyle w:val="NormalTok"/>
-        </w:rPr>
-        <w:t xml:space="preserve"> </w:t>
-      </w:r>
-      <w:r>
-        <w:rPr>
-          <w:rStyle w:val="DataTypeTok"/>
-        </w:rPr>
-        <w:t xml:space="preserve">final</w:t>
-      </w:r>
-      <w:r>
-        <w:rPr>
-          <w:rStyle w:val="NormalTok"/>
-        </w:rPr>
-        <w:t xml:space="preserve"> </w:t>
-      </w:r>
-      <w:r>
-        <w:rPr>
-          <w:rStyle w:val="BuiltInTok"/>
-        </w:rPr>
-        <w:t xml:space="preserve">List</w:t>
-      </w:r>
-      <w:r>
-        <w:rPr>
-          <w:rStyle w:val="OperatorTok"/>
-        </w:rPr>
-        <w:t xml:space="preserve">&lt;</w:t>
-      </w:r>
-      <w:r>
-        <w:rPr>
-          <w:rStyle w:val="NormalTok"/>
-        </w:rPr>
-        <w:t xml:space="preserve">StockSource</w:t>
-      </w:r>
-      <w:r>
-        <w:rPr>
-          <w:rStyle w:val="OperatorTok"/>
-        </w:rPr>
-        <w:t xml:space="preserve">&gt;</w:t>
-      </w:r>
-      <w:r>
-        <w:rPr>
-          <w:rStyle w:val="NormalTok"/>
-        </w:rPr>
-        <w:t xml:space="preserve"> sources</w:t>
-      </w:r>
-      <w:r>
-        <w:rPr>
-          <w:rStyle w:val="OperatorTok"/>
-        </w:rPr>
-        <w:t xml:space="preserve">;</w:t>
-      </w:r>
-      <w:r>
-        <w:br/>
-      </w:r>
-      <w:r>
-        <w:br/>
-      </w:r>
-      <w:r>
-        <w:rPr>
-          <w:rStyle w:val="NormalTok"/>
-        </w:rPr>
-        <w:t xml:space="preserve">    </w:t>
-      </w:r>
-      <w:r>
-        <w:rPr>
-          <w:rStyle w:val="KeywordTok"/>
-        </w:rPr>
-        <w:t xml:space="preserve">public</w:t>
-      </w:r>
-      <w:r>
-        <w:rPr>
-          <w:rStyle w:val="NormalTok"/>
-        </w:rPr>
-        <w:t xml:space="preserve"> </w:t>
-      </w:r>
-      <w:r>
-        <w:rPr>
-          <w:rStyle w:val="FunctionTok"/>
-        </w:rPr>
-        <w:t xml:space="preserve">StockSourceResolver</w:t>
-      </w:r>
-      <w:r>
-        <w:rPr>
-          <w:rStyle w:val="OperatorTok"/>
-        </w:rPr>
-        <w:t xml:space="preserve">(</w:t>
-      </w:r>
-      <w:r>
-        <w:rPr>
-          <w:rStyle w:val="BuiltInTok"/>
-        </w:rPr>
-        <w:t xml:space="preserve">List</w:t>
-      </w:r>
-      <w:r>
-        <w:rPr>
-          <w:rStyle w:val="OperatorTok"/>
-        </w:rPr>
-        <w:t xml:space="preserve">&lt;</w:t>
-      </w:r>
-      <w:r>
-        <w:rPr>
-          <w:rStyle w:val="NormalTok"/>
-        </w:rPr>
-        <w:t xml:space="preserve">StockSource</w:t>
-      </w:r>
-      <w:r>
-        <w:rPr>
-          <w:rStyle w:val="OperatorTok"/>
-        </w:rPr>
-        <w:t xml:space="preserve">&gt;</w:t>
-      </w:r>
-      <w:r>
-        <w:rPr>
-          <w:rStyle w:val="NormalTok"/>
-        </w:rPr>
-        <w:t xml:space="preserve"> sources</w:t>
-      </w:r>
-      <w:r>
-        <w:rPr>
-          <w:rStyle w:val="OperatorTok"/>
-        </w:rPr>
-        <w:t xml:space="preserve">)</w:t>
-      </w:r>
-      <w:r>
-        <w:rPr>
-          <w:rStyle w:val="NormalTok"/>
-        </w:rPr>
-        <w:t xml:space="preserve"> </w:t>
-      </w:r>
-      <w:r>
-        <w:rPr>
-          <w:rStyle w:val="OperatorTok"/>
-        </w:rPr>
-        <w:t xml:space="preserve">{</w:t>
-      </w:r>
-      <w:r>
-        <w:br/>
-      </w:r>
-      <w:r>
-        <w:rPr>
-          <w:rStyle w:val="NormalTok"/>
-        </w:rPr>
-        <w:t xml:space="preserve">        </w:t>
-      </w:r>
-      <w:r>
-        <w:rPr>
-          <w:rStyle w:val="KeywordTok"/>
-        </w:rPr>
-        <w:t xml:space="preserve">this</w:t>
-      </w:r>
-      <w:r>
-        <w:rPr>
-          <w:rStyle w:val="OperatorTok"/>
-        </w:rPr>
-        <w:t xml:space="preserve">.</w:t>
-      </w:r>
-      <w:r>
-        <w:rPr>
-          <w:rStyle w:val="FunctionTok"/>
-        </w:rPr>
-        <w:t xml:space="preserve">sources</w:t>
-      </w:r>
-      <w:r>
-        <w:rPr>
-          <w:rStyle w:val="NormalTok"/>
-        </w:rPr>
-        <w:t xml:space="preserve"> </w:t>
-      </w:r>
-      <w:r>
-        <w:rPr>
-          <w:rStyle w:val="OperatorTok"/>
-        </w:rPr>
-        <w:t xml:space="preserve">=</w:t>
-      </w:r>
-      <w:r>
-        <w:rPr>
-          <w:rStyle w:val="NormalTok"/>
-        </w:rPr>
-        <w:t xml:space="preserve"> sources</w:t>
-      </w:r>
-      <w:r>
-        <w:rPr>
-          <w:rStyle w:val="OperatorTok"/>
-        </w:rPr>
-        <w:t xml:space="preserve">;</w:t>
-      </w:r>
-      <w:r>
-        <w:rPr>
-          <w:rStyle w:val="NormalTok"/>
-        </w:rPr>
-        <w:t xml:space="preserve">  </w:t>
-      </w:r>
-      <w:r>
-        <w:rPr>
-          <w:rStyle w:val="CommentTok"/>
-        </w:rPr>
-        <w:t xml:space="preserve">// Spring tự inject theo @Order</w:t>
-      </w:r>
-      <w:r>
-        <w:br/>
-      </w:r>
-      <w:r>
-        <w:rPr>
-          <w:rStyle w:val="NormalTok"/>
-        </w:rPr>
-        <w:t xml:space="preserve">    </w:t>
-      </w:r>
-      <w:r>
-        <w:rPr>
-          <w:rStyle w:val="OperatorTok"/>
-        </w:rPr>
-        <w:t xml:space="preserve">}</w:t>
-      </w:r>
-      <w:r>
-        <w:br/>
-      </w:r>
-      <w:r>
-        <w:br/>
-      </w:r>
-      <w:r>
-        <w:rPr>
-          <w:rStyle w:val="NormalTok"/>
-        </w:rPr>
-        <w:t xml:space="preserve">    </w:t>
-      </w:r>
-      <w:r>
-        <w:rPr>
-          <w:rStyle w:val="KeywordTok"/>
-        </w:rPr>
-        <w:t xml:space="preserve">public</w:t>
-      </w:r>
-      <w:r>
-        <w:rPr>
-          <w:rStyle w:val="NormalTok"/>
-        </w:rPr>
-        <w:t xml:space="preserve"> StockData </w:t>
-      </w:r>
-      <w:r>
-        <w:rPr>
-          <w:rStyle w:val="FunctionTok"/>
-        </w:rPr>
-        <w:t xml:space="preserve">resolve</w:t>
-      </w:r>
-      <w:r>
-        <w:rPr>
-          <w:rStyle w:val="OperatorTok"/>
-        </w:rPr>
-        <w:t xml:space="preserve">(</w:t>
-      </w:r>
-      <w:r>
-        <w:rPr>
-          <w:rStyle w:val="NormalTok"/>
-        </w:rPr>
-        <w:t xml:space="preserve">Site site</w:t>
-      </w:r>
-      <w:r>
-        <w:rPr>
-          <w:rStyle w:val="OperatorTok"/>
-        </w:rPr>
-        <w:t xml:space="preserve">,</w:t>
-      </w:r>
-      <w:r>
-        <w:rPr>
-          <w:rStyle w:val="NormalTok"/>
-        </w:rPr>
-        <w:t xml:space="preserve"> Merchandise mh</w:t>
-      </w:r>
-      <w:r>
-        <w:rPr>
-          <w:rStyle w:val="OperatorTok"/>
-        </w:rPr>
-        <w:t xml:space="preserve">,</w:t>
-      </w:r>
-      <w:r>
-        <w:rPr>
-          <w:rStyle w:val="NormalTok"/>
-        </w:rPr>
-        <w:t xml:space="preserve"> StockInquiry inquiry</w:t>
-      </w:r>
-      <w:r>
-        <w:rPr>
-          <w:rStyle w:val="OperatorTok"/>
-        </w:rPr>
-        <w:t xml:space="preserve">)</w:t>
-      </w:r>
-      <w:r>
-        <w:rPr>
-          <w:rStyle w:val="NormalTok"/>
-        </w:rPr>
-        <w:t xml:space="preserve"> </w:t>
-      </w:r>
-      <w:r>
-        <w:rPr>
-          <w:rStyle w:val="OperatorTok"/>
-        </w:rPr>
-        <w:t xml:space="preserve">{</w:t>
-      </w:r>
-      <w:r>
-        <w:br/>
-      </w:r>
-      <w:r>
-        <w:rPr>
-          <w:rStyle w:val="NormalTok"/>
-        </w:rPr>
-        <w:t xml:space="preserve">        </w:t>
-      </w:r>
-      <w:r>
-        <w:rPr>
-          <w:rStyle w:val="ControlFlowTok"/>
-        </w:rPr>
-        <w:t xml:space="preserve">return</w:t>
-      </w:r>
-      <w:r>
-        <w:rPr>
-          <w:rStyle w:val="NormalTok"/>
-        </w:rPr>
-        <w:t xml:space="preserve"> sources</w:t>
-      </w:r>
-      <w:r>
-        <w:rPr>
-          <w:rStyle w:val="OperatorTok"/>
-        </w:rPr>
-        <w:t xml:space="preserve">.</w:t>
-      </w:r>
-      <w:r>
-        <w:rPr>
-          <w:rStyle w:val="FunctionTok"/>
-        </w:rPr>
-        <w:t xml:space="preserve">stream</w:t>
-      </w:r>
-      <w:r>
-        <w:rPr>
-          <w:rStyle w:val="OperatorTok"/>
-        </w:rPr>
-        <w:t xml:space="preserve">()</w:t>
-      </w:r>
-      <w:r>
-        <w:br/>
-      </w:r>
-      <w:r>
-        <w:rPr>
-          <w:rStyle w:val="NormalTok"/>
-        </w:rPr>
-        <w:t xml:space="preserve">            </w:t>
-      </w:r>
-      <w:r>
-        <w:rPr>
-          <w:rStyle w:val="OperatorTok"/>
-        </w:rPr>
-        <w:t xml:space="preserve">.</w:t>
-      </w:r>
-      <w:r>
-        <w:rPr>
-          <w:rStyle w:val="FunctionTok"/>
-        </w:rPr>
-        <w:t xml:space="preserve">filter</w:t>
-      </w:r>
-      <w:r>
-        <w:rPr>
-          <w:rStyle w:val="OperatorTok"/>
-        </w:rPr>
-        <w:t xml:space="preserve">(</w:t>
-      </w:r>
-      <w:r>
-        <w:rPr>
-          <w:rStyle w:val="NormalTok"/>
-        </w:rPr>
-        <w:t xml:space="preserve">s </w:t>
-      </w:r>
-      <w:r>
-        <w:rPr>
-          <w:rStyle w:val="OperatorTok"/>
-        </w:rPr>
-        <w:t xml:space="preserve">-&gt;</w:t>
-      </w:r>
-      <w:r>
-        <w:rPr>
-          <w:rStyle w:val="NormalTok"/>
-        </w:rPr>
-        <w:t xml:space="preserve"> s</w:t>
-      </w:r>
-      <w:r>
-        <w:rPr>
-          <w:rStyle w:val="OperatorTok"/>
-        </w:rPr>
-        <w:t xml:space="preserve">.</w:t>
-      </w:r>
-      <w:r>
-        <w:rPr>
-          <w:rStyle w:val="FunctionTok"/>
-        </w:rPr>
-        <w:t xml:space="preserve">canResolve</w:t>
-      </w:r>
-      <w:r>
-        <w:rPr>
-          <w:rStyle w:val="OperatorTok"/>
-        </w:rPr>
-        <w:t xml:space="preserve">(</w:t>
-      </w:r>
-      <w:r>
-        <w:rPr>
-          <w:rStyle w:val="NormalTok"/>
-        </w:rPr>
-        <w:t xml:space="preserve">site</w:t>
-      </w:r>
-      <w:r>
-        <w:rPr>
-          <w:rStyle w:val="OperatorTok"/>
-        </w:rPr>
-        <w:t xml:space="preserve">,</w:t>
-      </w:r>
-      <w:r>
-        <w:rPr>
-          <w:rStyle w:val="NormalTok"/>
-        </w:rPr>
-        <w:t xml:space="preserve"> mh</w:t>
-      </w:r>
-      <w:r>
-        <w:rPr>
-          <w:rStyle w:val="OperatorTok"/>
-        </w:rPr>
-        <w:t xml:space="preserve">,</w:t>
-      </w:r>
-      <w:r>
-        <w:rPr>
-          <w:rStyle w:val="NormalTok"/>
-        </w:rPr>
-        <w:t xml:space="preserve"> inquiry</w:t>
-      </w:r>
-      <w:r>
-        <w:rPr>
-          <w:rStyle w:val="OperatorTok"/>
-        </w:rPr>
-        <w:t xml:space="preserve">))</w:t>
-      </w:r>
-      <w:r>
-        <w:br/>
-      </w:r>
-      <w:r>
-        <w:rPr>
-          <w:rStyle w:val="NormalTok"/>
-        </w:rPr>
-        <w:t xml:space="preserve">            </w:t>
-      </w:r>
-      <w:r>
-        <w:rPr>
-          <w:rStyle w:val="OperatorTok"/>
-        </w:rPr>
-        <w:t xml:space="preserve">.</w:t>
-      </w:r>
-      <w:r>
-        <w:rPr>
-          <w:rStyle w:val="FunctionTok"/>
-        </w:rPr>
-        <w:t xml:space="preserve">findFirst</w:t>
-      </w:r>
-      <w:r>
-        <w:rPr>
-          <w:rStyle w:val="OperatorTok"/>
-        </w:rPr>
-        <w:t xml:space="preserve">()</w:t>
-      </w:r>
-      <w:r>
-        <w:br/>
-      </w:r>
-      <w:r>
-        <w:rPr>
-          <w:rStyle w:val="NormalTok"/>
-        </w:rPr>
-        <w:t xml:space="preserve">            </w:t>
-      </w:r>
-      <w:r>
-        <w:rPr>
-          <w:rStyle w:val="OperatorTok"/>
-        </w:rPr>
-        <w:t xml:space="preserve">.</w:t>
-      </w:r>
-      <w:r>
-        <w:rPr>
-          <w:rStyle w:val="FunctionTok"/>
-        </w:rPr>
-        <w:t xml:space="preserve">map</w:t>
-      </w:r>
-      <w:r>
-        <w:rPr>
-          <w:rStyle w:val="OperatorTok"/>
-        </w:rPr>
-        <w:t xml:space="preserve">(</w:t>
-      </w:r>
-      <w:r>
-        <w:rPr>
-          <w:rStyle w:val="NormalTok"/>
-        </w:rPr>
-        <w:t xml:space="preserve">s </w:t>
-      </w:r>
-      <w:r>
-        <w:rPr>
-          <w:rStyle w:val="OperatorTok"/>
-        </w:rPr>
-        <w:t xml:space="preserve">-&gt;</w:t>
-      </w:r>
-      <w:r>
-        <w:rPr>
-          <w:rStyle w:val="NormalTok"/>
-        </w:rPr>
-        <w:t xml:space="preserve"> s</w:t>
-      </w:r>
-      <w:r>
-        <w:rPr>
-          <w:rStyle w:val="OperatorTok"/>
-        </w:rPr>
-        <w:t xml:space="preserve">.</w:t>
-      </w:r>
-      <w:r>
-        <w:rPr>
-          <w:rStyle w:val="FunctionTok"/>
-        </w:rPr>
-        <w:t xml:space="preserve">resolve</w:t>
-      </w:r>
-      <w:r>
-        <w:rPr>
-          <w:rStyle w:val="OperatorTok"/>
-        </w:rPr>
-        <w:t xml:space="preserve">(</w:t>
-      </w:r>
-      <w:r>
-        <w:rPr>
-          <w:rStyle w:val="NormalTok"/>
-        </w:rPr>
-        <w:t xml:space="preserve">site</w:t>
-      </w:r>
-      <w:r>
-        <w:rPr>
-          <w:rStyle w:val="OperatorTok"/>
-        </w:rPr>
-        <w:t xml:space="preserve">,</w:t>
-      </w:r>
-      <w:r>
-        <w:rPr>
-          <w:rStyle w:val="NormalTok"/>
-        </w:rPr>
-        <w:t xml:space="preserve"> mh</w:t>
-      </w:r>
-      <w:r>
-        <w:rPr>
-          <w:rStyle w:val="OperatorTok"/>
-        </w:rPr>
-        <w:t xml:space="preserve">,</w:t>
-      </w:r>
-      <w:r>
-        <w:rPr>
-          <w:rStyle w:val="NormalTok"/>
-        </w:rPr>
-        <w:t xml:space="preserve"> inquiry</w:t>
-      </w:r>
-      <w:r>
-        <w:rPr>
-          <w:rStyle w:val="OperatorTok"/>
-        </w:rPr>
-        <w:t xml:space="preserve">))</w:t>
-      </w:r>
-      <w:r>
-        <w:br/>
-      </w:r>
-      <w:r>
-        <w:rPr>
-          <w:rStyle w:val="NormalTok"/>
-        </w:rPr>
-        <w:t xml:space="preserve">            </w:t>
-      </w:r>
-      <w:r>
-        <w:rPr>
-          <w:rStyle w:val="OperatorTok"/>
-        </w:rPr>
-        <w:t xml:space="preserve">.</w:t>
-      </w:r>
-      <w:r>
-        <w:rPr>
-          <w:rStyle w:val="FunctionTok"/>
-        </w:rPr>
-        <w:t xml:space="preserve">orElseThrow</w:t>
-      </w:r>
-      <w:r>
-        <w:rPr>
-          <w:rStyle w:val="OperatorTok"/>
-        </w:rPr>
-        <w:t xml:space="preserve">();</w:t>
-      </w:r>
-      <w:r>
-        <w:br/>
-      </w:r>
-      <w:r>
-        <w:rPr>
-          <w:rStyle w:val="NormalTok"/>
-        </w:rPr>
-        <w:t xml:space="preserve">    </w:t>
-      </w:r>
-      <w:r>
-        <w:rPr>
-          <w:rStyle w:val="OperatorTok"/>
-        </w:rPr>
-        <w:t xml:space="preserve">}</w:t>
-      </w:r>
-      <w:r>
-        <w:br/>
-      </w:r>
-      <w:r>
-        <w:rPr>
-          <w:rStyle w:val="OperatorTok"/>
-        </w:rPr>
-        <w:t xml:space="preserve">}</w:t>
-      </w:r>
-    </w:p>
-    <w:bookmarkEnd w:id="193"/>
-    <w:bookmarkStart w:id="197" w:name="X443c2264b611e1fc72fca5bb38e2fee33de26c6"/>
-    <w:p>
-      <w:pPr>
-        <w:pStyle w:val="Heading3"/>
-      </w:pPr>
-      <w:r>
-        <w:t xml:space="preserve">Pattern 3 — Observer Pattern (qua Spring ApplicationEventPublisher)</w:t>
-      </w:r>
-    </w:p>
-    <w:p>
-      <w:pPr>
-        <w:pStyle w:val="FirstParagraph"/>
-      </w:pPr>
-      <w:r>
-        <w:rPr>
-          <w:b/>
-          <w:bCs/>
-        </w:rPr>
-        <w:t xml:space="preserve">Vấn đề trước khi áp dụng:</w:t>
-      </w:r>
-      <w:r>
-        <w:t xml:space="preserve"> </w:t>
-      </w:r>
-      <w:r>
-        <w:t xml:space="preserve">Method</w:t>
-      </w:r>
-      <w:r>
-        <w:t xml:space="preserve"> </w:t>
-      </w:r>
-      <w:r>
-        <w:rPr>
-          <w:rStyle w:val="VerbatimChar"/>
-        </w:rPr>
-        <w:t xml:space="preserve">confirmPO()</w:t>
-      </w:r>
-      <w:r>
-        <w:t xml:space="preserve"> </w:t>
-      </w:r>
-      <w:r>
-        <w:t xml:space="preserve">gọi trực tiếp 3 service:</w:t>
-      </w:r>
-      <w:r>
-        <w:t xml:space="preserve"> </w:t>
-      </w:r>
-      <w:r>
-        <w:rPr>
-          <w:rStyle w:val="VerbatimChar"/>
-        </w:rPr>
-        <w:t xml:space="preserve">notificationService.send(...)</w:t>
-      </w:r>
-      <w:r>
-        <w:t xml:space="preserve">,</w:t>
-      </w:r>
-      <w:r>
-        <w:t xml:space="preserve"> </w:t>
-      </w:r>
-      <w:r>
-        <w:rPr>
-          <w:rStyle w:val="VerbatimChar"/>
-        </w:rPr>
-        <w:t xml:space="preserve">emailService.send(...)</w:t>
-      </w:r>
-      <w:r>
-        <w:t xml:space="preserve">,</w:t>
-      </w:r>
-      <w:r>
-        <w:t xml:space="preserve"> </w:t>
-      </w:r>
-      <w:r>
-        <w:rPr>
-          <w:rStyle w:val="VerbatimChar"/>
-        </w:rPr>
-        <w:t xml:space="preserve">auditService.log(...)</w:t>
-      </w:r>
-      <w:r>
-        <w:t xml:space="preserve">. Coupling rất chặt:</w:t>
-      </w:r>
-    </w:p>
-    <w:p>
-      <w:pPr>
-        <w:pStyle w:val="Compact"/>
-        <w:numPr>
-          <w:ilvl w:val="0"/>
-          <w:numId w:val="1042"/>
-        </w:numPr>
-      </w:pPr>
-      <w:r>
-        <w:t xml:space="preserve">Khi thay đổi cách gửi email, phải sửa</w:t>
-      </w:r>
-      <w:r>
-        <w:t xml:space="preserve"> </w:t>
-      </w:r>
-      <w:r>
-        <w:rPr>
-          <w:rStyle w:val="VerbatimChar"/>
-        </w:rPr>
-        <w:t xml:space="preserve">confirmPO()</w:t>
-      </w:r>
-      <w:r>
-        <w:t xml:space="preserve">.</w:t>
-      </w:r>
-    </w:p>
-    <w:p>
-      <w:pPr>
-        <w:pStyle w:val="Compact"/>
-        <w:numPr>
-          <w:ilvl w:val="0"/>
-          <w:numId w:val="1042"/>
-        </w:numPr>
-      </w:pPr>
-      <w:r>
-        <w:t xml:space="preserve">Khi email server down, exception bắn ra trong service, transaction rollback theo → PO không được confirm.</w:t>
-      </w:r>
-    </w:p>
-    <w:p>
-      <w:pPr>
-        <w:pStyle w:val="Compact"/>
-        <w:numPr>
-          <w:ilvl w:val="0"/>
-          <w:numId w:val="1042"/>
-        </w:numPr>
-      </w:pPr>
-      <w:r>
         <w:t xml:space="preserve">Khó test — test</w:t>
       </w:r>
       <w:r>
@@ -50219,18 +47840,18 @@
           <wp:inline>
             <wp:extent cx="5334000" cy="3755495"/>
             <wp:effectExtent b="0" l="0" r="0" t="0"/>
-            <wp:docPr descr="Cấu trúc Observer Pattern — Service publish event, 3 Listener subscribe AFTER_COMMIT" title="" id="195" name="Picture"/>
+            <wp:docPr descr="Cấu trúc Observer Pattern — Service publish event, 3 Listener subscribe AFTER_COMMIT" title="" id="189" name="Picture"/>
             <a:graphic>
               <a:graphicData uri="http://schemas.openxmlformats.org/drawingml/2006/picture">
                 <pic:pic>
                   <pic:nvPicPr>
-                    <pic:cNvPr descr="images/diagram_16.png" id="196" name="Picture"/>
+                    <pic:cNvPr descr="images/diagram_16.png" id="190" name="Picture"/>
                     <pic:cNvPicPr>
                       <a:picLocks noChangeArrowheads="1" noChangeAspect="1"/>
                     </pic:cNvPicPr>
                   </pic:nvPicPr>
                   <pic:blipFill>
-                    <a:blip r:embed="rId194"/>
+                    <a:blip r:embed="rId188"/>
                     <a:stretch>
                       <a:fillRect/>
                     </a:stretch>
@@ -50341,11 +47962,466 @@
         <w:pStyle w:val="Compact"/>
         <w:numPr>
           <w:ilvl w:val="0"/>
-          <w:numId w:val="1043"/>
+          <w:numId w:val="1042"/>
         </w:numPr>
       </w:pPr>
       <w:r>
         <w:t xml:space="preserve">Service không biết gì về Notification/Email/Audit — chỉ cần phát event.</w:t>
+      </w:r>
+    </w:p>
+    <w:p>
+      <w:pPr>
+        <w:pStyle w:val="Compact"/>
+        <w:numPr>
+          <w:ilvl w:val="0"/>
+          <w:numId w:val="1042"/>
+        </w:numPr>
+      </w:pPr>
+      <w:r>
+        <w:t xml:space="preserve">Listener tách bạch, có thể mở rộng (thêm listener Slack, SMS, …).</w:t>
+      </w:r>
+    </w:p>
+    <w:p>
+      <w:pPr>
+        <w:pStyle w:val="Compact"/>
+        <w:numPr>
+          <w:ilvl w:val="0"/>
+          <w:numId w:val="1042"/>
+        </w:numPr>
+      </w:pPr>
+      <w:r>
+        <w:rPr>
+          <w:rStyle w:val="VerbatimChar"/>
+        </w:rPr>
+        <w:t xml:space="preserve">AFTER_COMMIT</w:t>
+      </w:r>
+      <w:r>
+        <w:t xml:space="preserve"> </w:t>
+      </w:r>
+      <w:r>
+        <w:t xml:space="preserve">đảm bảo listener chỉ chạy sau khi PO đã commit — nếu rollback thì không gửi nhầm email.</w:t>
+      </w:r>
+    </w:p>
+    <w:p>
+      <w:pPr>
+        <w:pStyle w:val="SourceCode"/>
+      </w:pPr>
+      <w:r>
+        <w:rPr>
+          <w:rStyle w:val="AttributeTok"/>
+        </w:rPr>
+        <w:t xml:space="preserve">@Component</w:t>
+      </w:r>
+      <w:r>
+        <w:br/>
+      </w:r>
+      <w:r>
+        <w:rPr>
+          <w:rStyle w:val="KeywordTok"/>
+        </w:rPr>
+        <w:t xml:space="preserve">public</w:t>
+      </w:r>
+      <w:r>
+        <w:rPr>
+          <w:rStyle w:val="NormalTok"/>
+        </w:rPr>
+        <w:t xml:space="preserve"> </w:t>
+      </w:r>
+      <w:r>
+        <w:rPr>
+          <w:rStyle w:val="KeywordTok"/>
+        </w:rPr>
+        <w:t xml:space="preserve">class</w:t>
+      </w:r>
+      <w:r>
+        <w:rPr>
+          <w:rStyle w:val="NormalTok"/>
+        </w:rPr>
+        <w:t xml:space="preserve"> POEmailListener </w:t>
+      </w:r>
+      <w:r>
+        <w:rPr>
+          <w:rStyle w:val="OperatorTok"/>
+        </w:rPr>
+        <w:t xml:space="preserve">{</w:t>
+      </w:r>
+      <w:r>
+        <w:br/>
+      </w:r>
+      <w:r>
+        <w:rPr>
+          <w:rStyle w:val="NormalTok"/>
+        </w:rPr>
+        <w:t xml:space="preserve">    </w:t>
+      </w:r>
+      <w:r>
+        <w:rPr>
+          <w:rStyle w:val="KeywordTok"/>
+        </w:rPr>
+        <w:t xml:space="preserve">private</w:t>
+      </w:r>
+      <w:r>
+        <w:rPr>
+          <w:rStyle w:val="NormalTok"/>
+        </w:rPr>
+        <w:t xml:space="preserve"> </w:t>
+      </w:r>
+      <w:r>
+        <w:rPr>
+          <w:rStyle w:val="DataTypeTok"/>
+        </w:rPr>
+        <w:t xml:space="preserve">final</w:t>
+      </w:r>
+      <w:r>
+        <w:rPr>
+          <w:rStyle w:val="NormalTok"/>
+        </w:rPr>
+        <w:t xml:space="preserve"> IEmailService emailService</w:t>
+      </w:r>
+      <w:r>
+        <w:rPr>
+          <w:rStyle w:val="OperatorTok"/>
+        </w:rPr>
+        <w:t xml:space="preserve">;</w:t>
+      </w:r>
+      <w:r>
+        <w:br/>
+      </w:r>
+      <w:r>
+        <w:br/>
+      </w:r>
+      <w:r>
+        <w:rPr>
+          <w:rStyle w:val="NormalTok"/>
+        </w:rPr>
+        <w:t xml:space="preserve">    </w:t>
+      </w:r>
+      <w:r>
+        <w:rPr>
+          <w:rStyle w:val="AttributeTok"/>
+        </w:rPr>
+        <w:t xml:space="preserve">@TransactionalEventListener</w:t>
+      </w:r>
+      <w:r>
+        <w:rPr>
+          <w:rStyle w:val="OperatorTok"/>
+        </w:rPr>
+        <w:t xml:space="preserve">(</w:t>
+      </w:r>
+      <w:r>
+        <w:rPr>
+          <w:rStyle w:val="NormalTok"/>
+        </w:rPr>
+        <w:t xml:space="preserve">phase </w:t>
+      </w:r>
+      <w:r>
+        <w:rPr>
+          <w:rStyle w:val="OperatorTok"/>
+        </w:rPr>
+        <w:t xml:space="preserve">=</w:t>
+      </w:r>
+      <w:r>
+        <w:rPr>
+          <w:rStyle w:val="NormalTok"/>
+        </w:rPr>
+        <w:t xml:space="preserve"> TransactionPhase</w:t>
+      </w:r>
+      <w:r>
+        <w:rPr>
+          <w:rStyle w:val="OperatorTok"/>
+        </w:rPr>
+        <w:t xml:space="preserve">.</w:t>
+      </w:r>
+      <w:r>
+        <w:rPr>
+          <w:rStyle w:val="FunctionTok"/>
+        </w:rPr>
+        <w:t xml:space="preserve">AFTER_COMMIT</w:t>
+      </w:r>
+      <w:r>
+        <w:rPr>
+          <w:rStyle w:val="OperatorTok"/>
+        </w:rPr>
+        <w:t xml:space="preserve">)</w:t>
+      </w:r>
+      <w:r>
+        <w:br/>
+      </w:r>
+      <w:r>
+        <w:rPr>
+          <w:rStyle w:val="NormalTok"/>
+        </w:rPr>
+        <w:t xml:space="preserve">    </w:t>
+      </w:r>
+      <w:r>
+        <w:rPr>
+          <w:rStyle w:val="KeywordTok"/>
+        </w:rPr>
+        <w:t xml:space="preserve">public</w:t>
+      </w:r>
+      <w:r>
+        <w:rPr>
+          <w:rStyle w:val="NormalTok"/>
+        </w:rPr>
+        <w:t xml:space="preserve"> </w:t>
+      </w:r>
+      <w:r>
+        <w:rPr>
+          <w:rStyle w:val="DataTypeTok"/>
+        </w:rPr>
+        <w:t xml:space="preserve">void</w:t>
+      </w:r>
+      <w:r>
+        <w:rPr>
+          <w:rStyle w:val="NormalTok"/>
+        </w:rPr>
+        <w:t xml:space="preserve"> </w:t>
+      </w:r>
+      <w:r>
+        <w:rPr>
+          <w:rStyle w:val="FunctionTok"/>
+        </w:rPr>
+        <w:t xml:space="preserve">onPOConfirmed</w:t>
+      </w:r>
+      <w:r>
+        <w:rPr>
+          <w:rStyle w:val="OperatorTok"/>
+        </w:rPr>
+        <w:t xml:space="preserve">(</w:t>
+      </w:r>
+      <w:r>
+        <w:rPr>
+          <w:rStyle w:val="NormalTok"/>
+        </w:rPr>
+        <w:t xml:space="preserve">POConfirmedEvent event</w:t>
+      </w:r>
+      <w:r>
+        <w:rPr>
+          <w:rStyle w:val="OperatorTok"/>
+        </w:rPr>
+        <w:t xml:space="preserve">)</w:t>
+      </w:r>
+      <w:r>
+        <w:rPr>
+          <w:rStyle w:val="NormalTok"/>
+        </w:rPr>
+        <w:t xml:space="preserve"> </w:t>
+      </w:r>
+      <w:r>
+        <w:rPr>
+          <w:rStyle w:val="OperatorTok"/>
+        </w:rPr>
+        <w:t xml:space="preserve">{</w:t>
+      </w:r>
+      <w:r>
+        <w:br/>
+      </w:r>
+      <w:r>
+        <w:rPr>
+          <w:rStyle w:val="NormalTok"/>
+        </w:rPr>
+        <w:t xml:space="preserve">        emailService</w:t>
+      </w:r>
+      <w:r>
+        <w:rPr>
+          <w:rStyle w:val="OperatorTok"/>
+        </w:rPr>
+        <w:t xml:space="preserve">.</w:t>
+      </w:r>
+      <w:r>
+        <w:rPr>
+          <w:rStyle w:val="FunctionTok"/>
+        </w:rPr>
+        <w:t xml:space="preserve">sendPOConfirmation</w:t>
+      </w:r>
+      <w:r>
+        <w:rPr>
+          <w:rStyle w:val="OperatorTok"/>
+        </w:rPr>
+        <w:t xml:space="preserve">(</w:t>
+      </w:r>
+      <w:r>
+        <w:rPr>
+          <w:rStyle w:val="NormalTok"/>
+        </w:rPr>
+        <w:t xml:space="preserve">event</w:t>
+      </w:r>
+      <w:r>
+        <w:rPr>
+          <w:rStyle w:val="OperatorTok"/>
+        </w:rPr>
+        <w:t xml:space="preserve">.</w:t>
+      </w:r>
+      <w:r>
+        <w:rPr>
+          <w:rStyle w:val="FunctionTok"/>
+        </w:rPr>
+        <w:t xml:space="preserve">getPo</w:t>
+      </w:r>
+      <w:r>
+        <w:rPr>
+          <w:rStyle w:val="OperatorTok"/>
+        </w:rPr>
+        <w:t xml:space="preserve">());</w:t>
+      </w:r>
+      <w:r>
+        <w:br/>
+      </w:r>
+      <w:r>
+        <w:rPr>
+          <w:rStyle w:val="NormalTok"/>
+        </w:rPr>
+        <w:t xml:space="preserve">    </w:t>
+      </w:r>
+      <w:r>
+        <w:rPr>
+          <w:rStyle w:val="OperatorTok"/>
+        </w:rPr>
+        <w:t xml:space="preserve">}</w:t>
+      </w:r>
+      <w:r>
+        <w:br/>
+      </w:r>
+      <w:r>
+        <w:rPr>
+          <w:rStyle w:val="OperatorTok"/>
+        </w:rPr>
+        <w:t xml:space="preserve">}</w:t>
+      </w:r>
+    </w:p>
+    <w:bookmarkEnd w:id="191"/>
+    <w:bookmarkStart w:id="192" w:name="X4c3c9bf22f9182402c99c2b57e6e087f9ae08d6"/>
+    <w:p>
+      <w:pPr>
+        <w:pStyle w:val="Heading3"/>
+      </w:pPr>
+      <w:r>
+        <w:t xml:space="preserve">Pattern 4 — Chain of Responsibility (cho Assignment Validator)</w:t>
+      </w:r>
+    </w:p>
+    <w:p>
+      <w:pPr>
+        <w:pStyle w:val="FirstParagraph"/>
+      </w:pPr>
+      <w:r>
+        <w:rPr>
+          <w:b/>
+          <w:bCs/>
+        </w:rPr>
+        <w:t xml:space="preserve">Vấn đề trước khi áp dụng:</w:t>
+      </w:r>
+      <w:r>
+        <w:t xml:space="preserve"> </w:t>
+      </w:r>
+      <w:r>
+        <w:t xml:space="preserve">Method</w:t>
+      </w:r>
+      <w:r>
+        <w:t xml:space="preserve"> </w:t>
+      </w:r>
+      <w:r>
+        <w:rPr>
+          <w:rStyle w:val="VerbatimChar"/>
+        </w:rPr>
+        <w:t xml:space="preserve">saveMerchandiseAssignments()</w:t>
+      </w:r>
+      <w:r>
+        <w:t xml:space="preserve"> </w:t>
+      </w:r>
+      <w:r>
+        <w:t xml:space="preserve">có 6 nested if-validate (~68 dòng nhân hết các nhánh). Đọc khó, sửa khó, test khó.</w:t>
+      </w:r>
+    </w:p>
+    <w:p>
+      <w:pPr>
+        <w:pStyle w:val="BodyText"/>
+      </w:pPr>
+      <w:r>
+        <w:rPr>
+          <w:b/>
+          <w:bCs/>
+        </w:rPr>
+        <w:t xml:space="preserve">Cấu trúc sau khi áp dụng:</w:t>
+      </w:r>
+    </w:p>
+    <w:p>
+      <w:pPr>
+        <w:pStyle w:val="SourceCode"/>
+      </w:pPr>
+      <w:r>
+        <w:rPr>
+          <w:rStyle w:val="VerbatimChar"/>
+        </w:rPr>
+        <w:t xml:space="preserve">AssignmentValidator (interface)</w:t>
+      </w:r>
+      <w:r>
+        <w:br/>
+      </w:r>
+      <w:r>
+        <w:rPr>
+          <w:rStyle w:val="VerbatimChar"/>
+        </w:rPr>
+        <w:t xml:space="preserve">   ├── NonEmptyValidator @Order(1) — list không rỗng</w:t>
+      </w:r>
+      <w:r>
+        <w:br/>
+      </w:r>
+      <w:r>
+        <w:rPr>
+          <w:rStyle w:val="VerbatimChar"/>
+        </w:rPr>
+        <w:t xml:space="preserve">   ├── NoDuplicatesValidator @Order(2) — mỗi MH chỉ 1 assignment</w:t>
+      </w:r>
+      <w:r>
+        <w:br/>
+      </w:r>
+      <w:r>
+        <w:rPr>
+          <w:rStyle w:val="VerbatimChar"/>
+        </w:rPr>
+        <w:t xml:space="preserve">   ├── CompletenessValidator @Order(3) — đủ tất cả MH của YC</w:t>
+      </w:r>
+      <w:r>
+        <w:br/>
+      </w:r>
+      <w:r>
+        <w:rPr>
+          <w:rStyle w:val="VerbatimChar"/>
+        </w:rPr>
+        <w:t xml:space="preserve">   └── MembershipValidator @Order(4) — chỉ MH thuộc YC mới được assign</w:t>
+      </w:r>
+      <w:r>
+        <w:br/>
+      </w:r>
+      <w:r>
+        <w:br/>
+      </w:r>
+      <w:r>
+        <w:rPr>
+          <w:rStyle w:val="VerbatimChar"/>
+        </w:rPr>
+        <w:t xml:space="preserve">AssignmentValidationService</w:t>
+      </w:r>
+      <w:r>
+        <w:br/>
+      </w:r>
+      <w:r>
+        <w:rPr>
+          <w:rStyle w:val="VerbatimChar"/>
+        </w:rPr>
+        <w:t xml:space="preserve">   └── runAll(ctx) — iterate validators theo @Order</w:t>
+      </w:r>
+    </w:p>
+    <w:p>
+      <w:pPr>
+        <w:pStyle w:val="FirstParagraph"/>
+      </w:pPr>
+      <w:r>
+        <w:rPr>
+          <w:b/>
+          <w:bCs/>
+        </w:rPr>
+        <w:t xml:space="preserve">Lợi ích cụ thể:</w:t>
       </w:r>
     </w:p>
     <w:p>
@@ -50357,7 +48433,7 @@
         </w:numPr>
       </w:pPr>
       <w:r>
-        <w:t xml:space="preserve">Listener tách bạch, có thể mở rộng (thêm listener Slack, SMS, …).</w:t>
+        <w:t xml:space="preserve">Mỗi validator là một class riêng, đảm nhiệm đúng một rule duy nhất.</w:t>
       </w:r>
     </w:p>
     <w:p>
@@ -50369,313 +48445,44 @@
         </w:numPr>
       </w:pPr>
       <w:r>
+        <w:t xml:space="preserve">Thêm rule mới chỉ cần thêm 1 class +</w:t>
+      </w:r>
+      <w:r>
+        <w:t xml:space="preserve"> </w:t>
+      </w:r>
+      <w:r>
         <w:rPr>
           <w:rStyle w:val="VerbatimChar"/>
         </w:rPr>
-        <w:t xml:space="preserve">AFTER_COMMIT</w:t>
-      </w:r>
-      <w:r>
-        <w:t xml:space="preserve"> </w:t>
-      </w:r>
-      <w:r>
-        <w:t xml:space="preserve">đảm bảo listener chỉ chạy sau khi PO đã commit — nếu rollback thì không gửi nhầm email.</w:t>
-      </w:r>
-    </w:p>
-    <w:p>
-      <w:pPr>
-        <w:pStyle w:val="SourceCode"/>
-      </w:pPr>
-      <w:r>
-        <w:rPr>
-          <w:rStyle w:val="AttributeTok"/>
-        </w:rPr>
-        <w:t xml:space="preserve">@Component</w:t>
-      </w:r>
-      <w:r>
-        <w:br/>
-      </w:r>
-      <w:r>
-        <w:rPr>
-          <w:rStyle w:val="KeywordTok"/>
-        </w:rPr>
-        <w:t xml:space="preserve">public</w:t>
-      </w:r>
-      <w:r>
-        <w:rPr>
-          <w:rStyle w:val="NormalTok"/>
-        </w:rPr>
-        <w:t xml:space="preserve"> </w:t>
-      </w:r>
-      <w:r>
-        <w:rPr>
-          <w:rStyle w:val="KeywordTok"/>
-        </w:rPr>
-        <w:t xml:space="preserve">class</w:t>
-      </w:r>
-      <w:r>
-        <w:rPr>
-          <w:rStyle w:val="NormalTok"/>
-        </w:rPr>
-        <w:t xml:space="preserve"> POEmailListener </w:t>
-      </w:r>
-      <w:r>
-        <w:rPr>
-          <w:rStyle w:val="OperatorTok"/>
-        </w:rPr>
-        <w:t xml:space="preserve">{</w:t>
-      </w:r>
-      <w:r>
-        <w:br/>
-      </w:r>
-      <w:r>
-        <w:rPr>
-          <w:rStyle w:val="NormalTok"/>
-        </w:rPr>
-        <w:t xml:space="preserve">    </w:t>
-      </w:r>
-      <w:r>
-        <w:rPr>
-          <w:rStyle w:val="KeywordTok"/>
-        </w:rPr>
-        <w:t xml:space="preserve">private</w:t>
-      </w:r>
-      <w:r>
-        <w:rPr>
-          <w:rStyle w:val="NormalTok"/>
-        </w:rPr>
-        <w:t xml:space="preserve"> </w:t>
-      </w:r>
-      <w:r>
-        <w:rPr>
-          <w:rStyle w:val="DataTypeTok"/>
-        </w:rPr>
-        <w:t xml:space="preserve">final</w:t>
-      </w:r>
-      <w:r>
-        <w:rPr>
-          <w:rStyle w:val="NormalTok"/>
-        </w:rPr>
-        <w:t xml:space="preserve"> IEmailService emailService</w:t>
-      </w:r>
-      <w:r>
-        <w:rPr>
-          <w:rStyle w:val="OperatorTok"/>
-        </w:rPr>
-        <w:t xml:space="preserve">;</w:t>
-      </w:r>
-      <w:r>
-        <w:br/>
-      </w:r>
-      <w:r>
-        <w:br/>
-      </w:r>
-      <w:r>
-        <w:rPr>
-          <w:rStyle w:val="NormalTok"/>
-        </w:rPr>
-        <w:t xml:space="preserve">    </w:t>
-      </w:r>
-      <w:r>
-        <w:rPr>
-          <w:rStyle w:val="AttributeTok"/>
-        </w:rPr>
-        <w:t xml:space="preserve">@TransactionalEventListener</w:t>
-      </w:r>
-      <w:r>
-        <w:rPr>
-          <w:rStyle w:val="OperatorTok"/>
-        </w:rPr>
-        <w:t xml:space="preserve">(</w:t>
-      </w:r>
-      <w:r>
-        <w:rPr>
-          <w:rStyle w:val="NormalTok"/>
-        </w:rPr>
-        <w:t xml:space="preserve">phase </w:t>
-      </w:r>
-      <w:r>
-        <w:rPr>
-          <w:rStyle w:val="OperatorTok"/>
-        </w:rPr>
-        <w:t xml:space="preserve">=</w:t>
-      </w:r>
-      <w:r>
-        <w:rPr>
-          <w:rStyle w:val="NormalTok"/>
-        </w:rPr>
-        <w:t xml:space="preserve"> TransactionPhase</w:t>
-      </w:r>
-      <w:r>
-        <w:rPr>
-          <w:rStyle w:val="OperatorTok"/>
-        </w:rPr>
-        <w:t xml:space="preserve">.</w:t>
-      </w:r>
-      <w:r>
-        <w:rPr>
-          <w:rStyle w:val="FunctionTok"/>
-        </w:rPr>
-        <w:t xml:space="preserve">AFTER_COMMIT</w:t>
-      </w:r>
-      <w:r>
-        <w:rPr>
-          <w:rStyle w:val="OperatorTok"/>
-        </w:rPr>
-        <w:t xml:space="preserve">)</w:t>
-      </w:r>
-      <w:r>
-        <w:br/>
-      </w:r>
-      <w:r>
-        <w:rPr>
-          <w:rStyle w:val="NormalTok"/>
-        </w:rPr>
-        <w:t xml:space="preserve">    </w:t>
-      </w:r>
-      <w:r>
-        <w:rPr>
-          <w:rStyle w:val="KeywordTok"/>
-        </w:rPr>
-        <w:t xml:space="preserve">public</w:t>
-      </w:r>
-      <w:r>
-        <w:rPr>
-          <w:rStyle w:val="NormalTok"/>
-        </w:rPr>
-        <w:t xml:space="preserve"> </w:t>
-      </w:r>
-      <w:r>
-        <w:rPr>
-          <w:rStyle w:val="DataTypeTok"/>
-        </w:rPr>
-        <w:t xml:space="preserve">void</w:t>
-      </w:r>
-      <w:r>
-        <w:rPr>
-          <w:rStyle w:val="NormalTok"/>
-        </w:rPr>
-        <w:t xml:space="preserve"> </w:t>
-      </w:r>
-      <w:r>
-        <w:rPr>
-          <w:rStyle w:val="FunctionTok"/>
-        </w:rPr>
-        <w:t xml:space="preserve">onPOConfirmed</w:t>
-      </w:r>
-      <w:r>
-        <w:rPr>
-          <w:rStyle w:val="OperatorTok"/>
-        </w:rPr>
-        <w:t xml:space="preserve">(</w:t>
-      </w:r>
-      <w:r>
-        <w:rPr>
-          <w:rStyle w:val="NormalTok"/>
-        </w:rPr>
-        <w:t xml:space="preserve">POConfirmedEvent event</w:t>
-      </w:r>
-      <w:r>
-        <w:rPr>
-          <w:rStyle w:val="OperatorTok"/>
-        </w:rPr>
-        <w:t xml:space="preserve">)</w:t>
-      </w:r>
-      <w:r>
-        <w:rPr>
-          <w:rStyle w:val="NormalTok"/>
-        </w:rPr>
-        <w:t xml:space="preserve"> </w:t>
-      </w:r>
-      <w:r>
-        <w:rPr>
-          <w:rStyle w:val="OperatorTok"/>
-        </w:rPr>
-        <w:t xml:space="preserve">{</w:t>
-      </w:r>
-      <w:r>
-        <w:br/>
-      </w:r>
-      <w:r>
-        <w:rPr>
-          <w:rStyle w:val="NormalTok"/>
-        </w:rPr>
-        <w:t xml:space="preserve">        emailService</w:t>
-      </w:r>
-      <w:r>
-        <w:rPr>
-          <w:rStyle w:val="OperatorTok"/>
-        </w:rPr>
-        <w:t xml:space="preserve">.</w:t>
-      </w:r>
-      <w:r>
-        <w:rPr>
-          <w:rStyle w:val="FunctionTok"/>
-        </w:rPr>
-        <w:t xml:space="preserve">sendPOConfirmation</w:t>
-      </w:r>
-      <w:r>
-        <w:rPr>
-          <w:rStyle w:val="OperatorTok"/>
-        </w:rPr>
-        <w:t xml:space="preserve">(</w:t>
-      </w:r>
-      <w:r>
-        <w:rPr>
-          <w:rStyle w:val="NormalTok"/>
-        </w:rPr>
-        <w:t xml:space="preserve">event</w:t>
-      </w:r>
-      <w:r>
-        <w:rPr>
-          <w:rStyle w:val="OperatorTok"/>
-        </w:rPr>
-        <w:t xml:space="preserve">.</w:t>
-      </w:r>
-      <w:r>
-        <w:rPr>
-          <w:rStyle w:val="FunctionTok"/>
-        </w:rPr>
-        <w:t xml:space="preserve">getPo</w:t>
-      </w:r>
-      <w:r>
-        <w:rPr>
-          <w:rStyle w:val="OperatorTok"/>
-        </w:rPr>
-        <w:t xml:space="preserve">());</w:t>
-      </w:r>
-      <w:r>
-        <w:br/>
-      </w:r>
-      <w:r>
-        <w:rPr>
-          <w:rStyle w:val="NormalTok"/>
-        </w:rPr>
-        <w:t xml:space="preserve">    </w:t>
-      </w:r>
-      <w:r>
-        <w:rPr>
-          <w:rStyle w:val="OperatorTok"/>
-        </w:rPr>
-        <w:t xml:space="preserve">}</w:t>
-      </w:r>
-      <w:r>
-        <w:br/>
-      </w:r>
-      <w:r>
-        <w:rPr>
-          <w:rStyle w:val="OperatorTok"/>
-        </w:rPr>
-        <w:t xml:space="preserve">}</w:t>
-      </w:r>
-    </w:p>
-    <w:bookmarkEnd w:id="197"/>
-    <w:bookmarkStart w:id="198" w:name="X4c3c9bf22f9182402c99c2b57e6e087f9ae08d6"/>
+        <w:t xml:space="preserve">@Order</w:t>
+      </w:r>
+      <w:r>
+        <w:t xml:space="preserve"> </w:t>
+      </w:r>
+      <w:r>
+        <w:t xml:space="preserve">— không sửa các validator có sẵn.</w:t>
+      </w:r>
+    </w:p>
+    <w:p>
+      <w:pPr>
+        <w:pStyle w:val="Compact"/>
+        <w:numPr>
+          <w:ilvl w:val="0"/>
+          <w:numId w:val="1043"/>
+        </w:numPr>
+      </w:pPr>
+      <w:r>
+        <w:t xml:space="preserve">Code dễ đọc, mỗi class &lt; 20 dòng.</w:t>
+      </w:r>
+    </w:p>
+    <w:bookmarkEnd w:id="192"/>
+    <w:bookmarkStart w:id="193" w:name="X56ca5363aaff56259c6102fa1f0c6554620d9f0"/>
     <w:p>
       <w:pPr>
         <w:pStyle w:val="Heading3"/>
       </w:pPr>
       <w:r>
-        <w:t xml:space="preserve">Pattern 4 — Chain of Responsibility (cho Assignment Validator)</w:t>
+        <w:t xml:space="preserve">Pattern 5 — Custom Hook + Compound Component (Frontend)</w:t>
       </w:r>
     </w:p>
     <w:p>
@@ -50693,114 +48500,40 @@
         <w:t xml:space="preserve"> </w:t>
       </w:r>
       <w:r>
-        <w:t xml:space="preserve">Method</w:t>
-      </w:r>
-      <w:r>
-        <w:t xml:space="preserve"> </w:t>
+        <w:t xml:space="preserve">3 trang Admin (</w:t>
       </w:r>
       <w:r>
         <w:rPr>
           <w:rStyle w:val="VerbatimChar"/>
         </w:rPr>
-        <w:t xml:space="preserve">saveMerchandiseAssignments()</w:t>
-      </w:r>
-      <w:r>
-        <w:t xml:space="preserve"> </w:t>
-      </w:r>
-      <w:r>
-        <w:t xml:space="preserve">có 6 nested if-validate (~68 dòng nhân hết các nhánh). Đọc khó, sửa khó, test khó.</w:t>
-      </w:r>
-    </w:p>
-    <w:p>
-      <w:pPr>
-        <w:pStyle w:val="BodyText"/>
-      </w:pPr>
-      <w:r>
-        <w:rPr>
-          <w:b/>
-          <w:bCs/>
-        </w:rPr>
-        <w:t xml:space="preserve">Cấu trúc sau khi áp dụng:</w:t>
-      </w:r>
-    </w:p>
-    <w:p>
-      <w:pPr>
-        <w:pStyle w:val="SourceCode"/>
-      </w:pPr>
+        <w:t xml:space="preserve">accounts.js</w:t>
+      </w:r>
+      <w:r>
+        <w:t xml:space="preserve">,</w:t>
+      </w:r>
+      <w:r>
+        <w:t xml:space="preserve"> </w:t>
+      </w:r>
       <w:r>
         <w:rPr>
           <w:rStyle w:val="VerbatimChar"/>
         </w:rPr>
-        <w:t xml:space="preserve">AssignmentValidator (interface)</w:t>
-      </w:r>
-      <w:r>
-        <w:br/>
+        <w:t xml:space="preserve">sites.js</w:t>
+      </w:r>
+      <w:r>
+        <w:t xml:space="preserve">,</w:t>
+      </w:r>
+      <w:r>
+        <w:t xml:space="preserve"> </w:t>
       </w:r>
       <w:r>
         <w:rPr>
           <w:rStyle w:val="VerbatimChar"/>
         </w:rPr>
-        <w:t xml:space="preserve">   ├── NonEmptyValidator @Order(1) — list không rỗng</w:t>
-      </w:r>
-      <w:r>
-        <w:br/>
-      </w:r>
-      <w:r>
-        <w:rPr>
-          <w:rStyle w:val="VerbatimChar"/>
-        </w:rPr>
-        <w:t xml:space="preserve">   ├── NoDuplicatesValidator @Order(2) — mỗi MH chỉ 1 assignment</w:t>
-      </w:r>
-      <w:r>
-        <w:br/>
-      </w:r>
-      <w:r>
-        <w:rPr>
-          <w:rStyle w:val="VerbatimChar"/>
-        </w:rPr>
-        <w:t xml:space="preserve">   ├── CompletenessValidator @Order(3) — đủ tất cả MH của YC</w:t>
-      </w:r>
-      <w:r>
-        <w:br/>
-      </w:r>
-      <w:r>
-        <w:rPr>
-          <w:rStyle w:val="VerbatimChar"/>
-        </w:rPr>
-        <w:t xml:space="preserve">   └── MembershipValidator @Order(4) — chỉ MH thuộc YC mới được assign</w:t>
-      </w:r>
-      <w:r>
-        <w:br/>
-      </w:r>
-      <w:r>
-        <w:br/>
-      </w:r>
-      <w:r>
-        <w:rPr>
-          <w:rStyle w:val="VerbatimChar"/>
-        </w:rPr>
-        <w:t xml:space="preserve">AssignmentValidationService</w:t>
-      </w:r>
-      <w:r>
-        <w:br/>
-      </w:r>
-      <w:r>
-        <w:rPr>
-          <w:rStyle w:val="VerbatimChar"/>
-        </w:rPr>
-        <w:t xml:space="preserve">   └── runAll(ctx) — iterate validators theo @Order</w:t>
-      </w:r>
-    </w:p>
-    <w:p>
-      <w:pPr>
-        <w:pStyle w:val="FirstParagraph"/>
-      </w:pPr>
-      <w:r>
-        <w:rPr>
-          <w:b/>
-          <w:bCs/>
-        </w:rPr>
-        <w:t xml:space="preserve">Lợi ích cụ thể:</w:t>
+        <w:t xml:space="preserve">merchandise.js</w:t>
+      </w:r>
+      <w:r>
+        <w:t xml:space="preserve">) có ~95% code giống nhau. Đều có pattern:</w:t>
       </w:r>
     </w:p>
     <w:p>
@@ -50812,7 +48545,7 @@
         </w:numPr>
       </w:pPr>
       <w:r>
-        <w:t xml:space="preserve">Mỗi validator là một class riêng, test độc lập (xem</w:t>
+        <w:t xml:space="preserve">State:</w:t>
       </w:r>
       <w:r>
         <w:t xml:space="preserve"> </w:t>
@@ -50821,10 +48554,67 @@
         <w:rPr>
           <w:rStyle w:val="VerbatimChar"/>
         </w:rPr>
-        <w:t xml:space="preserve">AssignmentValidationTest</w:t>
-      </w:r>
-      <w:r>
-        <w:t xml:space="preserve">).</w:t>
+        <w:t xml:space="preserve">rows</w:t>
+      </w:r>
+      <w:r>
+        <w:t xml:space="preserve">,</w:t>
+      </w:r>
+      <w:r>
+        <w:t xml:space="preserve"> </w:t>
+      </w:r>
+      <w:r>
+        <w:rPr>
+          <w:rStyle w:val="VerbatimChar"/>
+        </w:rPr>
+        <w:t xml:space="preserve">loading</w:t>
+      </w:r>
+      <w:r>
+        <w:t xml:space="preserve">,</w:t>
+      </w:r>
+      <w:r>
+        <w:t xml:space="preserve"> </w:t>
+      </w:r>
+      <w:r>
+        <w:rPr>
+          <w:rStyle w:val="VerbatimChar"/>
+        </w:rPr>
+        <w:t xml:space="preserve">dialogOpen</w:t>
+      </w:r>
+      <w:r>
+        <w:t xml:space="preserve">,</w:t>
+      </w:r>
+      <w:r>
+        <w:t xml:space="preserve"> </w:t>
+      </w:r>
+      <w:r>
+        <w:rPr>
+          <w:rStyle w:val="VerbatimChar"/>
+        </w:rPr>
+        <w:t xml:space="preserve">editingId</w:t>
+      </w:r>
+      <w:r>
+        <w:t xml:space="preserve">,</w:t>
+      </w:r>
+      <w:r>
+        <w:t xml:space="preserve"> </w:t>
+      </w:r>
+      <w:r>
+        <w:rPr>
+          <w:rStyle w:val="VerbatimChar"/>
+        </w:rPr>
+        <w:t xml:space="preserve">formData</w:t>
+      </w:r>
+      <w:r>
+        <w:t xml:space="preserve">,</w:t>
+      </w:r>
+      <w:r>
+        <w:t xml:space="preserve"> </w:t>
+      </w:r>
+      <w:r>
+        <w:rPr>
+          <w:rStyle w:val="VerbatimChar"/>
+        </w:rPr>
+        <w:t xml:space="preserve">alert</w:t>
       </w:r>
     </w:p>
     <w:p>
@@ -50836,19 +48626,7 @@
         </w:numPr>
       </w:pPr>
       <w:r>
-        <w:t xml:space="preserve">Thêm rule mới chỉ cần thêm 1 class +</w:t>
-      </w:r>
-      <w:r>
-        <w:t xml:space="preserve"> </w:t>
-      </w:r>
-      <w:r>
-        <w:rPr>
-          <w:rStyle w:val="VerbatimChar"/>
-        </w:rPr>
-        <w:t xml:space="preserve">@Order</w:t>
-      </w:r>
-      <w:r>
-        <w:t xml:space="preserve">.</w:t>
+        <w:t xml:space="preserve">Effects: fetch data on mount + setInterval poll mỗi 15s</w:t>
       </w:r>
     </w:p>
     <w:p>
@@ -50860,68 +48638,47 @@
         </w:numPr>
       </w:pPr>
       <w:r>
-        <w:t xml:space="preserve">Code dễ đọc, mỗi class &lt; 20 dòng.</w:t>
-      </w:r>
-    </w:p>
-    <w:bookmarkEnd w:id="198"/>
-    <w:bookmarkStart w:id="199" w:name="X56ca5363aaff56259c6102fa1f0c6554620d9f0"/>
-    <w:p>
-      <w:pPr>
-        <w:pStyle w:val="Heading3"/>
-      </w:pPr>
-      <w:r>
-        <w:t xml:space="preserve">Pattern 5 — Custom Hook + Compound Component (Frontend)</w:t>
+        <w:t xml:space="preserve">Handler: CRUD operations</w:t>
+      </w:r>
+    </w:p>
+    <w:p>
+      <w:pPr>
+        <w:pStyle w:val="Compact"/>
+        <w:numPr>
+          <w:ilvl w:val="0"/>
+          <w:numId w:val="1044"/>
+        </w:numPr>
+      </w:pPr>
+      <w:r>
+        <w:t xml:space="preserve">UI: bảng + dialog form + snackbar</w:t>
       </w:r>
     </w:p>
     <w:p>
       <w:pPr>
         <w:pStyle w:val="FirstParagraph"/>
+      </w:pPr>
+      <w:r>
+        <w:t xml:space="preserve">Mỗi trang ~280 dòng → tổng 3 trang là ~840 dòng, mà phần khác biệt thực sự chỉ vài chỗ.</w:t>
+      </w:r>
+    </w:p>
+    <w:p>
+      <w:pPr>
+        <w:pStyle w:val="BodyText"/>
       </w:pPr>
       <w:r>
         <w:rPr>
           <w:b/>
           <w:bCs/>
         </w:rPr>
-        <w:t xml:space="preserve">Vấn đề trước khi áp dụng:</w:t>
-      </w:r>
-      <w:r>
-        <w:t xml:space="preserve"> </w:t>
-      </w:r>
-      <w:r>
-        <w:t xml:space="preserve">3 trang Admin (</w:t>
-      </w:r>
-      <w:r>
-        <w:rPr>
-          <w:rStyle w:val="VerbatimChar"/>
-        </w:rPr>
-        <w:t xml:space="preserve">accounts.js</w:t>
-      </w:r>
-      <w:r>
-        <w:t xml:space="preserve">,</w:t>
-      </w:r>
-      <w:r>
-        <w:t xml:space="preserve"> </w:t>
-      </w:r>
-      <w:r>
-        <w:rPr>
-          <w:rStyle w:val="VerbatimChar"/>
-        </w:rPr>
-        <w:t xml:space="preserve">sites.js</w:t>
-      </w:r>
-      <w:r>
-        <w:t xml:space="preserve">,</w:t>
-      </w:r>
-      <w:r>
-        <w:t xml:space="preserve"> </w:t>
-      </w:r>
-      <w:r>
-        <w:rPr>
-          <w:rStyle w:val="VerbatimChar"/>
-        </w:rPr>
-        <w:t xml:space="preserve">merchandise.js</w:t>
-      </w:r>
-      <w:r>
-        <w:t xml:space="preserve">) có ~95% code giống nhau. Đều có pattern:</w:t>
+        <w:t xml:space="preserve">Cấu trúc sau khi áp dụng:</w:t>
+      </w:r>
+    </w:p>
+    <w:p>
+      <w:pPr>
+        <w:pStyle w:val="BodyText"/>
+      </w:pPr>
+      <w:r>
+        <w:t xml:space="preserve">Trích xuất state logic ra Custom Hooks:</w:t>
       </w:r>
     </w:p>
     <w:p>
@@ -50933,76 +48690,16 @@
         </w:numPr>
       </w:pPr>
       <w:r>
-        <w:t xml:space="preserve">State:</w:t>
-      </w:r>
-      <w:r>
-        <w:t xml:space="preserve"> </w:t>
-      </w:r>
-      <w:r>
         <w:rPr>
           <w:rStyle w:val="VerbatimChar"/>
         </w:rPr>
-        <w:t xml:space="preserve">rows</w:t>
-      </w:r>
-      <w:r>
-        <w:t xml:space="preserve">,</w:t>
-      </w:r>
-      <w:r>
-        <w:t xml:space="preserve"> </w:t>
-      </w:r>
-      <w:r>
-        <w:rPr>
-          <w:rStyle w:val="VerbatimChar"/>
-        </w:rPr>
-        <w:t xml:space="preserve">loading</w:t>
-      </w:r>
-      <w:r>
-        <w:t xml:space="preserve">,</w:t>
-      </w:r>
-      <w:r>
-        <w:t xml:space="preserve"> </w:t>
-      </w:r>
-      <w:r>
-        <w:rPr>
-          <w:rStyle w:val="VerbatimChar"/>
-        </w:rPr>
-        <w:t xml:space="preserve">dialogOpen</w:t>
-      </w:r>
-      <w:r>
-        <w:t xml:space="preserve">,</w:t>
-      </w:r>
-      <w:r>
-        <w:t xml:space="preserve"> </w:t>
-      </w:r>
-      <w:r>
-        <w:rPr>
-          <w:rStyle w:val="VerbatimChar"/>
-        </w:rPr>
-        <w:t xml:space="preserve">editingId</w:t>
-      </w:r>
-      <w:r>
-        <w:t xml:space="preserve">,</w:t>
-      </w:r>
-      <w:r>
-        <w:t xml:space="preserve"> </w:t>
-      </w:r>
-      <w:r>
-        <w:rPr>
-          <w:rStyle w:val="VerbatimChar"/>
-        </w:rPr>
-        <w:t xml:space="preserve">formData</w:t>
-      </w:r>
-      <w:r>
-        <w:t xml:space="preserve">,</w:t>
-      </w:r>
-      <w:r>
-        <w:t xml:space="preserve"> </w:t>
-      </w:r>
-      <w:r>
-        <w:rPr>
-          <w:rStyle w:val="VerbatimChar"/>
-        </w:rPr>
-        <w:t xml:space="preserve">alert</w:t>
+        <w:t xml:space="preserve">useCRUDTable</w:t>
+      </w:r>
+      <w:r>
+        <w:t xml:space="preserve"> </w:t>
+      </w:r>
+      <w:r>
+        <w:t xml:space="preserve">— quản lý rows, loading, polling</w:t>
       </w:r>
     </w:p>
     <w:p>
@@ -51014,7 +48711,16 @@
         </w:numPr>
       </w:pPr>
       <w:r>
-        <w:t xml:space="preserve">Effects: fetch data on mount + setInterval poll mỗi 15s</w:t>
+        <w:rPr>
+          <w:rStyle w:val="VerbatimChar"/>
+        </w:rPr>
+        <w:t xml:space="preserve">useFormDialog</w:t>
+      </w:r>
+      <w:r>
+        <w:t xml:space="preserve"> </w:t>
+      </w:r>
+      <w:r>
+        <w:t xml:space="preserve">— quản lý dialog open/close, form data, editing</w:t>
       </w:r>
     </w:p>
     <w:p>
@@ -51026,19 +48732,16 @@
         </w:numPr>
       </w:pPr>
       <w:r>
-        <w:t xml:space="preserve">Handler: CRUD operations</w:t>
-      </w:r>
-    </w:p>
-    <w:p>
-      <w:pPr>
-        <w:pStyle w:val="Compact"/>
-        <w:numPr>
-          <w:ilvl w:val="0"/>
-          <w:numId w:val="1045"/>
-        </w:numPr>
-      </w:pPr>
-      <w:r>
-        <w:t xml:space="preserve">UI: bảng + dialog form + snackbar</w:t>
+        <w:rPr>
+          <w:rStyle w:val="VerbatimChar"/>
+        </w:rPr>
+        <w:t xml:space="preserve">useAlert</w:t>
+      </w:r>
+      <w:r>
+        <w:t xml:space="preserve"> </w:t>
+      </w:r>
+      <w:r>
+        <w:t xml:space="preserve">— quản lý snackbar</w:t>
       </w:r>
     </w:p>
     <w:p>
@@ -51046,27 +48749,7 @@
         <w:pStyle w:val="FirstParagraph"/>
       </w:pPr>
       <w:r>
-        <w:t xml:space="preserve">Mỗi trang ~280 dòng → tổng 3 trang là ~840 dòng, mà phần khác biệt thực sự chỉ vài chỗ.</w:t>
-      </w:r>
-    </w:p>
-    <w:p>
-      <w:pPr>
-        <w:pStyle w:val="BodyText"/>
-      </w:pPr>
-      <w:r>
-        <w:rPr>
-          <w:b/>
-          <w:bCs/>
-        </w:rPr>
-        <w:t xml:space="preserve">Cấu trúc sau khi áp dụng:</w:t>
-      </w:r>
-    </w:p>
-    <w:p>
-      <w:pPr>
-        <w:pStyle w:val="BodyText"/>
-      </w:pPr>
-      <w:r>
-        <w:t xml:space="preserve">Trích xuất state logic ra Custom Hooks:</w:t>
+        <w:t xml:space="preserve">Trích xuất UI ra Compound Components:</w:t>
       </w:r>
     </w:p>
     <w:p>
@@ -51081,13 +48764,13 @@
         <w:rPr>
           <w:rStyle w:val="VerbatimChar"/>
         </w:rPr>
-        <w:t xml:space="preserve">useCRUDTable</w:t>
-      </w:r>
-      <w:r>
-        <w:t xml:space="preserve"> </w:t>
-      </w:r>
-      <w:r>
-        <w:t xml:space="preserve">— quản lý rows, loading, polling</w:t>
+        <w:t xml:space="preserve">&lt;DataTable&gt;</w:t>
+      </w:r>
+      <w:r>
+        <w:t xml:space="preserve"> </w:t>
+      </w:r>
+      <w:r>
+        <w:t xml:space="preserve">— bảng generic với schema columns</w:t>
       </w:r>
     </w:p>
     <w:p>
@@ -51102,13 +48785,13 @@
         <w:rPr>
           <w:rStyle w:val="VerbatimChar"/>
         </w:rPr>
-        <w:t xml:space="preserve">useFormDialog</w:t>
-      </w:r>
-      <w:r>
-        <w:t xml:space="preserve"> </w:t>
-      </w:r>
-      <w:r>
-        <w:t xml:space="preserve">— quản lý dialog open/close, form data, editing</w:t>
+        <w:t xml:space="preserve">&lt;FormDialog&gt;</w:t>
+      </w:r>
+      <w:r>
+        <w:t xml:space="preserve"> </w:t>
+      </w:r>
+      <w:r>
+        <w:t xml:space="preserve">— modal generic với schema fields</w:t>
       </w:r>
     </w:p>
     <w:p>
@@ -51123,21 +48806,13 @@
         <w:rPr>
           <w:rStyle w:val="VerbatimChar"/>
         </w:rPr>
-        <w:t xml:space="preserve">useAlert</w:t>
-      </w:r>
-      <w:r>
-        <w:t xml:space="preserve"> </w:t>
-      </w:r>
-      <w:r>
-        <w:t xml:space="preserve">— quản lý snackbar</w:t>
-      </w:r>
-    </w:p>
-    <w:p>
-      <w:pPr>
-        <w:pStyle w:val="FirstParagraph"/>
-      </w:pPr>
-      <w:r>
-        <w:t xml:space="preserve">Trích xuất UI ra Compound Components:</w:t>
+        <w:t xml:space="preserve">&lt;AlertSnackbar&gt;</w:t>
+      </w:r>
+      <w:r>
+        <w:t xml:space="preserve"> </w:t>
+      </w:r>
+      <w:r>
+        <w:t xml:space="preserve">— snackbar</w:t>
       </w:r>
     </w:p>
     <w:p>
@@ -51145,20 +48820,20 @@
         <w:pStyle w:val="Compact"/>
         <w:numPr>
           <w:ilvl w:val="0"/>
-          <w:numId w:val="1047"/>
+          <w:numId w:val="1046"/>
         </w:numPr>
       </w:pPr>
       <w:r>
         <w:rPr>
           <w:rStyle w:val="VerbatimChar"/>
         </w:rPr>
-        <w:t xml:space="preserve">&lt;DataTable&gt;</w:t>
-      </w:r>
-      <w:r>
-        <w:t xml:space="preserve"> </w:t>
-      </w:r>
-      <w:r>
-        <w:t xml:space="preserve">— bảng generic với schema columns</w:t>
+        <w:t xml:space="preserve">&lt;ConfirmDialog&gt;</w:t>
+      </w:r>
+      <w:r>
+        <w:t xml:space="preserve"> </w:t>
+      </w:r>
+      <w:r>
+        <w:t xml:space="preserve">— dialog xác nhận xoá</w:t>
       </w:r>
     </w:p>
     <w:p>
@@ -51166,70 +48841,7 @@
         <w:pStyle w:val="Compact"/>
         <w:numPr>
           <w:ilvl w:val="0"/>
-          <w:numId w:val="1047"/>
-        </w:numPr>
-      </w:pPr>
-      <w:r>
-        <w:rPr>
-          <w:rStyle w:val="VerbatimChar"/>
-        </w:rPr>
-        <w:t xml:space="preserve">&lt;FormDialog&gt;</w:t>
-      </w:r>
-      <w:r>
-        <w:t xml:space="preserve"> </w:t>
-      </w:r>
-      <w:r>
-        <w:t xml:space="preserve">— modal generic với schema fields</w:t>
-      </w:r>
-    </w:p>
-    <w:p>
-      <w:pPr>
-        <w:pStyle w:val="Compact"/>
-        <w:numPr>
-          <w:ilvl w:val="0"/>
-          <w:numId w:val="1047"/>
-        </w:numPr>
-      </w:pPr>
-      <w:r>
-        <w:rPr>
-          <w:rStyle w:val="VerbatimChar"/>
-        </w:rPr>
-        <w:t xml:space="preserve">&lt;AlertSnackbar&gt;</w:t>
-      </w:r>
-      <w:r>
-        <w:t xml:space="preserve"> </w:t>
-      </w:r>
-      <w:r>
-        <w:t xml:space="preserve">— snackbar</w:t>
-      </w:r>
-    </w:p>
-    <w:p>
-      <w:pPr>
-        <w:pStyle w:val="Compact"/>
-        <w:numPr>
-          <w:ilvl w:val="0"/>
-          <w:numId w:val="1047"/>
-        </w:numPr>
-      </w:pPr>
-      <w:r>
-        <w:rPr>
-          <w:rStyle w:val="VerbatimChar"/>
-        </w:rPr>
-        <w:t xml:space="preserve">&lt;ConfirmDialog&gt;</w:t>
-      </w:r>
-      <w:r>
-        <w:t xml:space="preserve"> </w:t>
-      </w:r>
-      <w:r>
-        <w:t xml:space="preserve">— dialog xác nhận xoá</w:t>
-      </w:r>
-    </w:p>
-    <w:p>
-      <w:pPr>
-        <w:pStyle w:val="Compact"/>
-        <w:numPr>
-          <w:ilvl w:val="0"/>
-          <w:numId w:val="1047"/>
+          <w:numId w:val="1046"/>
         </w:numPr>
       </w:pPr>
       <w:r>
@@ -52385,8 +49997,8 @@
         </w:tc>
       </w:tr>
     </w:tbl>
-    <w:bookmarkEnd w:id="199"/>
-    <w:bookmarkStart w:id="200" w:name="pattern-6-mapper-pattern-entity-dto"/>
+    <w:bookmarkEnd w:id="193"/>
+    <w:bookmarkStart w:id="194" w:name="pattern-6-mapper-pattern-entity-dto"/>
     <w:p>
       <w:pPr>
         <w:pStyle w:val="Heading3"/>
@@ -52897,9 +50509,9 @@
         </w:tc>
       </w:tr>
     </w:tbl>
-    <w:bookmarkEnd w:id="200"/>
-    <w:bookmarkEnd w:id="201"/>
-    <w:bookmarkStart w:id="202" w:name="tổng-kết-chương-7"/>
+    <w:bookmarkEnd w:id="194"/>
+    <w:bookmarkEnd w:id="195"/>
+    <w:bookmarkStart w:id="196" w:name="tổng-kết-chương-7"/>
     <w:p>
       <w:pPr>
         <w:pStyle w:val="Heading2"/>
@@ -52921,7 +50533,7 @@
         <w:pStyle w:val="Compact"/>
         <w:numPr>
           <w:ilvl w:val="0"/>
-          <w:numId w:val="1048"/>
+          <w:numId w:val="1047"/>
         </w:numPr>
       </w:pPr>
       <w:r>
@@ -52946,7 +50558,7 @@
         <w:pStyle w:val="Compact"/>
         <w:numPr>
           <w:ilvl w:val="0"/>
-          <w:numId w:val="1048"/>
+          <w:numId w:val="1047"/>
         </w:numPr>
       </w:pPr>
       <w:r>
@@ -52971,7 +50583,7 @@
         <w:pStyle w:val="Compact"/>
         <w:numPr>
           <w:ilvl w:val="0"/>
-          <w:numId w:val="1048"/>
+          <w:numId w:val="1047"/>
         </w:numPr>
       </w:pPr>
       <w:r>
@@ -52999,7 +50611,7 @@
         <w:pStyle w:val="Compact"/>
         <w:numPr>
           <w:ilvl w:val="0"/>
-          <w:numId w:val="1048"/>
+          <w:numId w:val="1047"/>
         </w:numPr>
       </w:pPr>
       <w:r>
@@ -53297,9 +50909,9 @@
         <w:t xml:space="preserve">.</w:t>
       </w:r>
     </w:p>
-    <w:bookmarkEnd w:id="202"/>
-    <w:bookmarkEnd w:id="203"/>
-    <w:bookmarkStart w:id="219" w:name="chương-8-hướng-dẫn-cài-đặt"/>
+    <w:bookmarkEnd w:id="196"/>
+    <w:bookmarkEnd w:id="197"/>
+    <w:bookmarkStart w:id="213" w:name="chương-8-hướng-dẫn-cài-đặt"/>
     <w:p>
       <w:pPr>
         <w:pStyle w:val="Heading1"/>
@@ -53308,7 +50920,7 @@
         <w:t xml:space="preserve">Chương 8: Hướng dẫn cài đặt</w:t>
       </w:r>
     </w:p>
-    <w:bookmarkStart w:id="204" w:name="đối-tượng-và-phạm-vi-sử-dụng"/>
+    <w:bookmarkStart w:id="198" w:name="đối-tượng-và-phạm-vi-sử-dụng"/>
     <w:p>
       <w:pPr>
         <w:pStyle w:val="Heading2"/>
@@ -53331,6 +50943,135 @@
       </w:pPr>
       <w:r>
         <w:t xml:space="preserve">Đối tượng dùng cuối:</w:t>
+      </w:r>
+    </w:p>
+    <w:p>
+      <w:pPr>
+        <w:pStyle w:val="Compact"/>
+        <w:numPr>
+          <w:ilvl w:val="0"/>
+          <w:numId w:val="1048"/>
+        </w:numPr>
+      </w:pPr>
+      <w:r>
+        <w:rPr>
+          <w:b/>
+          <w:bCs/>
+        </w:rPr>
+        <w:t xml:space="preserve">Quản trị viên (Admin):</w:t>
+      </w:r>
+      <w:r>
+        <w:t xml:space="preserve"> </w:t>
+      </w:r>
+      <w:r>
+        <w:t xml:space="preserve">quản lý hệ thống tổng thể.</w:t>
+      </w:r>
+    </w:p>
+    <w:p>
+      <w:pPr>
+        <w:pStyle w:val="Compact"/>
+        <w:numPr>
+          <w:ilvl w:val="0"/>
+          <w:numId w:val="1048"/>
+        </w:numPr>
+      </w:pPr>
+      <w:r>
+        <w:rPr>
+          <w:b/>
+          <w:bCs/>
+        </w:rPr>
+        <w:t xml:space="preserve">Nhân viên bộ phận bán hàng (Sales):</w:t>
+      </w:r>
+      <w:r>
+        <w:t xml:space="preserve"> </w:t>
+      </w:r>
+      <w:r>
+        <w:t xml:space="preserve">tạo yêu cầu đặt hàng.</w:t>
+      </w:r>
+    </w:p>
+    <w:p>
+      <w:pPr>
+        <w:pStyle w:val="Compact"/>
+        <w:numPr>
+          <w:ilvl w:val="0"/>
+          <w:numId w:val="1048"/>
+        </w:numPr>
+      </w:pPr>
+      <w:r>
+        <w:rPr>
+          <w:b/>
+          <w:bCs/>
+        </w:rPr>
+        <w:t xml:space="preserve">Nhân viên bộ phận đặt hàng quốc tế (Overseas):</w:t>
+      </w:r>
+      <w:r>
+        <w:t xml:space="preserve"> </w:t>
+      </w:r>
+      <w:r>
+        <w:t xml:space="preserve">xử lý yêu cầu và tạo đơn.</w:t>
+      </w:r>
+    </w:p>
+    <w:p>
+      <w:pPr>
+        <w:pStyle w:val="Compact"/>
+        <w:numPr>
+          <w:ilvl w:val="0"/>
+          <w:numId w:val="1048"/>
+        </w:numPr>
+      </w:pPr>
+      <w:r>
+        <w:rPr>
+          <w:b/>
+          <w:bCs/>
+        </w:rPr>
+        <w:t xml:space="preserve">Đại diện Site nước ngoài (Site):</w:t>
+      </w:r>
+      <w:r>
+        <w:t xml:space="preserve"> </w:t>
+      </w:r>
+      <w:r>
+        <w:t xml:space="preserve">phản hồi tồn kho, xác nhận đơn.</w:t>
+      </w:r>
+    </w:p>
+    <w:p>
+      <w:pPr>
+        <w:pStyle w:val="Compact"/>
+        <w:numPr>
+          <w:ilvl w:val="0"/>
+          <w:numId w:val="1048"/>
+        </w:numPr>
+      </w:pPr>
+      <w:r>
+        <w:rPr>
+          <w:b/>
+          <w:bCs/>
+        </w:rPr>
+        <w:t xml:space="preserve">Nhân viên kho (Warehouse):</w:t>
+      </w:r>
+      <w:r>
+        <w:t xml:space="preserve"> </w:t>
+      </w:r>
+      <w:r>
+        <w:t xml:space="preserve">kiểm nhận hàng.</w:t>
+      </w:r>
+    </w:p>
+    <w:bookmarkEnd w:id="198"/>
+    <w:bookmarkStart w:id="202" w:name="yêu-cầu-hệ-thống"/>
+    <w:p>
+      <w:pPr>
+        <w:pStyle w:val="Heading2"/>
+      </w:pPr>
+      <w:r>
+        <w:t xml:space="preserve">8.2 Yêu cầu hệ thống</w:t>
+      </w:r>
+    </w:p>
+    <w:bookmarkStart w:id="199" w:name="phần-cứng-tối-thiểu"/>
+    <w:p>
+      <w:pPr>
+        <w:pStyle w:val="Heading3"/>
+      </w:pPr>
+      <w:r>
+        <w:t xml:space="preserve">Phần cứng tối thiểu</w:t>
       </w:r>
     </w:p>
     <w:p>
@@ -53342,17 +51083,7 @@
         </w:numPr>
       </w:pPr>
       <w:r>
-        <w:rPr>
-          <w:b/>
-          <w:bCs/>
-        </w:rPr>
-        <w:t xml:space="preserve">Quản trị viên (Admin):</w:t>
-      </w:r>
-      <w:r>
-        <w:t xml:space="preserve"> </w:t>
-      </w:r>
-      <w:r>
-        <w:t xml:space="preserve">quản lý hệ thống tổng thể.</w:t>
+        <w:t xml:space="preserve">CPU: 2 cores trở lên, tốc độ 2.0 GHz +</w:t>
       </w:r>
     </w:p>
     <w:p>
@@ -53364,17 +51095,7 @@
         </w:numPr>
       </w:pPr>
       <w:r>
-        <w:rPr>
-          <w:b/>
-          <w:bCs/>
-        </w:rPr>
-        <w:t xml:space="preserve">Nhân viên bộ phận bán hàng (Sales):</w:t>
-      </w:r>
-      <w:r>
-        <w:t xml:space="preserve"> </w:t>
-      </w:r>
-      <w:r>
-        <w:t xml:space="preserve">tạo yêu cầu đặt hàng.</w:t>
+        <w:t xml:space="preserve">RAM: 4 GB</w:t>
       </w:r>
     </w:p>
     <w:p>
@@ -53386,80 +51107,17 @@
         </w:numPr>
       </w:pPr>
       <w:r>
-        <w:rPr>
-          <w:b/>
-          <w:bCs/>
-        </w:rPr>
-        <w:t xml:space="preserve">Nhân viên bộ phận đặt hàng quốc tế (Overseas):</w:t>
-      </w:r>
-      <w:r>
-        <w:t xml:space="preserve"> </w:t>
-      </w:r>
-      <w:r>
-        <w:t xml:space="preserve">xử lý yêu cầu và tạo đơn.</w:t>
-      </w:r>
-    </w:p>
-    <w:p>
-      <w:pPr>
-        <w:pStyle w:val="Compact"/>
-        <w:numPr>
-          <w:ilvl w:val="0"/>
-          <w:numId w:val="1049"/>
-        </w:numPr>
-      </w:pPr>
-      <w:r>
-        <w:rPr>
-          <w:b/>
-          <w:bCs/>
-        </w:rPr>
-        <w:t xml:space="preserve">Đại diện Site nước ngoài (Site):</w:t>
-      </w:r>
-      <w:r>
-        <w:t xml:space="preserve"> </w:t>
-      </w:r>
-      <w:r>
-        <w:t xml:space="preserve">phản hồi tồn kho, xác nhận đơn.</w:t>
-      </w:r>
-    </w:p>
-    <w:p>
-      <w:pPr>
-        <w:pStyle w:val="Compact"/>
-        <w:numPr>
-          <w:ilvl w:val="0"/>
-          <w:numId w:val="1049"/>
-        </w:numPr>
-      </w:pPr>
-      <w:r>
-        <w:rPr>
-          <w:b/>
-          <w:bCs/>
-        </w:rPr>
-        <w:t xml:space="preserve">Nhân viên kho (Warehouse):</w:t>
-      </w:r>
-      <w:r>
-        <w:t xml:space="preserve"> </w:t>
-      </w:r>
-      <w:r>
-        <w:t xml:space="preserve">kiểm nhận hàng.</w:t>
-      </w:r>
-    </w:p>
-    <w:bookmarkEnd w:id="204"/>
-    <w:bookmarkStart w:id="208" w:name="yêu-cầu-hệ-thống"/>
-    <w:p>
-      <w:pPr>
-        <w:pStyle w:val="Heading2"/>
-      </w:pPr>
-      <w:r>
-        <w:t xml:space="preserve">8.2 Yêu cầu hệ thống</w:t>
-      </w:r>
-    </w:p>
-    <w:bookmarkStart w:id="205" w:name="phần-cứng-tối-thiểu"/>
+        <w:t xml:space="preserve">Ổ cứng: 5 GB trống</w:t>
+      </w:r>
+    </w:p>
+    <w:bookmarkEnd w:id="199"/>
+    <w:bookmarkStart w:id="200" w:name="phần-mềm"/>
     <w:p>
       <w:pPr>
         <w:pStyle w:val="Heading3"/>
       </w:pPr>
       <w:r>
-        <w:t xml:space="preserve">Phần cứng tối thiểu</w:t>
+        <w:t xml:space="preserve">Phần mềm</w:t>
       </w:r>
     </w:p>
     <w:p>
@@ -53471,7 +51129,7 @@
         </w:numPr>
       </w:pPr>
       <w:r>
-        <w:t xml:space="preserve">CPU: 2 cores trở lên, tốc độ 2.0 GHz +</w:t>
+        <w:t xml:space="preserve">Hệ điều hành: Windows 10/11, macOS Big Sur trở lên, hoặc Ubuntu 20.04+</w:t>
       </w:r>
     </w:p>
     <w:p>
@@ -53483,7 +51141,7 @@
         </w:numPr>
       </w:pPr>
       <w:r>
-        <w:t xml:space="preserve">RAM: 4 GB</w:t>
+        <w:t xml:space="preserve">Java JDK 17 (LTS) — cần thiết để chạy backend</w:t>
       </w:r>
     </w:p>
     <w:p>
@@ -53495,17 +51153,41 @@
         </w:numPr>
       </w:pPr>
       <w:r>
-        <w:t xml:space="preserve">Ổ cứng: 5 GB trống</w:t>
-      </w:r>
-    </w:p>
-    <w:bookmarkEnd w:id="205"/>
-    <w:bookmarkStart w:id="206" w:name="phần-mềm"/>
+        <w:t xml:space="preserve">Node.js 18.17.0 trở lên + npm 9.x — cần thiết cho frontend</w:t>
+      </w:r>
+    </w:p>
+    <w:p>
+      <w:pPr>
+        <w:pStyle w:val="Compact"/>
+        <w:numPr>
+          <w:ilvl w:val="0"/>
+          <w:numId w:val="1050"/>
+        </w:numPr>
+      </w:pPr>
+      <w:r>
+        <w:t xml:space="preserve">MySQL 8.0 (cài qua XAMPP cho dev, hoặc Docker cho production)</w:t>
+      </w:r>
+    </w:p>
+    <w:p>
+      <w:pPr>
+        <w:pStyle w:val="Compact"/>
+        <w:numPr>
+          <w:ilvl w:val="0"/>
+          <w:numId w:val="1050"/>
+        </w:numPr>
+      </w:pPr>
+      <w:r>
+        <w:t xml:space="preserve">(Tuỳ chọn) Docker + Docker Compose nếu muốn dùng container</w:t>
+      </w:r>
+    </w:p>
+    <w:bookmarkEnd w:id="200"/>
+    <w:bookmarkStart w:id="201" w:name="trình-duyệt-được-hỗ-trợ"/>
     <w:p>
       <w:pPr>
         <w:pStyle w:val="Heading3"/>
       </w:pPr>
       <w:r>
-        <w:t xml:space="preserve">Phần mềm</w:t>
+        <w:t xml:space="preserve">Trình duyệt được hỗ trợ</w:t>
       </w:r>
     </w:p>
     <w:p>
@@ -53517,7 +51199,7 @@
         </w:numPr>
       </w:pPr>
       <w:r>
-        <w:t xml:space="preserve">Hệ điều hành: Windows 10/11, macOS Big Sur trở lên, hoặc Ubuntu 20.04+</w:t>
+        <w:t xml:space="preserve">Google Chrome 100+</w:t>
       </w:r>
     </w:p>
     <w:p>
@@ -53529,7 +51211,7 @@
         </w:numPr>
       </w:pPr>
       <w:r>
-        <w:t xml:space="preserve">Java JDK 17 (LTS) — cần thiết để chạy backend</w:t>
+        <w:t xml:space="preserve">Mozilla Firefox 95+</w:t>
       </w:r>
     </w:p>
     <w:p>
@@ -53541,7 +51223,7 @@
         </w:numPr>
       </w:pPr>
       <w:r>
-        <w:t xml:space="preserve">Node.js 18.17.0 trở lên + npm 9.x — cần thiết cho frontend</w:t>
+        <w:t xml:space="preserve">Microsoft Edge 100+</w:t>
       </w:r>
     </w:p>
     <w:p>
@@ -53553,29 +51235,107 @@
         </w:numPr>
       </w:pPr>
       <w:r>
-        <w:t xml:space="preserve">MySQL 8.0 (cài qua XAMPP cho dev, hoặc Docker cho production)</w:t>
-      </w:r>
-    </w:p>
-    <w:p>
-      <w:pPr>
-        <w:pStyle w:val="Compact"/>
-        <w:numPr>
-          <w:ilvl w:val="0"/>
-          <w:numId w:val="1051"/>
-        </w:numPr>
-      </w:pPr>
-      <w:r>
-        <w:t xml:space="preserve">(Tuỳ chọn) Docker + Docker Compose nếu muốn dùng container</w:t>
-      </w:r>
-    </w:p>
-    <w:bookmarkEnd w:id="206"/>
-    <w:bookmarkStart w:id="207" w:name="trình-duyệt-được-hỗ-trợ"/>
+        <w:t xml:space="preserve">Safari 15+</w:t>
+      </w:r>
+    </w:p>
+    <w:bookmarkEnd w:id="201"/>
+    <w:bookmarkEnd w:id="202"/>
+    <w:bookmarkStart w:id="208" w:name="hướng-dẫn-cài-đặt"/>
+    <w:p>
+      <w:pPr>
+        <w:pStyle w:val="Heading2"/>
+      </w:pPr>
+      <w:r>
+        <w:t xml:space="preserve">8.3 Hướng dẫn cài đặt</w:t>
+      </w:r>
+    </w:p>
+    <w:bookmarkStart w:id="206" w:name="cách-1-chạy-local-với-xampp-dành-cho-dev"/>
     <w:p>
       <w:pPr>
         <w:pStyle w:val="Heading3"/>
       </w:pPr>
       <w:r>
-        <w:t xml:space="preserve">Trình duyệt được hỗ trợ</w:t>
+        <w:t xml:space="preserve">Cách 1 — Chạy local với XAMPP (dành cho dev)</w:t>
+      </w:r>
+    </w:p>
+    <w:p>
+      <w:pPr>
+        <w:pStyle w:val="FirstParagraph"/>
+      </w:pPr>
+      <w:r>
+        <w:rPr>
+          <w:b/>
+          <w:bCs/>
+        </w:rPr>
+        <w:t xml:space="preserve">Bước 1: Clone source code</w:t>
+      </w:r>
+    </w:p>
+    <w:p>
+      <w:pPr>
+        <w:pStyle w:val="SourceCode"/>
+      </w:pPr>
+      <w:r>
+        <w:rPr>
+          <w:rStyle w:val="FunctionTok"/>
+        </w:rPr>
+        <w:t xml:space="preserve">git</w:t>
+      </w:r>
+      <w:r>
+        <w:rPr>
+          <w:rStyle w:val="NormalTok"/>
+        </w:rPr>
+        <w:t xml:space="preserve"> clone https://github.com/</w:t>
+      </w:r>
+      <w:r>
+        <w:rPr>
+          <w:rStyle w:val="OperatorTok"/>
+        </w:rPr>
+        <w:t xml:space="preserve">&lt;</w:t>
+      </w:r>
+      <w:r>
+        <w:rPr>
+          <w:rStyle w:val="NormalTok"/>
+        </w:rPr>
+        <w:t xml:space="preserve">nhom13</w:t>
+      </w:r>
+      <w:r>
+        <w:rPr>
+          <w:rStyle w:val="OperatorTok"/>
+        </w:rPr>
+        <w:t xml:space="preserve">&gt;</w:t>
+      </w:r>
+      <w:r>
+        <w:rPr>
+          <w:rStyle w:val="NormalTok"/>
+        </w:rPr>
+        <w:t xml:space="preserve">/AppBanHang.git</w:t>
+      </w:r>
+      <w:r>
+        <w:br/>
+      </w:r>
+      <w:r>
+        <w:rPr>
+          <w:rStyle w:val="BuiltInTok"/>
+        </w:rPr>
+        <w:t xml:space="preserve">cd</w:t>
+      </w:r>
+      <w:r>
+        <w:rPr>
+          <w:rStyle w:val="NormalTok"/>
+        </w:rPr>
+        <w:t xml:space="preserve"> AppBanHang</w:t>
+      </w:r>
+    </w:p>
+    <w:p>
+      <w:pPr>
+        <w:pStyle w:val="FirstParagraph"/>
+      </w:pPr>
+      <w:r>
+        <w:rPr>
+          <w:b/>
+          <w:bCs/>
+        </w:rPr>
+        <w:t xml:space="preserve">Bước 2: Cài đặt MySQL qua XAMPP</w:t>
       </w:r>
     </w:p>
     <w:p>
@@ -53587,160 +51347,12 @@
         </w:numPr>
       </w:pPr>
       <w:r>
-        <w:t xml:space="preserve">Google Chrome 100+</w:t>
-      </w:r>
-    </w:p>
-    <w:p>
-      <w:pPr>
-        <w:pStyle w:val="Compact"/>
-        <w:numPr>
-          <w:ilvl w:val="0"/>
-          <w:numId w:val="1052"/>
-        </w:numPr>
-      </w:pPr>
-      <w:r>
-        <w:t xml:space="preserve">Mozilla Firefox 95+</w:t>
-      </w:r>
-    </w:p>
-    <w:p>
-      <w:pPr>
-        <w:pStyle w:val="Compact"/>
-        <w:numPr>
-          <w:ilvl w:val="0"/>
-          <w:numId w:val="1052"/>
-        </w:numPr>
-      </w:pPr>
-      <w:r>
-        <w:t xml:space="preserve">Microsoft Edge 100+</w:t>
-      </w:r>
-    </w:p>
-    <w:p>
-      <w:pPr>
-        <w:pStyle w:val="Compact"/>
-        <w:numPr>
-          <w:ilvl w:val="0"/>
-          <w:numId w:val="1052"/>
-        </w:numPr>
-      </w:pPr>
-      <w:r>
-        <w:t xml:space="preserve">Safari 15+</w:t>
-      </w:r>
-    </w:p>
-    <w:bookmarkEnd w:id="207"/>
-    <w:bookmarkEnd w:id="208"/>
-    <w:bookmarkStart w:id="214" w:name="hướng-dẫn-cài-đặt"/>
-    <w:p>
-      <w:pPr>
-        <w:pStyle w:val="Heading2"/>
-      </w:pPr>
-      <w:r>
-        <w:t xml:space="preserve">8.3 Hướng dẫn cài đặt</w:t>
-      </w:r>
-    </w:p>
-    <w:bookmarkStart w:id="212" w:name="cách-1-chạy-local-với-xampp-dành-cho-dev"/>
-    <w:p>
-      <w:pPr>
-        <w:pStyle w:val="Heading3"/>
-      </w:pPr>
-      <w:r>
-        <w:t xml:space="preserve">Cách 1 — Chạy local với XAMPP (dành cho dev)</w:t>
-      </w:r>
-    </w:p>
-    <w:p>
-      <w:pPr>
-        <w:pStyle w:val="FirstParagraph"/>
-      </w:pPr>
-      <w:r>
-        <w:rPr>
-          <w:b/>
-          <w:bCs/>
-        </w:rPr>
-        <w:t xml:space="preserve">Bước 1: Clone source code</w:t>
-      </w:r>
-    </w:p>
-    <w:p>
-      <w:pPr>
-        <w:pStyle w:val="SourceCode"/>
-      </w:pPr>
-      <w:r>
-        <w:rPr>
-          <w:rStyle w:val="FunctionTok"/>
-        </w:rPr>
-        <w:t xml:space="preserve">git</w:t>
-      </w:r>
-      <w:r>
-        <w:rPr>
-          <w:rStyle w:val="NormalTok"/>
-        </w:rPr>
-        <w:t xml:space="preserve"> clone https://github.com/</w:t>
-      </w:r>
-      <w:r>
-        <w:rPr>
-          <w:rStyle w:val="OperatorTok"/>
-        </w:rPr>
-        <w:t xml:space="preserve">&lt;</w:t>
-      </w:r>
-      <w:r>
-        <w:rPr>
-          <w:rStyle w:val="NormalTok"/>
-        </w:rPr>
-        <w:t xml:space="preserve">nhom13</w:t>
-      </w:r>
-      <w:r>
-        <w:rPr>
-          <w:rStyle w:val="OperatorTok"/>
-        </w:rPr>
-        <w:t xml:space="preserve">&gt;</w:t>
-      </w:r>
-      <w:r>
-        <w:rPr>
-          <w:rStyle w:val="NormalTok"/>
-        </w:rPr>
-        <w:t xml:space="preserve">/AppBanHang.git</w:t>
-      </w:r>
-      <w:r>
-        <w:br/>
-      </w:r>
-      <w:r>
-        <w:rPr>
-          <w:rStyle w:val="BuiltInTok"/>
-        </w:rPr>
-        <w:t xml:space="preserve">cd</w:t>
-      </w:r>
-      <w:r>
-        <w:rPr>
-          <w:rStyle w:val="NormalTok"/>
-        </w:rPr>
-        <w:t xml:space="preserve"> AppBanHang</w:t>
-      </w:r>
-    </w:p>
-    <w:p>
-      <w:pPr>
-        <w:pStyle w:val="FirstParagraph"/>
-      </w:pPr>
-      <w:r>
-        <w:rPr>
-          <w:b/>
-          <w:bCs/>
-        </w:rPr>
-        <w:t xml:space="preserve">Bước 2: Cài đặt MySQL qua XAMPP</w:t>
-      </w:r>
-    </w:p>
-    <w:p>
-      <w:pPr>
-        <w:pStyle w:val="Compact"/>
-        <w:numPr>
-          <w:ilvl w:val="0"/>
-          <w:numId w:val="1053"/>
-        </w:numPr>
-      </w:pPr>
-      <w:r>
         <w:t xml:space="preserve">Tải XAMPP từ</w:t>
       </w:r>
       <w:r>
         <w:t xml:space="preserve"> </w:t>
       </w:r>
-      <w:hyperlink r:id="rId209">
+      <w:hyperlink r:id="rId203">
         <w:r>
           <w:rPr>
             <w:rStyle w:val="Hyperlink"/>
@@ -53760,7 +51372,7 @@
         <w:pStyle w:val="Compact"/>
         <w:numPr>
           <w:ilvl w:val="0"/>
-          <w:numId w:val="1053"/>
+          <w:numId w:val="1052"/>
         </w:numPr>
       </w:pPr>
       <w:r>
@@ -53772,7 +51384,7 @@
         <w:pStyle w:val="Compact"/>
         <w:numPr>
           <w:ilvl w:val="0"/>
-          <w:numId w:val="1053"/>
+          <w:numId w:val="1052"/>
         </w:numPr>
       </w:pPr>
       <w:r>
@@ -53796,7 +51408,7 @@
         <w:pStyle w:val="Compact"/>
         <w:numPr>
           <w:ilvl w:val="0"/>
-          <w:numId w:val="1053"/>
+          <w:numId w:val="1052"/>
         </w:numPr>
       </w:pPr>
       <w:r>
@@ -53887,7 +51499,7 @@
       <w:r>
         <w:t xml:space="preserve"> </w:t>
       </w:r>
-      <w:hyperlink r:id="rId210">
+      <w:hyperlink r:id="rId204">
         <w:r>
           <w:rPr>
             <w:rStyle w:val="Hyperlink"/>
@@ -53988,7 +51600,7 @@
       <w:r>
         <w:t xml:space="preserve"> </w:t>
       </w:r>
-      <w:hyperlink r:id="rId211">
+      <w:hyperlink r:id="rId205">
         <w:r>
           <w:rPr>
             <w:rStyle w:val="Hyperlink"/>
@@ -54000,8 +51612,8 @@
         <w:t xml:space="preserve">. Mở trình duyệt vào địa chỉ này.</w:t>
       </w:r>
     </w:p>
-    <w:bookmarkEnd w:id="212"/>
-    <w:bookmarkStart w:id="213" w:name="Xe1533ca7fa2cea3d6f9fe1cdb6f084d6a0141d0"/>
+    <w:bookmarkEnd w:id="206"/>
+    <w:bookmarkStart w:id="207" w:name="Xe1533ca7fa2cea3d6f9fe1cdb6f084d6a0141d0"/>
     <w:p>
       <w:pPr>
         <w:pStyle w:val="Heading3"/>
@@ -54117,9 +51729,9 @@
         <w:t xml:space="preserve">--build</w:t>
       </w:r>
     </w:p>
-    <w:bookmarkEnd w:id="213"/>
-    <w:bookmarkEnd w:id="214"/>
-    <w:bookmarkStart w:id="218" w:name="hướng-dẫn-sử-dụng"/>
+    <w:bookmarkEnd w:id="207"/>
+    <w:bookmarkEnd w:id="208"/>
+    <w:bookmarkStart w:id="212" w:name="hướng-dẫn-sử-dụng"/>
     <w:p>
       <w:pPr>
         <w:pStyle w:val="Heading2"/>
@@ -54128,7 +51740,7 @@
         <w:t xml:space="preserve">8.4 Hướng dẫn sử dụng</w:t>
       </w:r>
     </w:p>
-    <w:bookmarkStart w:id="215" w:name="đăng-nhập"/>
+    <w:bookmarkStart w:id="209" w:name="đăng-nhập"/>
     <w:p>
       <w:pPr>
         <w:pStyle w:val="Heading3"/>
@@ -54147,7 +51759,7 @@
       <w:r>
         <w:t xml:space="preserve"> </w:t>
       </w:r>
-      <w:hyperlink r:id="rId211">
+      <w:hyperlink r:id="rId205">
         <w:r>
           <w:rPr>
             <w:rStyle w:val="Hyperlink"/>
@@ -54544,8 +52156,8 @@
         </w:tc>
       </w:tr>
     </w:tbl>
-    <w:bookmarkEnd w:id="215"/>
-    <w:bookmarkStart w:id="216" w:name="luồng-demo-gợi-ý"/>
+    <w:bookmarkEnd w:id="209"/>
+    <w:bookmarkStart w:id="210" w:name="luồng-demo-gợi-ý"/>
     <w:p>
       <w:pPr>
         <w:pStyle w:val="Heading3"/>
@@ -54805,8 +52417,8 @@
         <w:t xml:space="preserve">Warehouse gửi message cho Site. Site đăng nhập, mở discrepancy, phản hồi. Warehouse mark resolved.</w:t>
       </w:r>
     </w:p>
-    <w:bookmarkEnd w:id="216"/>
-    <w:bookmarkStart w:id="217" w:name="lưu-ý-khi-sử-dụng"/>
+    <w:bookmarkEnd w:id="210"/>
+    <w:bookmarkStart w:id="211" w:name="lưu-ý-khi-sử-dụng"/>
     <w:p>
       <w:pPr>
         <w:pStyle w:val="Heading3"/>
@@ -54820,7 +52432,7 @@
         <w:pStyle w:val="Compact"/>
         <w:numPr>
           <w:ilvl w:val="0"/>
-          <w:numId w:val="1054"/>
+          <w:numId w:val="1053"/>
         </w:numPr>
       </w:pPr>
       <w:r>
@@ -54832,7 +52444,7 @@
         <w:pStyle w:val="Compact"/>
         <w:numPr>
           <w:ilvl w:val="0"/>
-          <w:numId w:val="1054"/>
+          <w:numId w:val="1053"/>
         </w:numPr>
       </w:pPr>
       <w:r>
@@ -54844,7 +52456,7 @@
         <w:pStyle w:val="Compact"/>
         <w:numPr>
           <w:ilvl w:val="0"/>
-          <w:numId w:val="1054"/>
+          <w:numId w:val="1053"/>
         </w:numPr>
       </w:pPr>
       <w:r>
@@ -54871,7 +52483,7 @@
         <w:pStyle w:val="Compact"/>
         <w:numPr>
           <w:ilvl w:val="0"/>
-          <w:numId w:val="1054"/>
+          <w:numId w:val="1053"/>
         </w:numPr>
       </w:pPr>
       <w:r>
@@ -54905,10 +52517,10 @@
         <w:t xml:space="preserve">, hoặc dùng nút VI/EN ở góc phải trên AppBar.</w:t>
       </w:r>
     </w:p>
-    <w:bookmarkEnd w:id="217"/>
-    <w:bookmarkEnd w:id="218"/>
-    <w:bookmarkEnd w:id="219"/>
-    <w:bookmarkStart w:id="221" w:name="nhật-ký-làm-việc-nhóm"/>
+    <w:bookmarkEnd w:id="211"/>
+    <w:bookmarkEnd w:id="212"/>
+    <w:bookmarkEnd w:id="213"/>
+    <w:bookmarkStart w:id="215" w:name="nhật-ký-làm-việc-nhóm"/>
     <w:p>
       <w:pPr>
         <w:pStyle w:val="Heading1"/>
@@ -55449,7 +53061,7 @@
               <w:pStyle w:val="Compact"/>
             </w:pPr>
             <w:r>
-              <w:t xml:space="preserve">Viết unit test, manual UI test, ghi lại test case</w:t>
+              <w:t xml:space="preserve">Kiểm thử use case theo từng vai trò, ghi lại test case + fix bug phát hiện</w:t>
             </w:r>
           </w:p>
         </w:tc>
@@ -55501,7 +53113,7 @@
         </w:tc>
       </w:tr>
     </w:tbl>
-    <w:bookmarkStart w:id="220" w:name="đóng-góp-của-các-thành-viên"/>
+    <w:bookmarkStart w:id="214" w:name="đóng-góp-của-các-thành-viên"/>
     <w:p>
       <w:pPr>
         <w:pStyle w:val="Heading2"/>
@@ -55875,8 +53487,8 @@
         <w:t xml:space="preserve">Hết —</w:t>
       </w:r>
     </w:p>
-    <w:bookmarkEnd w:id="220"/>
-    <w:bookmarkEnd w:id="221"/>
+    <w:bookmarkEnd w:id="214"/>
+    <w:bookmarkEnd w:id="215"/>
     <w:sectPr>
       <w:footnotePr>
         <w:numRestart w:val="eachSect"/>
@@ -56332,9 +53944,6 @@
     <w:abstractNumId w:val="991"/>
   </w:num>
   <w:num w:numId="1052">
-    <w:abstractNumId w:val="991"/>
-  </w:num>
-  <w:num w:numId="1053">
     <w:abstractNumId w:val="99411"/>
     <w:lvlOverride w:ilvl="0">
       <w:startOverride w:val="1"/>
@@ -56364,7 +53973,7 @@
       <w:startOverride w:val="1"/>
     </w:lvlOverride>
   </w:num>
-  <w:num w:numId="1054">
+  <w:num w:numId="1053">
     <w:abstractNumId w:val="991"/>
   </w:num>
 </w:numbering>
